--- a/asset_diff_2026-07-19.docx
+++ b/asset_diff_2026-07-19.docx
@@ -1548,6 +1548,69 @@
         <w:tc>
           <w:tcPr>
             <w:tcW w:type="dxa" w:w="1728"/>
+            <w:shd w:fill="FFF3CD"/>
+          </w:tcPr>
+          <w:p>
+            <w:pPr>
+              <w:jc w:val="left"/>
+            </w:pPr>
+            <w:r/>
+            <w:r>
+              <w:rPr>
+                <w:b/>
+                <w:color w:val="1F2937"/>
+                <w:sz w:val="20"/>
+              </w:rPr>
+              <w:t>明細加總</w:t>
+            </w:r>
+          </w:p>
+        </w:tc>
+        <w:tc>
+          <w:tcPr>
+            <w:tcW w:type="dxa" w:w="1728"/>
+            <w:shd w:fill="FFF3CD"/>
+          </w:tcPr>
+          <w:p/>
+        </w:tc>
+        <w:tc>
+          <w:tcPr>
+            <w:tcW w:type="dxa" w:w="1728"/>
+            <w:shd w:fill="FFF3CD"/>
+          </w:tcPr>
+          <w:p/>
+        </w:tc>
+        <w:tc>
+          <w:tcPr>
+            <w:tcW w:type="dxa" w:w="1728"/>
+            <w:shd w:fill="FFF3CD"/>
+          </w:tcPr>
+          <w:p>
+            <w:pPr>
+              <w:jc w:val="right"/>
+            </w:pPr>
+            <w:r/>
+            <w:r>
+              <w:rPr>
+                <w:b/>
+                <w:color w:val="1F2937"/>
+                <w:sz w:val="20"/>
+              </w:rPr>
+              <w:t>2,208,900</w:t>
+            </w:r>
+          </w:p>
+        </w:tc>
+        <w:tc>
+          <w:tcPr>
+            <w:tcW w:type="dxa" w:w="1728"/>
+            <w:shd w:fill="FFF3CD"/>
+          </w:tcPr>
+          <w:p/>
+        </w:tc>
+      </w:tr>
+      <w:tr>
+        <w:tc>
+          <w:tcPr>
+            <w:tcW w:type="dxa" w:w="1728"/>
             <w:shd w:fill="F0F4F8"/>
           </w:tcPr>
           <w:p>
@@ -1561,7 +1624,7 @@
                 <w:color w:val="1F2937"/>
                 <w:sz w:val="20"/>
               </w:rPr>
-              <w:t>Total</w:t>
+              <w:t>證券總市值（market）</w:t>
             </w:r>
           </w:p>
         </w:tc>
@@ -1592,10 +1655,10 @@
             <w:r>
               <w:rPr>
                 <w:b/>
-                <w:color w:val="1F2937"/>
-                <w:sz w:val="20"/>
+                <w:color w:val="1B365D"/>
+                <w:sz w:val="22"/>
               </w:rPr>
-              <w:t>2,208,900</w:t>
+              <w:t>2,158,900</w:t>
             </w:r>
           </w:p>
         </w:tc>
@@ -1634,13 +1697,14 @@
         <w:tblLook w:firstColumn="1" w:firstRow="1" w:lastColumn="0" w:lastRow="0" w:noHBand="0" w:noVBand="1" w:val="04A0"/>
       </w:tblPr>
       <w:tblGrid>
-        <w:gridCol w:w="4320"/>
-        <w:gridCol w:w="4320"/>
+        <w:gridCol w:w="2880"/>
+        <w:gridCol w:w="2880"/>
+        <w:gridCol w:w="2880"/>
       </w:tblGrid>
       <w:tr>
         <w:tc>
           <w:tcPr>
-            <w:tcW w:type="dxa" w:w="4320"/>
+            <w:tcW w:type="dxa" w:w="2880"/>
             <w:shd w:fill="1B365D"/>
           </w:tcPr>
           <w:p>
@@ -1660,7 +1724,7 @@
         </w:tc>
         <w:tc>
           <w:tcPr>
-            <w:tcW w:type="dxa" w:w="4320"/>
+            <w:tcW w:type="dxa" w:w="2880"/>
             <w:shd w:fill="1B365D"/>
           </w:tcPr>
           <w:p>
@@ -1674,7 +1738,27 @@
                 <w:color w:val="FFFFFF"/>
                 <w:sz w:val="20"/>
               </w:rPr>
-              <w:t>市值</w:t>
+              <w:t>市值（台幣）</w:t>
+            </w:r>
+          </w:p>
+        </w:tc>
+        <w:tc>
+          <w:tcPr>
+            <w:tcW w:type="dxa" w:w="2880"/>
+            <w:shd w:fill="1B365D"/>
+          </w:tcPr>
+          <w:p>
+            <w:pPr>
+              <w:jc w:val="center"/>
+            </w:pPr>
+            <w:r/>
+            <w:r>
+              <w:rPr>
+                <w:b/>
+                <w:color w:val="FFFFFF"/>
+                <w:sz w:val="20"/>
+              </w:rPr>
+              <w:t>幣別/備註</w:t>
             </w:r>
           </w:p>
         </w:tc>
@@ -1682,7 +1766,7 @@
       <w:tr>
         <w:tc>
           <w:tcPr>
-            <w:tcW w:type="dxa" w:w="4320"/>
+            <w:tcW w:type="dxa" w:w="2880"/>
             <w:shd w:fill="FAFBFC"/>
           </w:tcPr>
           <w:p>
@@ -1696,13 +1780,13 @@
                 <w:color w:val="1F2937"/>
                 <w:sz w:val="20"/>
               </w:rPr>
-              <w:t>台新美日台半導體A-日圓</w:t>
+              <w:t>台新美日台半導體A-日元</w:t>
             </w:r>
           </w:p>
         </w:tc>
         <w:tc>
           <w:tcPr>
-            <w:tcW w:type="dxa" w:w="4320"/>
+            <w:tcW w:type="dxa" w:w="2880"/>
             <w:shd w:fill="FAFBFC"/>
           </w:tcPr>
           <w:p>
@@ -1716,7 +1800,27 @@
                 <w:color w:val="1F2937"/>
                 <w:sz w:val="20"/>
               </w:rPr>
-              <w:t>647,977</w:t>
+              <w:t>129,595</w:t>
+            </w:r>
+          </w:p>
+        </w:tc>
+        <w:tc>
+          <w:tcPr>
+            <w:tcW w:type="dxa" w:w="2880"/>
+            <w:shd w:fill="FAFBFC"/>
+          </w:tcPr>
+          <w:p>
+            <w:pPr>
+              <w:jc w:val="left"/>
+            </w:pPr>
+            <w:r/>
+            <w:r>
+              <w:rPr>
+                <w:b w:val="0"/>
+                <w:color w:val="6B7280"/>
+                <w:sz w:val="20"/>
+              </w:rPr>
+              <w:t>JPY換算</w:t>
             </w:r>
           </w:p>
         </w:tc>
@@ -1724,7 +1828,7 @@
       <w:tr>
         <w:tc>
           <w:tcPr>
-            <w:tcW w:type="dxa" w:w="4320"/>
+            <w:tcW w:type="dxa" w:w="2880"/>
           </w:tcPr>
           <w:p>
             <w:pPr>
@@ -1743,7 +1847,7 @@
         </w:tc>
         <w:tc>
           <w:tcPr>
-            <w:tcW w:type="dxa" w:w="4320"/>
+            <w:tcW w:type="dxa" w:w="2880"/>
           </w:tcPr>
           <w:p>
             <w:pPr>
@@ -1760,11 +1864,30 @@
             </w:r>
           </w:p>
         </w:tc>
+        <w:tc>
+          <w:tcPr>
+            <w:tcW w:type="dxa" w:w="2880"/>
+          </w:tcPr>
+          <w:p>
+            <w:pPr>
+              <w:jc w:val="left"/>
+            </w:pPr>
+            <w:r/>
+            <w:r>
+              <w:rPr>
+                <w:b w:val="0"/>
+                <w:color w:val="6B7280"/>
+                <w:sz w:val="20"/>
+              </w:rPr>
+              <w:t>TWD</w:t>
+            </w:r>
+          </w:p>
+        </w:tc>
       </w:tr>
       <w:tr>
         <w:tc>
           <w:tcPr>
-            <w:tcW w:type="dxa" w:w="4320"/>
+            <w:tcW w:type="dxa" w:w="2880"/>
             <w:shd w:fill="FAFBFC"/>
           </w:tcPr>
           <w:p>
@@ -1784,7 +1907,7 @@
         </w:tc>
         <w:tc>
           <w:tcPr>
-            <w:tcW w:type="dxa" w:w="4320"/>
+            <w:tcW w:type="dxa" w:w="2880"/>
             <w:shd w:fill="FAFBFC"/>
           </w:tcPr>
           <w:p>
@@ -1802,11 +1925,91 @@
             </w:r>
           </w:p>
         </w:tc>
+        <w:tc>
+          <w:tcPr>
+            <w:tcW w:type="dxa" w:w="2880"/>
+            <w:shd w:fill="FAFBFC"/>
+          </w:tcPr>
+          <w:p>
+            <w:pPr>
+              <w:jc w:val="left"/>
+            </w:pPr>
+            <w:r/>
+            <w:r>
+              <w:rPr>
+                <w:b w:val="0"/>
+                <w:color w:val="6B7280"/>
+                <w:sz w:val="20"/>
+              </w:rPr>
+              <w:t>TWD</w:t>
+            </w:r>
+          </w:p>
+        </w:tc>
       </w:tr>
       <w:tr>
         <w:tc>
           <w:tcPr>
-            <w:tcW w:type="dxa" w:w="4320"/>
+            <w:tcW w:type="dxa" w:w="2880"/>
+          </w:tcPr>
+          <w:p>
+            <w:pPr>
+              <w:jc w:val="left"/>
+            </w:pPr>
+            <w:r/>
+            <w:r>
+              <w:rPr>
+                <w:b w:val="0"/>
+                <w:color w:val="1F2937"/>
+                <w:sz w:val="20"/>
+              </w:rPr>
+              <w:t>0050連結B配息</w:t>
+            </w:r>
+          </w:p>
+        </w:tc>
+        <w:tc>
+          <w:tcPr>
+            <w:tcW w:type="dxa" w:w="2880"/>
+          </w:tcPr>
+          <w:p>
+            <w:pPr>
+              <w:jc w:val="right"/>
+            </w:pPr>
+            <w:r/>
+            <w:r>
+              <w:rPr>
+                <w:b w:val="0"/>
+                <w:color w:val="1F2937"/>
+                <w:sz w:val="20"/>
+              </w:rPr>
+              <w:t>44,914</w:t>
+            </w:r>
+          </w:p>
+        </w:tc>
+        <w:tc>
+          <w:tcPr>
+            <w:tcW w:type="dxa" w:w="2880"/>
+          </w:tcPr>
+          <w:p>
+            <w:pPr>
+              <w:jc w:val="left"/>
+            </w:pPr>
+            <w:r/>
+            <w:r>
+              <w:rPr>
+                <w:b w:val="0"/>
+                <w:color w:val="6B7280"/>
+                <w:sz w:val="20"/>
+              </w:rPr>
+              <w:t>TWD</w:t>
+            </w:r>
+          </w:p>
+        </w:tc>
+      </w:tr>
+      <w:tr>
+        <w:tc>
+          <w:tcPr>
+            <w:tcW w:type="dxa" w:w="2880"/>
+            <w:shd w:fill="FAFBFC"/>
           </w:tcPr>
           <w:p>
             <w:pPr>
@@ -1825,7 +2028,8 @@
         </w:tc>
         <w:tc>
           <w:tcPr>
-            <w:tcW w:type="dxa" w:w="4320"/>
+            <w:tcW w:type="dxa" w:w="2880"/>
+            <w:shd w:fill="FAFBFC"/>
           </w:tcPr>
           <w:p>
             <w:pPr>
@@ -1842,12 +2046,31 @@
             </w:r>
           </w:p>
         </w:tc>
+        <w:tc>
+          <w:tcPr>
+            <w:tcW w:type="dxa" w:w="2880"/>
+            <w:shd w:fill="FAFBFC"/>
+          </w:tcPr>
+          <w:p>
+            <w:pPr>
+              <w:jc w:val="left"/>
+            </w:pPr>
+            <w:r/>
+            <w:r>
+              <w:rPr>
+                <w:b w:val="0"/>
+                <w:color w:val="6B7280"/>
+                <w:sz w:val="20"/>
+              </w:rPr>
+              <w:t>TWD</w:t>
+            </w:r>
+          </w:p>
+        </w:tc>
       </w:tr>
       <w:tr>
         <w:tc>
           <w:tcPr>
-            <w:tcW w:type="dxa" w:w="4320"/>
-            <w:shd w:fill="FAFBFC"/>
+            <w:tcW w:type="dxa" w:w="2880"/>
           </w:tcPr>
           <w:p>
             <w:pPr>
@@ -1866,8 +2089,7 @@
         </w:tc>
         <w:tc>
           <w:tcPr>
-            <w:tcW w:type="dxa" w:w="4320"/>
-            <w:shd w:fill="FAFBFC"/>
+            <w:tcW w:type="dxa" w:w="2880"/>
           </w:tcPr>
           <w:p>
             <w:pPr>
@@ -1884,11 +2106,9 @@
             </w:r>
           </w:p>
         </w:tc>
-      </w:tr>
-      <w:tr>
         <w:tc>
           <w:tcPr>
-            <w:tcW w:type="dxa" w:w="4320"/>
+            <w:tcW w:type="dxa" w:w="2880"/>
           </w:tcPr>
           <w:p>
             <w:pPr>
@@ -1898,29 +2118,10 @@
             <w:r>
               <w:rPr>
                 <w:b w:val="0"/>
-                <w:color w:val="1F2937"/>
+                <w:color w:val="6B7280"/>
                 <w:sz w:val="20"/>
               </w:rPr>
-              <w:t>0050連結_B配息</w:t>
-            </w:r>
-          </w:p>
-        </w:tc>
-        <w:tc>
-          <w:tcPr>
-            <w:tcW w:type="dxa" w:w="4320"/>
-          </w:tcPr>
-          <w:p>
-            <w:pPr>
-              <w:jc w:val="right"/>
-            </w:pPr>
-            <w:r/>
-            <w:r>
-              <w:rPr>
-                <w:b w:val="0"/>
-                <w:color w:val="1F2937"/>
-                <w:sz w:val="20"/>
-              </w:rPr>
-              <w:t>44,914</w:t>
+              <w:t>TWD</w:t>
             </w:r>
           </w:p>
         </w:tc>
@@ -1928,7 +2129,7 @@
       <w:tr>
         <w:tc>
           <w:tcPr>
-            <w:tcW w:type="dxa" w:w="4320"/>
+            <w:tcW w:type="dxa" w:w="2880"/>
             <w:shd w:fill="FAFBFC"/>
           </w:tcPr>
           <w:p>
@@ -1948,7 +2149,7 @@
         </w:tc>
         <w:tc>
           <w:tcPr>
-            <w:tcW w:type="dxa" w:w="4320"/>
+            <w:tcW w:type="dxa" w:w="2880"/>
             <w:shd w:fill="FAFBFC"/>
           </w:tcPr>
           <w:p>
@@ -1966,11 +2167,139 @@
             </w:r>
           </w:p>
         </w:tc>
+        <w:tc>
+          <w:tcPr>
+            <w:tcW w:type="dxa" w:w="2880"/>
+            <w:shd w:fill="FAFBFC"/>
+          </w:tcPr>
+          <w:p>
+            <w:pPr>
+              <w:jc w:val="left"/>
+            </w:pPr>
+            <w:r/>
+            <w:r>
+              <w:rPr>
+                <w:b w:val="0"/>
+                <w:color w:val="6B7280"/>
+                <w:sz w:val="20"/>
+              </w:rPr>
+              <w:t>TWD</w:t>
+            </w:r>
+          </w:p>
+        </w:tc>
       </w:tr>
       <w:tr>
         <w:tc>
           <w:tcPr>
-            <w:tcW w:type="dxa" w:w="4320"/>
+            <w:tcW w:type="dxa" w:w="2880"/>
+          </w:tcPr>
+          <w:p>
+            <w:pPr>
+              <w:jc w:val="left"/>
+            </w:pPr>
+            <w:r/>
+            <w:r>
+              <w:rPr>
+                <w:b w:val="0"/>
+                <w:color w:val="1F2937"/>
+                <w:sz w:val="20"/>
+              </w:rPr>
+              <w:t>其他基金部位</w:t>
+            </w:r>
+          </w:p>
+        </w:tc>
+        <w:tc>
+          <w:tcPr>
+            <w:tcW w:type="dxa" w:w="2880"/>
+          </w:tcPr>
+          <w:p>
+            <w:pPr>
+              <w:jc w:val="right"/>
+            </w:pPr>
+            <w:r/>
+            <w:r>
+              <w:rPr>
+                <w:b w:val="0"/>
+                <w:color w:val="1F2937"/>
+                <w:sz w:val="20"/>
+              </w:rPr>
+              <w:t>52,603</w:t>
+            </w:r>
+          </w:p>
+        </w:tc>
+        <w:tc>
+          <w:tcPr>
+            <w:tcW w:type="dxa" w:w="2880"/>
+          </w:tcPr>
+          <w:p>
+            <w:pPr>
+              <w:jc w:val="left"/>
+            </w:pPr>
+            <w:r/>
+            <w:r>
+              <w:rPr>
+                <w:b w:val="0"/>
+                <w:color w:val="6B7280"/>
+                <w:sz w:val="20"/>
+              </w:rPr>
+              <w:t>TWD</w:t>
+            </w:r>
+          </w:p>
+        </w:tc>
+      </w:tr>
+      <w:tr>
+        <w:tc>
+          <w:tcPr>
+            <w:tcW w:type="dxa" w:w="2880"/>
+            <w:shd w:fill="FFF3CD"/>
+          </w:tcPr>
+          <w:p>
+            <w:pPr>
+              <w:jc w:val="left"/>
+            </w:pPr>
+            <w:r/>
+            <w:r>
+              <w:rPr>
+                <w:b/>
+                <w:color w:val="1F2937"/>
+                <w:sz w:val="20"/>
+              </w:rPr>
+              <w:t>明細加總</w:t>
+            </w:r>
+          </w:p>
+        </w:tc>
+        <w:tc>
+          <w:tcPr>
+            <w:tcW w:type="dxa" w:w="2880"/>
+            <w:shd w:fill="FFF3CD"/>
+          </w:tcPr>
+          <w:p>
+            <w:pPr>
+              <w:jc w:val="right"/>
+            </w:pPr>
+            <w:r/>
+            <w:r>
+              <w:rPr>
+                <w:b/>
+                <w:color w:val="1F2937"/>
+                <w:sz w:val="20"/>
+              </w:rPr>
+              <w:t>783,700</w:t>
+            </w:r>
+          </w:p>
+        </w:tc>
+        <w:tc>
+          <w:tcPr>
+            <w:tcW w:type="dxa" w:w="2880"/>
+            <w:shd w:fill="FFF3CD"/>
+          </w:tcPr>
+          <w:p/>
+        </w:tc>
+      </w:tr>
+      <w:tr>
+        <w:tc>
+          <w:tcPr>
+            <w:tcW w:type="dxa" w:w="2880"/>
             <w:shd w:fill="F0F4F8"/>
           </w:tcPr>
           <w:p>
@@ -1984,13 +2313,13 @@
                 <w:color w:val="1F2937"/>
                 <w:sz w:val="20"/>
               </w:rPr>
-              <w:t>Total</w:t>
+              <w:t>基金總市值（鉅亨網）</w:t>
             </w:r>
           </w:p>
         </w:tc>
         <w:tc>
           <w:tcPr>
-            <w:tcW w:type="dxa" w:w="4320"/>
+            <w:tcW w:type="dxa" w:w="2880"/>
             <w:shd w:fill="F0F4F8"/>
           </w:tcPr>
           <w:p>
@@ -2001,12 +2330,19 @@
             <w:r>
               <w:rPr>
                 <w:b/>
-                <w:color w:val="1F2937"/>
-                <w:sz w:val="20"/>
+                <w:color w:val="1B365D"/>
+                <w:sz w:val="22"/>
               </w:rPr>
-              <w:t>1,249,479</w:t>
+              <w:t>783,700</w:t>
             </w:r>
           </w:p>
+        </w:tc>
+        <w:tc>
+          <w:tcPr>
+            <w:tcW w:type="dxa" w:w="2880"/>
+            <w:shd w:fill="F0F4F8"/>
+          </w:tcPr>
+          <w:p/>
         </w:tc>
       </w:tr>
     </w:tbl>
@@ -2289,6 +2625,68 @@
         <w:tc>
           <w:tcPr>
             <w:tcW w:type="dxa" w:w="2880"/>
+            <w:shd w:fill="FFF3CD"/>
+          </w:tcPr>
+          <w:p>
+            <w:pPr>
+              <w:jc w:val="left"/>
+            </w:pPr>
+            <w:r/>
+            <w:r>
+              <w:rPr>
+                <w:b/>
+                <w:color w:val="1F2937"/>
+                <w:sz w:val="20"/>
+              </w:rPr>
+              <w:t>明細加總</w:t>
+            </w:r>
+          </w:p>
+        </w:tc>
+        <w:tc>
+          <w:tcPr>
+            <w:tcW w:type="dxa" w:w="2880"/>
+            <w:shd w:fill="FFF3CD"/>
+          </w:tcPr>
+          <w:p>
+            <w:pPr>
+              <w:jc w:val="right"/>
+            </w:pPr>
+            <w:r/>
+            <w:r>
+              <w:rPr>
+                <w:b/>
+                <w:color w:val="1F2937"/>
+                <w:sz w:val="20"/>
+              </w:rPr>
+              <w:t>9,802,995</w:t>
+            </w:r>
+          </w:p>
+        </w:tc>
+        <w:tc>
+          <w:tcPr>
+            <w:tcW w:type="dxa" w:w="2880"/>
+            <w:shd w:fill="FFF3CD"/>
+          </w:tcPr>
+          <w:p>
+            <w:pPr>
+              <w:jc w:val="right"/>
+            </w:pPr>
+            <w:r/>
+            <w:r>
+              <w:rPr>
+                <w:b/>
+                <w:color w:val="1F2937"/>
+                <w:sz w:val="20"/>
+              </w:rPr>
+              <w:t>9,802,995</w:t>
+            </w:r>
+          </w:p>
+        </w:tc>
+      </w:tr>
+      <w:tr>
+        <w:tc>
+          <w:tcPr>
+            <w:tcW w:type="dxa" w:w="2880"/>
             <w:shd w:fill="F0F4F8"/>
           </w:tcPr>
           <w:p>
@@ -2302,7 +2700,7 @@
                 <w:color w:val="1F2937"/>
                 <w:sz w:val="20"/>
               </w:rPr>
-              <w:t>Total</w:t>
+              <w:t>保單總現値（snapshot）</w:t>
             </w:r>
           </w:p>
         </w:tc>
@@ -2322,7 +2720,7 @@
                 <w:color w:val="1F2937"/>
                 <w:sz w:val="20"/>
               </w:rPr>
-              <w:t>9,802,995</w:t>
+              <w:t>11,791,280</w:t>
             </w:r>
           </w:p>
         </w:tc>
@@ -2339,10 +2737,10 @@
             <w:r>
               <w:rPr>
                 <w:b/>
-                <w:color w:val="1F2937"/>
-                <w:sz w:val="20"/>
+                <w:color w:val="1B365D"/>
+                <w:sz w:val="22"/>
               </w:rPr>
-              <w:t>9,802,995</w:t>
+              <w:t>9,876,282</w:t>
             </w:r>
           </w:p>
         </w:tc>
@@ -2430,7 +2828,7 @@
         <w:tc>
           <w:tcPr>
             <w:tcW w:type="dxa" w:w="4320"/>
-            <w:shd w:fill="FAFBFC"/>
+            <w:shd w:fill="F0F4F8"/>
           </w:tcPr>
           <w:p>
             <w:pPr>
@@ -2443,89 +2841,7 @@
                 <w:color w:val="1F2937"/>
                 <w:sz w:val="20"/>
               </w:rPr>
-              <w:t>高利活存</w:t>
-            </w:r>
-          </w:p>
-        </w:tc>
-        <w:tc>
-          <w:tcPr>
-            <w:tcW w:type="dxa" w:w="4320"/>
-            <w:shd w:fill="FAFBFC"/>
-          </w:tcPr>
-          <w:p>
-            <w:pPr>
-              <w:jc w:val="right"/>
-            </w:pPr>
-            <w:r/>
-            <w:r>
-              <w:rPr>
-                <w:b w:val="0"/>
-                <w:color w:val="1F2937"/>
-                <w:sz w:val="20"/>
-              </w:rPr>
-              <w:t>2,200,410</w:t>
-            </w:r>
-          </w:p>
-        </w:tc>
-      </w:tr>
-      <w:tr>
-        <w:tc>
-          <w:tcPr>
-            <w:tcW w:type="dxa" w:w="4320"/>
-          </w:tcPr>
-          <w:p>
-            <w:pPr>
-              <w:jc w:val="left"/>
-            </w:pPr>
-            <w:r/>
-            <w:r>
-              <w:rPr>
-                <w:b w:val="0"/>
-                <w:color w:val="1F2937"/>
-                <w:sz w:val="20"/>
-              </w:rPr>
-              <w:t>Moneybook 活期</w:t>
-            </w:r>
-          </w:p>
-        </w:tc>
-        <w:tc>
-          <w:tcPr>
-            <w:tcW w:type="dxa" w:w="4320"/>
-          </w:tcPr>
-          <w:p>
-            <w:pPr>
-              <w:jc w:val="right"/>
-            </w:pPr>
-            <w:r/>
-            <w:r>
-              <w:rPr>
-                <w:b w:val="0"/>
-                <w:color w:val="1F2937"/>
-                <w:sz w:val="20"/>
-              </w:rPr>
-              <w:t>3,071,343</w:t>
-            </w:r>
-          </w:p>
-        </w:tc>
-      </w:tr>
-      <w:tr>
-        <w:tc>
-          <w:tcPr>
-            <w:tcW w:type="dxa" w:w="4320"/>
-            <w:shd w:fill="F0F4F8"/>
-          </w:tcPr>
-          <w:p>
-            <w:pPr>
-              <w:jc w:val="left"/>
-            </w:pPr>
-            <w:r/>
-            <w:r>
-              <w:rPr>
-                <w:b/>
-                <w:color w:val="1F2937"/>
-                <w:sz w:val="20"/>
-              </w:rPr>
-              <w:t>現金合計</w:t>
+              <w:t>real_liquid_assets（總流動資產）</w:t>
             </w:r>
           </w:p>
         </w:tc>
@@ -2542,8 +2858,8 @@
             <w:r>
               <w:rPr>
                 <w:b/>
-                <w:color w:val="1F2937"/>
-                <w:sz w:val="20"/>
+                <w:color w:val="1B365D"/>
+                <w:sz w:val="22"/>
               </w:rPr>
               <w:t>6,890,791</w:t>
             </w:r>
@@ -2557,7 +2873,15 @@
           <w:color w:val="6B7280"/>
           <w:sz w:val="18"/>
         </w:rPr>
-        <w:t>備註：現金合計使用 real_liquid_assets=6,890,791，已扣除重複計算</w:t>
+        <w:t>包含：高利活存 2,200,410 + Moneybook 活期 3,071,343</w:t>
+      </w:r>
+      <w:r>
+        <w:rPr>
+          <w:b/>
+          <w:color w:val="10B981"/>
+          <w:sz w:val="18"/>
+        </w:rPr>
+        <w:t xml:space="preserve"> ｜ 合併後唯一真值</w:t>
       </w:r>
     </w:p>
     <w:p>
@@ -3490,7 +3814,7 @@
         <w:rPr>
           <w:color w:val="1F2937"/>
         </w:rPr>
-        <w:t>17,519 TWD/月</w:t>
+        <w:t>72,798 TWD/月</w:t>
       </w:r>
     </w:p>
     <w:p>

--- a/asset_diff_2026-07-19.docx
+++ b/asset_diff_2026-07-19.docx
@@ -4,138 +4,158 @@
   <w:body>
     <w:p>
       <w:pPr>
-        <w:jc w:val="left"/>
+        <w:pStyle w:val="Title"/>
       </w:pPr>
       <w:r>
-        <w:rPr>
-          <w:b/>
-          <w:color w:val="1B365D"/>
-          <w:sz w:val="32"/>
-        </w:rPr>
-        <w:t>資產變化對照報告</w:t>
+        <w:t>asset_diff_2026-07-19</w:t>
       </w:r>
     </w:p>
-    <w:p>
-      <w:pPr>
-        <w:jc w:val="left"/>
-      </w:pPr>
-      <w:r>
-        <w:rPr>
-          <w:color w:val="6B7280"/>
-          <w:sz w:val="20"/>
-        </w:rPr>
-        <w:t>報告日期：2026-07-19</w:t>
-      </w:r>
-      <w:r>
-        <w:rPr>
-          <w:color w:val="6B7280"/>
-          <w:sz w:val="20"/>
-        </w:rPr>
-        <w:t xml:space="preserve">  |  資產監控 / 趨勢 / 巴菲特分析</w:t>
-      </w:r>
-    </w:p>
-    <w:p/>
     <w:p>
       <w:pPr>
         <w:pStyle w:val="Heading1"/>
       </w:pPr>
       <w:r>
-        <w:rPr>
-          <w:color w:val="1B365D"/>
-        </w:rPr>
-        <w:t>第一章：資產</w:t>
+        <w:t>📋 資產變化明細（近 7 日）</w:t>
       </w:r>
     </w:p>
     <w:tbl>
       <w:tblPr>
-        <w:tblStyle w:val="TableGrid"/>
+        <w:tblStyle w:val="LightGrid-Accent1"/>
         <w:tblW w:type="auto" w:w="0"/>
         <w:tblLook w:firstColumn="1" w:firstRow="1" w:lastColumn="0" w:lastRow="0" w:noHBand="0" w:noVBand="1" w:val="04A0"/>
       </w:tblPr>
       <w:tblGrid>
-        <w:gridCol w:w="2160"/>
-        <w:gridCol w:w="2160"/>
-        <w:gridCol w:w="2160"/>
-        <w:gridCol w:w="2160"/>
+        <w:gridCol w:w="720"/>
+        <w:gridCol w:w="720"/>
+        <w:gridCol w:w="720"/>
+        <w:gridCol w:w="720"/>
+        <w:gridCol w:w="720"/>
+        <w:gridCol w:w="720"/>
+        <w:gridCol w:w="720"/>
+        <w:gridCol w:w="720"/>
+        <w:gridCol w:w="720"/>
+        <w:gridCol w:w="720"/>
+        <w:gridCol w:w="720"/>
+        <w:gridCol w:w="720"/>
       </w:tblGrid>
       <w:tr>
         <w:tc>
           <w:tcPr>
-            <w:tcW w:type="dxa" w:w="2160"/>
-            <w:shd w:fill="1B365D"/>
+            <w:tcW w:type="dxa" w:w="720"/>
           </w:tcPr>
           <w:p>
-            <w:pPr>
-              <w:jc w:val="center"/>
-            </w:pPr>
-            <w:r/>
             <w:r>
-              <w:rPr>
-                <w:b/>
-                <w:color w:val="FFFFFF"/>
-                <w:sz w:val="20"/>
-              </w:rPr>
+              <w:t>日期</w:t>
+            </w:r>
+          </w:p>
+        </w:tc>
+        <w:tc>
+          <w:tcPr>
+            <w:tcW w:type="dxa" w:w="720"/>
+          </w:tcPr>
+          <w:p>
+            <w:r>
+              <w:t>總資產</w:t>
+            </w:r>
+          </w:p>
+        </w:tc>
+        <w:tc>
+          <w:tcPr>
+            <w:tcW w:type="dxa" w:w="720"/>
+          </w:tcPr>
+          <w:p>
+            <w:r>
+              <w:t>增減</w:t>
+            </w:r>
+          </w:p>
+        </w:tc>
+        <w:tc>
+          <w:tcPr>
+            <w:tcW w:type="dxa" w:w="720"/>
+          </w:tcPr>
+          <w:p>
+            <w:r>
+              <w:t>%</w:t>
+            </w:r>
+          </w:p>
+        </w:tc>
+        <w:tc>
+          <w:tcPr>
+            <w:tcW w:type="dxa" w:w="720"/>
+          </w:tcPr>
+          <w:p>
+            <w:r>
+              <w:t>保單現値</w:t>
+            </w:r>
+          </w:p>
+        </w:tc>
+        <w:tc>
+          <w:tcPr>
+            <w:tcW w:type="dxa" w:w="720"/>
+          </w:tcPr>
+          <w:p>
+            <w:r>
+              <w:t>增減</w:t>
+            </w:r>
+          </w:p>
+        </w:tc>
+        <w:tc>
+          <w:tcPr>
+            <w:tcW w:type="dxa" w:w="720"/>
+          </w:tcPr>
+          <w:p>
+            <w:r>
+              <w:t>基金市值</w:t>
+            </w:r>
+          </w:p>
+        </w:tc>
+        <w:tc>
+          <w:tcPr>
+            <w:tcW w:type="dxa" w:w="720"/>
+          </w:tcPr>
+          <w:p>
+            <w:r>
+              <w:t>增減</w:t>
+            </w:r>
+          </w:p>
+        </w:tc>
+        <w:tc>
+          <w:tcPr>
+            <w:tcW w:type="dxa" w:w="720"/>
+          </w:tcPr>
+          <w:p>
+            <w:r>
               <w:t>證券市值</w:t>
             </w:r>
           </w:p>
         </w:tc>
         <w:tc>
           <w:tcPr>
-            <w:tcW w:type="dxa" w:w="2160"/>
-            <w:shd w:fill="1B365D"/>
+            <w:tcW w:type="dxa" w:w="720"/>
           </w:tcPr>
           <w:p>
-            <w:pPr>
-              <w:jc w:val="center"/>
-            </w:pPr>
-            <w:r/>
             <w:r>
-              <w:rPr>
-                <w:b/>
-                <w:color w:val="FFFFFF"/>
-                <w:sz w:val="20"/>
-              </w:rPr>
-              <w:t>保單現値</w:t>
+              <w:t>增減</w:t>
             </w:r>
           </w:p>
         </w:tc>
         <w:tc>
           <w:tcPr>
-            <w:tcW w:type="dxa" w:w="2160"/>
-            <w:shd w:fill="1B365D"/>
+            <w:tcW w:type="dxa" w:w="720"/>
           </w:tcPr>
           <w:p>
-            <w:pPr>
-              <w:jc w:val="center"/>
-            </w:pPr>
-            <w:r/>
             <w:r>
-              <w:rPr>
-                <w:b/>
-                <w:color w:val="FFFFFF"/>
-                <w:sz w:val="20"/>
-              </w:rPr>
-              <w:t>基金市值</w:t>
+              <w:t>現金</w:t>
             </w:r>
           </w:p>
         </w:tc>
         <w:tc>
           <w:tcPr>
-            <w:tcW w:type="dxa" w:w="2160"/>
-            <w:shd w:fill="1B365D"/>
+            <w:tcW w:type="dxa" w:w="720"/>
           </w:tcPr>
           <w:p>
-            <w:pPr>
-              <w:jc w:val="center"/>
-            </w:pPr>
-            <w:r/>
             <w:r>
-              <w:rPr>
-                <w:b/>
-                <w:color w:val="FFFFFF"/>
-                <w:sz w:val="20"/>
-              </w:rPr>
-              <w:t>現金部位</w:t>
+              <w:t>增減</w:t>
             </w:r>
           </w:p>
         </w:tc>
@@ -143,209 +163,119 @@
       <w:tr>
         <w:tc>
           <w:tcPr>
-            <w:tcW w:type="dxa" w:w="2160"/>
-            <w:shd w:fill="F0F4F8"/>
+            <w:tcW w:type="dxa" w:w="720"/>
           </w:tcPr>
           <w:p>
-            <w:pPr>
-              <w:jc w:val="right"/>
-            </w:pPr>
-            <w:r/>
             <w:r>
-              <w:rPr>
-                <w:b/>
-                <w:color w:val="1F2937"/>
-                <w:sz w:val="22"/>
-              </w:rPr>
-              <w:t>2,158,900</w:t>
+              <w:t>2026-07-13</w:t>
             </w:r>
           </w:p>
         </w:tc>
         <w:tc>
           <w:tcPr>
-            <w:tcW w:type="dxa" w:w="2160"/>
-            <w:shd w:fill="F0F4F8"/>
+            <w:tcW w:type="dxa" w:w="720"/>
           </w:tcPr>
           <w:p>
-            <w:pPr>
-              <w:jc w:val="right"/>
-            </w:pPr>
-            <w:r/>
             <w:r>
-              <w:rPr>
-                <w:b/>
-                <w:color w:val="1F2937"/>
-                <w:sz w:val="22"/>
-              </w:rPr>
-              <w:t>9,876,282</w:t>
+              <w:t>50,591,886</w:t>
             </w:r>
           </w:p>
         </w:tc>
         <w:tc>
           <w:tcPr>
-            <w:tcW w:type="dxa" w:w="2160"/>
-            <w:shd w:fill="F0F4F8"/>
+            <w:tcW w:type="dxa" w:w="720"/>
           </w:tcPr>
           <w:p>
-            <w:pPr>
-              <w:jc w:val="right"/>
-            </w:pPr>
-            <w:r/>
             <w:r>
-              <w:rPr>
-                <w:b/>
-                <w:color w:val="1F2937"/>
-                <w:sz w:val="22"/>
-              </w:rPr>
-              <w:t>783,700</w:t>
+              <w:t>-</w:t>
             </w:r>
           </w:p>
         </w:tc>
         <w:tc>
           <w:tcPr>
-            <w:tcW w:type="dxa" w:w="2160"/>
-            <w:shd w:fill="F0F4F8"/>
+            <w:tcW w:type="dxa" w:w="720"/>
           </w:tcPr>
           <w:p>
-            <w:pPr>
-              <w:jc w:val="right"/>
-            </w:pPr>
             <w:r/>
-            <w:r>
-              <w:rPr>
-                <w:b/>
-                <w:color w:val="1F2937"/>
-                <w:sz w:val="22"/>
-              </w:rPr>
-              <w:t>6,890,791</w:t>
-            </w:r>
           </w:p>
         </w:tc>
-      </w:tr>
-    </w:tbl>
-    <w:p/>
-    <w:p>
-      <w:pPr>
-        <w:pStyle w:val="Heading2"/>
-      </w:pPr>
-      <w:r>
-        <w:rPr>
-          <w:color w:val="1B365D"/>
-        </w:rPr>
-        <w:t>證券明細</w:t>
-      </w:r>
-    </w:p>
-    <w:tbl>
-      <w:tblPr>
-        <w:tblStyle w:val="TableGrid"/>
-        <w:tblW w:type="auto" w:w="0"/>
-        <w:tblLook w:firstColumn="1" w:firstRow="1" w:lastColumn="0" w:lastRow="0" w:noHBand="0" w:noVBand="1" w:val="04A0"/>
-      </w:tblPr>
-      <w:tblGrid>
-        <w:gridCol w:w="1728"/>
-        <w:gridCol w:w="1728"/>
-        <w:gridCol w:w="1728"/>
-        <w:gridCol w:w="1728"/>
-        <w:gridCol w:w="1728"/>
-      </w:tblGrid>
-      <w:tr>
         <w:tc>
           <w:tcPr>
-            <w:tcW w:type="dxa" w:w="1728"/>
-            <w:shd w:fill="1B365D"/>
+            <w:tcW w:type="dxa" w:w="720"/>
           </w:tcPr>
           <w:p>
-            <w:pPr>
-              <w:jc w:val="center"/>
-            </w:pPr>
-            <w:r/>
             <w:r>
-              <w:rPr>
-                <w:b/>
-                <w:color w:val="FFFFFF"/>
-                <w:sz w:val="20"/>
-              </w:rPr>
-              <w:t>代號</w:t>
+              <w:t>9,954,450</w:t>
             </w:r>
           </w:p>
         </w:tc>
         <w:tc>
           <w:tcPr>
-            <w:tcW w:type="dxa" w:w="1728"/>
-            <w:shd w:fill="1B365D"/>
+            <w:tcW w:type="dxa" w:w="720"/>
           </w:tcPr>
           <w:p>
-            <w:pPr>
-              <w:jc w:val="center"/>
-            </w:pPr>
-            <w:r/>
             <w:r>
-              <w:rPr>
-                <w:b/>
-                <w:color w:val="FFFFFF"/>
-                <w:sz w:val="20"/>
-              </w:rPr>
-              <w:t>持股</w:t>
+              <w:t>-</w:t>
             </w:r>
           </w:p>
         </w:tc>
         <w:tc>
           <w:tcPr>
-            <w:tcW w:type="dxa" w:w="1728"/>
-            <w:shd w:fill="1B365D"/>
+            <w:tcW w:type="dxa" w:w="720"/>
           </w:tcPr>
           <w:p>
-            <w:pPr>
-              <w:jc w:val="center"/>
-            </w:pPr>
-            <w:r/>
             <w:r>
-              <w:rPr>
-                <w:b/>
-                <w:color w:val="FFFFFF"/>
-                <w:sz w:val="20"/>
-              </w:rPr>
-              <w:t>價格</w:t>
+              <w:t>759,084</w:t>
             </w:r>
           </w:p>
         </w:tc>
         <w:tc>
           <w:tcPr>
-            <w:tcW w:type="dxa" w:w="1728"/>
-            <w:shd w:fill="1B365D"/>
+            <w:tcW w:type="dxa" w:w="720"/>
           </w:tcPr>
           <w:p>
-            <w:pPr>
-              <w:jc w:val="center"/>
-            </w:pPr>
-            <w:r/>
             <w:r>
-              <w:rPr>
-                <w:b/>
-                <w:color w:val="FFFFFF"/>
-                <w:sz w:val="20"/>
-              </w:rPr>
-              <w:t>市值</w:t>
+              <w:t>-</w:t>
             </w:r>
           </w:p>
         </w:tc>
         <w:tc>
           <w:tcPr>
-            <w:tcW w:type="dxa" w:w="1728"/>
-            <w:shd w:fill="1B365D"/>
+            <w:tcW w:type="dxa" w:w="720"/>
           </w:tcPr>
           <w:p>
-            <w:pPr>
-              <w:jc w:val="center"/>
-            </w:pPr>
-            <w:r/>
             <w:r>
-              <w:rPr>
-                <w:b/>
-                <w:color w:val="FFFFFF"/>
-                <w:sz w:val="20"/>
-              </w:rPr>
-              <w:t>類型</w:t>
+              <w:t>2,189,307</w:t>
+            </w:r>
+          </w:p>
+        </w:tc>
+        <w:tc>
+          <w:tcPr>
+            <w:tcW w:type="dxa" w:w="720"/>
+          </w:tcPr>
+          <w:p>
+            <w:r>
+              <w:t>-</w:t>
+            </w:r>
+          </w:p>
+        </w:tc>
+        <w:tc>
+          <w:tcPr>
+            <w:tcW w:type="dxa" w:w="720"/>
+          </w:tcPr>
+          <w:p>
+            <w:r>
+              <w:t>6,827,651</w:t>
+            </w:r>
+          </w:p>
+        </w:tc>
+        <w:tc>
+          <w:tcPr>
+            <w:tcW w:type="dxa" w:w="720"/>
+          </w:tcPr>
+          <w:p>
+            <w:r>
+              <w:t>-</w:t>
             </w:r>
           </w:p>
         </w:tc>
@@ -353,101 +283,121 @@
       <w:tr>
         <w:tc>
           <w:tcPr>
-            <w:tcW w:type="dxa" w:w="1728"/>
-            <w:shd w:fill="FAFBFC"/>
+            <w:tcW w:type="dxa" w:w="720"/>
           </w:tcPr>
           <w:p>
-            <w:pPr>
-              <w:jc w:val="left"/>
-            </w:pPr>
-            <w:r/>
             <w:r>
-              <w:rPr>
-                <w:b w:val="0"/>
-                <w:color w:val="1F2937"/>
-                <w:sz w:val="20"/>
-              </w:rPr>
-              <w:t>0050</w:t>
+              <w:t>2026-07-14</w:t>
             </w:r>
           </w:p>
         </w:tc>
         <w:tc>
           <w:tcPr>
-            <w:tcW w:type="dxa" w:w="1728"/>
-            <w:shd w:fill="FAFBFC"/>
+            <w:tcW w:type="dxa" w:w="720"/>
           </w:tcPr>
           <w:p>
-            <w:pPr>
-              <w:jc w:val="left"/>
-            </w:pPr>
-            <w:r/>
             <w:r>
-              <w:rPr>
-                <w:b w:val="0"/>
-                <w:color w:val="1F2937"/>
-                <w:sz w:val="20"/>
-              </w:rPr>
-              <w:t>2000</w:t>
+              <w:t>50,470,430</w:t>
             </w:r>
           </w:p>
         </w:tc>
         <w:tc>
           <w:tcPr>
-            <w:tcW w:type="dxa" w:w="1728"/>
-            <w:shd w:fill="FAFBFC"/>
+            <w:tcW w:type="dxa" w:w="720"/>
           </w:tcPr>
           <w:p>
-            <w:pPr>
-              <w:jc w:val="left"/>
-            </w:pPr>
-            <w:r/>
             <w:r>
-              <w:rPr>
-                <w:b w:val="0"/>
-                <w:color w:val="1F2937"/>
-                <w:sz w:val="20"/>
-              </w:rPr>
-              <w:t>100.15</w:t>
+              <w:t>-121,456</w:t>
             </w:r>
           </w:p>
         </w:tc>
         <w:tc>
           <w:tcPr>
-            <w:tcW w:type="dxa" w:w="1728"/>
-            <w:shd w:fill="FAFBFC"/>
+            <w:tcW w:type="dxa" w:w="720"/>
           </w:tcPr>
           <w:p>
-            <w:pPr>
-              <w:jc w:val="right"/>
-            </w:pPr>
-            <w:r/>
             <w:r>
-              <w:rPr>
-                <w:b w:val="0"/>
-                <w:color w:val="1F2937"/>
-                <w:sz w:val="20"/>
-              </w:rPr>
-              <w:t>200,000</w:t>
+              <w:t>(-0.00%)</w:t>
             </w:r>
           </w:p>
         </w:tc>
         <w:tc>
           <w:tcPr>
-            <w:tcW w:type="dxa" w:w="1728"/>
-            <w:shd w:fill="FAFBFC"/>
+            <w:tcW w:type="dxa" w:w="720"/>
           </w:tcPr>
           <w:p>
-            <w:pPr>
-              <w:jc w:val="left"/>
-            </w:pPr>
-            <w:r/>
             <w:r>
-              <w:rPr>
-                <w:b w:val="0"/>
-                <w:color w:val="1F2937"/>
-                <w:sz w:val="20"/>
-              </w:rPr>
-              <w:t>台股50大权值</w:t>
+              <w:t>9,938,384</w:t>
+            </w:r>
+          </w:p>
+        </w:tc>
+        <w:tc>
+          <w:tcPr>
+            <w:tcW w:type="dxa" w:w="720"/>
+          </w:tcPr>
+          <w:p>
+            <w:r>
+              <w:t>-16,066</w:t>
+            </w:r>
+          </w:p>
+        </w:tc>
+        <w:tc>
+          <w:tcPr>
+            <w:tcW w:type="dxa" w:w="720"/>
+          </w:tcPr>
+          <w:p>
+            <w:r>
+              <w:t>763,521</w:t>
+            </w:r>
+          </w:p>
+        </w:tc>
+        <w:tc>
+          <w:tcPr>
+            <w:tcW w:type="dxa" w:w="720"/>
+          </w:tcPr>
+          <w:p>
+            <w:r>
+              <w:t>+4,437</w:t>
+            </w:r>
+          </w:p>
+        </w:tc>
+        <w:tc>
+          <w:tcPr>
+            <w:tcW w:type="dxa" w:w="720"/>
+          </w:tcPr>
+          <w:p>
+            <w:r>
+              <w:t>2,022,900</w:t>
+            </w:r>
+          </w:p>
+        </w:tc>
+        <w:tc>
+          <w:tcPr>
+            <w:tcW w:type="dxa" w:w="720"/>
+          </w:tcPr>
+          <w:p>
+            <w:r>
+              <w:t>-166,407</w:t>
+            </w:r>
+          </w:p>
+        </w:tc>
+        <w:tc>
+          <w:tcPr>
+            <w:tcW w:type="dxa" w:w="720"/>
+          </w:tcPr>
+          <w:p>
+            <w:r>
+              <w:t>6,853,618</w:t>
+            </w:r>
+          </w:p>
+        </w:tc>
+        <w:tc>
+          <w:tcPr>
+            <w:tcW w:type="dxa" w:w="720"/>
+          </w:tcPr>
+          <w:p>
+            <w:r>
+              <w:t>+25,967</w:t>
             </w:r>
           </w:p>
         </w:tc>
@@ -455,96 +405,121 @@
       <w:tr>
         <w:tc>
           <w:tcPr>
-            <w:tcW w:type="dxa" w:w="1728"/>
+            <w:tcW w:type="dxa" w:w="720"/>
           </w:tcPr>
           <w:p>
-            <w:pPr>
-              <w:jc w:val="left"/>
-            </w:pPr>
-            <w:r/>
             <w:r>
-              <w:rPr>
-                <w:b w:val="0"/>
-                <w:color w:val="1F2937"/>
-                <w:sz w:val="20"/>
-              </w:rPr>
-              <w:t>006208</w:t>
+              <w:t>2026-07-15</w:t>
             </w:r>
           </w:p>
         </w:tc>
         <w:tc>
           <w:tcPr>
-            <w:tcW w:type="dxa" w:w="1728"/>
+            <w:tcW w:type="dxa" w:w="720"/>
           </w:tcPr>
           <w:p>
-            <w:pPr>
-              <w:jc w:val="left"/>
-            </w:pPr>
-            <w:r/>
             <w:r>
-              <w:rPr>
-                <w:b w:val="0"/>
-                <w:color w:val="1F2937"/>
-                <w:sz w:val="20"/>
-              </w:rPr>
-              <w:t>2000</w:t>
+              <w:t>50,537,499</w:t>
             </w:r>
           </w:p>
         </w:tc>
         <w:tc>
           <w:tcPr>
-            <w:tcW w:type="dxa" w:w="1728"/>
+            <w:tcW w:type="dxa" w:w="720"/>
           </w:tcPr>
           <w:p>
-            <w:pPr>
-              <w:jc w:val="left"/>
-            </w:pPr>
-            <w:r/>
             <w:r>
-              <w:rPr>
-                <w:b w:val="0"/>
-                <w:color w:val="1F2937"/>
-                <w:sz w:val="20"/>
-              </w:rPr>
-              <w:t>227.75</w:t>
+              <w:t>+67,069</w:t>
             </w:r>
           </w:p>
         </w:tc>
         <w:tc>
           <w:tcPr>
-            <w:tcW w:type="dxa" w:w="1728"/>
+            <w:tcW w:type="dxa" w:w="720"/>
           </w:tcPr>
           <w:p>
-            <w:pPr>
-              <w:jc w:val="right"/>
-            </w:pPr>
-            <w:r/>
             <w:r>
-              <w:rPr>
-                <w:b w:val="0"/>
-                <w:color w:val="1F2937"/>
-                <w:sz w:val="20"/>
-              </w:rPr>
-              <w:t>455,000</w:t>
+              <w:t>(+0.00%)</w:t>
             </w:r>
           </w:p>
         </w:tc>
         <w:tc>
           <w:tcPr>
-            <w:tcW w:type="dxa" w:w="1728"/>
+            <w:tcW w:type="dxa" w:w="720"/>
           </w:tcPr>
           <w:p>
-            <w:pPr>
-              <w:jc w:val="left"/>
-            </w:pPr>
-            <w:r/>
             <w:r>
-              <w:rPr>
-                <w:b w:val="0"/>
-                <w:color w:val="1F2937"/>
-                <w:sz w:val="20"/>
-              </w:rPr>
-              <w:t>台股50大权值</w:t>
+              <w:t>9,936,461</w:t>
+            </w:r>
+          </w:p>
+        </w:tc>
+        <w:tc>
+          <w:tcPr>
+            <w:tcW w:type="dxa" w:w="720"/>
+          </w:tcPr>
+          <w:p>
+            <w:r>
+              <w:t>-1,923</w:t>
+            </w:r>
+          </w:p>
+        </w:tc>
+        <w:tc>
+          <w:tcPr>
+            <w:tcW w:type="dxa" w:w="720"/>
+          </w:tcPr>
+          <w:p>
+            <w:r>
+              <w:t>791,122</w:t>
+            </w:r>
+          </w:p>
+        </w:tc>
+        <w:tc>
+          <w:tcPr>
+            <w:tcW w:type="dxa" w:w="720"/>
+          </w:tcPr>
+          <w:p>
+            <w:r>
+              <w:t>+27,601</w:t>
+            </w:r>
+          </w:p>
+        </w:tc>
+        <w:tc>
+          <w:tcPr>
+            <w:tcW w:type="dxa" w:w="720"/>
+          </w:tcPr>
+          <w:p>
+            <w:r>
+              <w:t>2,009,384</w:t>
+            </w:r>
+          </w:p>
+        </w:tc>
+        <w:tc>
+          <w:tcPr>
+            <w:tcW w:type="dxa" w:w="720"/>
+          </w:tcPr>
+          <w:p>
+            <w:r>
+              <w:t>-13,516</w:t>
+            </w:r>
+          </w:p>
+        </w:tc>
+        <w:tc>
+          <w:tcPr>
+            <w:tcW w:type="dxa" w:w="720"/>
+          </w:tcPr>
+          <w:p>
+            <w:r>
+              <w:t>7,043,800</w:t>
+            </w:r>
+          </w:p>
+        </w:tc>
+        <w:tc>
+          <w:tcPr>
+            <w:tcW w:type="dxa" w:w="720"/>
+          </w:tcPr>
+          <w:p>
+            <w:r>
+              <w:t>+190,182</w:t>
             </w:r>
           </w:p>
         </w:tc>
@@ -552,101 +527,121 @@
       <w:tr>
         <w:tc>
           <w:tcPr>
-            <w:tcW w:type="dxa" w:w="1728"/>
-            <w:shd w:fill="FAFBFC"/>
+            <w:tcW w:type="dxa" w:w="720"/>
           </w:tcPr>
           <w:p>
-            <w:pPr>
-              <w:jc w:val="left"/>
-            </w:pPr>
-            <w:r/>
             <w:r>
-              <w:rPr>
-                <w:b w:val="0"/>
-                <w:color w:val="1F2937"/>
-                <w:sz w:val="20"/>
-              </w:rPr>
-              <w:t>009816</w:t>
+              <w:t>2026-07-16</w:t>
             </w:r>
           </w:p>
         </w:tc>
         <w:tc>
           <w:tcPr>
-            <w:tcW w:type="dxa" w:w="1728"/>
-            <w:shd w:fill="FAFBFC"/>
+            <w:tcW w:type="dxa" w:w="720"/>
           </w:tcPr>
           <w:p>
-            <w:pPr>
-              <w:jc w:val="left"/>
-            </w:pPr>
-            <w:r/>
             <w:r>
-              <w:rPr>
-                <w:b w:val="0"/>
-                <w:color w:val="1F2937"/>
-                <w:sz w:val="20"/>
-              </w:rPr>
-              <w:t>16000</w:t>
+              <w:t>50,653,262</w:t>
             </w:r>
           </w:p>
         </w:tc>
         <w:tc>
           <w:tcPr>
-            <w:tcW w:type="dxa" w:w="1728"/>
-            <w:shd w:fill="FAFBFC"/>
+            <w:tcW w:type="dxa" w:w="720"/>
           </w:tcPr>
           <w:p>
-            <w:pPr>
-              <w:jc w:val="left"/>
-            </w:pPr>
-            <w:r/>
             <w:r>
-              <w:rPr>
-                <w:b w:val="0"/>
-                <w:color w:val="1F2937"/>
-                <w:sz w:val="20"/>
-              </w:rPr>
-              <w:t>14.28</w:t>
+              <w:t>+115,763</w:t>
             </w:r>
           </w:p>
         </w:tc>
         <w:tc>
           <w:tcPr>
-            <w:tcW w:type="dxa" w:w="1728"/>
-            <w:shd w:fill="FAFBFC"/>
+            <w:tcW w:type="dxa" w:w="720"/>
           </w:tcPr>
           <w:p>
-            <w:pPr>
-              <w:jc w:val="right"/>
-            </w:pPr>
-            <w:r/>
             <w:r>
-              <w:rPr>
-                <w:b w:val="0"/>
-                <w:color w:val="1F2937"/>
-                <w:sz w:val="20"/>
-              </w:rPr>
-              <w:t>228,480</w:t>
+              <w:t>(+0.00%)</w:t>
             </w:r>
           </w:p>
         </w:tc>
         <w:tc>
           <w:tcPr>
-            <w:tcW w:type="dxa" w:w="1728"/>
-            <w:shd w:fill="FAFBFC"/>
+            <w:tcW w:type="dxa" w:w="720"/>
           </w:tcPr>
           <w:p>
-            <w:pPr>
-              <w:jc w:val="left"/>
-            </w:pPr>
-            <w:r/>
             <w:r>
-              <w:rPr>
-                <w:b w:val="0"/>
-                <w:color w:val="1F2937"/>
-                <w:sz w:val="20"/>
-              </w:rPr>
-              <w:t>台股TOP50分散</w:t>
+              <w:t>9,917,944</w:t>
+            </w:r>
+          </w:p>
+        </w:tc>
+        <w:tc>
+          <w:tcPr>
+            <w:tcW w:type="dxa" w:w="720"/>
+          </w:tcPr>
+          <w:p>
+            <w:r>
+              <w:t>-18,517</w:t>
+            </w:r>
+          </w:p>
+        </w:tc>
+        <w:tc>
+          <w:tcPr>
+            <w:tcW w:type="dxa" w:w="720"/>
+          </w:tcPr>
+          <w:p>
+            <w:r>
+              <w:t>825,493</w:t>
+            </w:r>
+          </w:p>
+        </w:tc>
+        <w:tc>
+          <w:tcPr>
+            <w:tcW w:type="dxa" w:w="720"/>
+          </w:tcPr>
+          <w:p>
+            <w:r>
+              <w:t>+34,371</w:t>
+            </w:r>
+          </w:p>
+        </w:tc>
+        <w:tc>
+          <w:tcPr>
+            <w:tcW w:type="dxa" w:w="720"/>
+          </w:tcPr>
+          <w:p>
+            <w:r>
+              <w:t>2,314,984</w:t>
+            </w:r>
+          </w:p>
+        </w:tc>
+        <w:tc>
+          <w:tcPr>
+            <w:tcW w:type="dxa" w:w="720"/>
+          </w:tcPr>
+          <w:p>
+            <w:r>
+              <w:t>+305,600</w:t>
+            </w:r>
+          </w:p>
+        </w:tc>
+        <w:tc>
+          <w:tcPr>
+            <w:tcW w:type="dxa" w:w="720"/>
+          </w:tcPr>
+          <w:p>
+            <w:r>
+              <w:t>6,650,096</w:t>
+            </w:r>
+          </w:p>
+        </w:tc>
+        <w:tc>
+          <w:tcPr>
+            <w:tcW w:type="dxa" w:w="720"/>
+          </w:tcPr>
+          <w:p>
+            <w:r>
+              <w:t>-393,704</w:t>
             </w:r>
           </w:p>
         </w:tc>
@@ -654,96 +649,121 @@
       <w:tr>
         <w:tc>
           <w:tcPr>
-            <w:tcW w:type="dxa" w:w="1728"/>
+            <w:tcW w:type="dxa" w:w="720"/>
           </w:tcPr>
           <w:p>
-            <w:pPr>
-              <w:jc w:val="left"/>
-            </w:pPr>
-            <w:r/>
             <w:r>
-              <w:rPr>
-                <w:b w:val="0"/>
-                <w:color w:val="1F2937"/>
-                <w:sz w:val="20"/>
-              </w:rPr>
-              <w:t>00981A</w:t>
+              <w:t>2026-07-17</w:t>
             </w:r>
           </w:p>
         </w:tc>
         <w:tc>
           <w:tcPr>
-            <w:tcW w:type="dxa" w:w="1728"/>
+            <w:tcW w:type="dxa" w:w="720"/>
           </w:tcPr>
           <w:p>
-            <w:pPr>
-              <w:jc w:val="left"/>
-            </w:pPr>
-            <w:r/>
             <w:r>
-              <w:rPr>
-                <w:b w:val="0"/>
-                <w:color w:val="1F2937"/>
-                <w:sz w:val="20"/>
-              </w:rPr>
-              <w:t>4000</w:t>
+              <w:t>50,453,586</w:t>
             </w:r>
           </w:p>
         </w:tc>
         <w:tc>
           <w:tcPr>
-            <w:tcW w:type="dxa" w:w="1728"/>
+            <w:tcW w:type="dxa" w:w="720"/>
           </w:tcPr>
           <w:p>
-            <w:pPr>
-              <w:jc w:val="left"/>
-            </w:pPr>
-            <w:r/>
             <w:r>
-              <w:rPr>
-                <w:b w:val="0"/>
-                <w:color w:val="1F2937"/>
-                <w:sz w:val="20"/>
-              </w:rPr>
-              <w:t>26.43</w:t>
+              <w:t>-199,676</w:t>
             </w:r>
           </w:p>
         </w:tc>
         <w:tc>
           <w:tcPr>
-            <w:tcW w:type="dxa" w:w="1728"/>
+            <w:tcW w:type="dxa" w:w="720"/>
           </w:tcPr>
           <w:p>
-            <w:pPr>
-              <w:jc w:val="right"/>
-            </w:pPr>
-            <w:r/>
             <w:r>
-              <w:rPr>
-                <w:b w:val="0"/>
-                <w:color w:val="1F2937"/>
-                <w:sz w:val="20"/>
-              </w:rPr>
-              <w:t>105,720</w:t>
+              <w:t>(-0.00%)</w:t>
             </w:r>
           </w:p>
         </w:tc>
         <w:tc>
           <w:tcPr>
-            <w:tcW w:type="dxa" w:w="1728"/>
+            <w:tcW w:type="dxa" w:w="720"/>
           </w:tcPr>
           <w:p>
-            <w:pPr>
-              <w:jc w:val="left"/>
-            </w:pPr>
-            <w:r/>
             <w:r>
-              <w:rPr>
-                <w:b w:val="0"/>
-                <w:color w:val="1F2937"/>
-                <w:sz w:val="20"/>
-              </w:rPr>
-              <w:t>主动型台股增长</w:t>
+              <w:t>9,924,412</w:t>
+            </w:r>
+          </w:p>
+        </w:tc>
+        <w:tc>
+          <w:tcPr>
+            <w:tcW w:type="dxa" w:w="720"/>
+          </w:tcPr>
+          <w:p>
+            <w:r>
+              <w:t>+6,468</w:t>
+            </w:r>
+          </w:p>
+        </w:tc>
+        <w:tc>
+          <w:tcPr>
+            <w:tcW w:type="dxa" w:w="720"/>
+          </w:tcPr>
+          <w:p>
+            <w:r>
+              <w:t>773,678</w:t>
+            </w:r>
+          </w:p>
+        </w:tc>
+        <w:tc>
+          <w:tcPr>
+            <w:tcW w:type="dxa" w:w="720"/>
+          </w:tcPr>
+          <w:p>
+            <w:r>
+              <w:t>-51,815</w:t>
+            </w:r>
+          </w:p>
+        </w:tc>
+        <w:tc>
+          <w:tcPr>
+            <w:tcW w:type="dxa" w:w="720"/>
+          </w:tcPr>
+          <w:p>
+            <w:r>
+              <w:t>2,065,175</w:t>
+            </w:r>
+          </w:p>
+        </w:tc>
+        <w:tc>
+          <w:tcPr>
+            <w:tcW w:type="dxa" w:w="720"/>
+          </w:tcPr>
+          <w:p>
+            <w:r>
+              <w:t>-249,809</w:t>
+            </w:r>
+          </w:p>
+        </w:tc>
+        <w:tc>
+          <w:tcPr>
+            <w:tcW w:type="dxa" w:w="720"/>
+          </w:tcPr>
+          <w:p>
+            <w:r>
+              <w:t>7,050,939</w:t>
+            </w:r>
+          </w:p>
+        </w:tc>
+        <w:tc>
+          <w:tcPr>
+            <w:tcW w:type="dxa" w:w="720"/>
+          </w:tcPr>
+          <w:p>
+            <w:r>
+              <w:t>+400,843</w:t>
             </w:r>
           </w:p>
         </w:tc>
@@ -751,101 +771,121 @@
       <w:tr>
         <w:tc>
           <w:tcPr>
-            <w:tcW w:type="dxa" w:w="1728"/>
-            <w:shd w:fill="FAFBFC"/>
+            <w:tcW w:type="dxa" w:w="720"/>
           </w:tcPr>
           <w:p>
-            <w:pPr>
-              <w:jc w:val="left"/>
-            </w:pPr>
-            <w:r/>
             <w:r>
-              <w:rPr>
-                <w:b w:val="0"/>
-                <w:color w:val="1F2937"/>
-                <w:sz w:val="20"/>
-              </w:rPr>
-              <w:t>00984A</w:t>
+              <w:t>2026-07-18</w:t>
             </w:r>
           </w:p>
         </w:tc>
         <w:tc>
           <w:tcPr>
-            <w:tcW w:type="dxa" w:w="1728"/>
-            <w:shd w:fill="FAFBFC"/>
+            <w:tcW w:type="dxa" w:w="720"/>
           </w:tcPr>
           <w:p>
-            <w:pPr>
-              <w:jc w:val="left"/>
-            </w:pPr>
-            <w:r/>
             <w:r>
-              <w:rPr>
-                <w:b w:val="0"/>
-                <w:color w:val="1F2937"/>
-                <w:sz w:val="20"/>
-              </w:rPr>
-              <w:t>10000</w:t>
+              <w:t>50,689,930</w:t>
             </w:r>
           </w:p>
         </w:tc>
         <w:tc>
           <w:tcPr>
-            <w:tcW w:type="dxa" w:w="1728"/>
-            <w:shd w:fill="FAFBFC"/>
+            <w:tcW w:type="dxa" w:w="720"/>
           </w:tcPr>
           <w:p>
-            <w:pPr>
-              <w:jc w:val="left"/>
-            </w:pPr>
-            <w:r/>
             <w:r>
-              <w:rPr>
-                <w:b w:val="0"/>
-                <w:color w:val="1F2937"/>
-                <w:sz w:val="20"/>
-              </w:rPr>
-              <w:t>14.8</w:t>
+              <w:t>+236,344</w:t>
             </w:r>
           </w:p>
         </w:tc>
         <w:tc>
           <w:tcPr>
-            <w:tcW w:type="dxa" w:w="1728"/>
-            <w:shd w:fill="FAFBFC"/>
+            <w:tcW w:type="dxa" w:w="720"/>
           </w:tcPr>
           <w:p>
-            <w:pPr>
-              <w:jc w:val="right"/>
-            </w:pPr>
-            <w:r/>
             <w:r>
-              <w:rPr>
-                <w:b w:val="0"/>
-                <w:color w:val="1F2937"/>
-                <w:sz w:val="20"/>
-              </w:rPr>
-              <w:t>148,000</w:t>
+              <w:t>(+0.00%)</w:t>
             </w:r>
           </w:p>
         </w:tc>
         <w:tc>
           <w:tcPr>
-            <w:tcW w:type="dxa" w:w="1728"/>
-            <w:shd w:fill="FAFBFC"/>
+            <w:tcW w:type="dxa" w:w="720"/>
           </w:tcPr>
           <w:p>
-            <w:pPr>
-              <w:jc w:val="left"/>
-            </w:pPr>
-            <w:r/>
             <w:r>
-              <w:rPr>
-                <w:b w:val="0"/>
-                <w:color w:val="1F2937"/>
-                <w:sz w:val="20"/>
-              </w:rPr>
-              <w:t>主动型高息</w:t>
+              <w:t>9,876,282</w:t>
+            </w:r>
+          </w:p>
+        </w:tc>
+        <w:tc>
+          <w:tcPr>
+            <w:tcW w:type="dxa" w:w="720"/>
+          </w:tcPr>
+          <w:p>
+            <w:r>
+              <w:t>-48,130</w:t>
+            </w:r>
+          </w:p>
+        </w:tc>
+        <w:tc>
+          <w:tcPr>
+            <w:tcW w:type="dxa" w:w="720"/>
+          </w:tcPr>
+          <w:p>
+            <w:r>
+              <w:t>783,700</w:t>
+            </w:r>
+          </w:p>
+        </w:tc>
+        <w:tc>
+          <w:tcPr>
+            <w:tcW w:type="dxa" w:w="720"/>
+          </w:tcPr>
+          <w:p>
+            <w:r>
+              <w:t>+10,022</w:t>
+            </w:r>
+          </w:p>
+        </w:tc>
+        <w:tc>
+          <w:tcPr>
+            <w:tcW w:type="dxa" w:w="720"/>
+          </w:tcPr>
+          <w:p>
+            <w:r>
+              <w:t>2,158,900</w:t>
+            </w:r>
+          </w:p>
+        </w:tc>
+        <w:tc>
+          <w:tcPr>
+            <w:tcW w:type="dxa" w:w="720"/>
+          </w:tcPr>
+          <w:p>
+            <w:r>
+              <w:t>+93,725</w:t>
+            </w:r>
+          </w:p>
+        </w:tc>
+        <w:tc>
+          <w:tcPr>
+            <w:tcW w:type="dxa" w:w="720"/>
+          </w:tcPr>
+          <w:p>
+            <w:r>
+              <w:t>3,853,985</w:t>
+            </w:r>
+          </w:p>
+        </w:tc>
+        <w:tc>
+          <w:tcPr>
+            <w:tcW w:type="dxa" w:w="720"/>
+          </w:tcPr>
+          <w:p>
+            <w:r>
+              <w:t>-3,196,954</w:t>
             </w:r>
           </w:p>
         </w:tc>
@@ -853,96 +893,206 @@
       <w:tr>
         <w:tc>
           <w:tcPr>
-            <w:tcW w:type="dxa" w:w="1728"/>
+            <w:tcW w:type="dxa" w:w="720"/>
           </w:tcPr>
           <w:p>
-            <w:pPr>
-              <w:jc w:val="left"/>
-            </w:pPr>
-            <w:r/>
             <w:r>
-              <w:rPr>
-                <w:b w:val="0"/>
-                <w:color w:val="1F2937"/>
-                <w:sz w:val="20"/>
-              </w:rPr>
-              <w:t>00878</w:t>
+              <w:t>2026-07-19</w:t>
             </w:r>
           </w:p>
         </w:tc>
         <w:tc>
           <w:tcPr>
-            <w:tcW w:type="dxa" w:w="1728"/>
+            <w:tcW w:type="dxa" w:w="720"/>
           </w:tcPr>
           <w:p>
-            <w:pPr>
-              <w:jc w:val="left"/>
-            </w:pPr>
-            <w:r/>
             <w:r>
-              <w:rPr>
-                <w:b w:val="0"/>
-                <w:color w:val="1F2937"/>
-                <w:sz w:val="20"/>
-              </w:rPr>
-              <w:t>15000</w:t>
+              <w:t>50,689,930</w:t>
             </w:r>
           </w:p>
         </w:tc>
         <w:tc>
           <w:tcPr>
-            <w:tcW w:type="dxa" w:w="1728"/>
+            <w:tcW w:type="dxa" w:w="720"/>
           </w:tcPr>
           <w:p>
-            <w:pPr>
-              <w:jc w:val="left"/>
-            </w:pPr>
-            <w:r/>
             <w:r>
-              <w:rPr>
-                <w:b w:val="0"/>
-                <w:color w:val="1F2937"/>
-                <w:sz w:val="20"/>
-              </w:rPr>
-              <w:t>31.81</w:t>
+              <w:t>+0</w:t>
             </w:r>
           </w:p>
         </w:tc>
         <w:tc>
           <w:tcPr>
-            <w:tcW w:type="dxa" w:w="1728"/>
+            <w:tcW w:type="dxa" w:w="720"/>
           </w:tcPr>
           <w:p>
-            <w:pPr>
-              <w:jc w:val="right"/>
-            </w:pPr>
-            <w:r/>
             <w:r>
-              <w:rPr>
-                <w:b w:val="0"/>
-                <w:color w:val="1F2937"/>
-                <w:sz w:val="20"/>
-              </w:rPr>
-              <w:t>477,150</w:t>
+              <w:t>(+0.00%)</w:t>
             </w:r>
           </w:p>
         </w:tc>
         <w:tc>
           <w:tcPr>
-            <w:tcW w:type="dxa" w:w="1728"/>
+            <w:tcW w:type="dxa" w:w="720"/>
           </w:tcPr>
           <w:p>
-            <w:pPr>
-              <w:jc w:val="left"/>
-            </w:pPr>
-            <w:r/>
             <w:r>
-              <w:rPr>
-                <w:b w:val="0"/>
-                <w:color w:val="1F2937"/>
-                <w:sz w:val="20"/>
-              </w:rPr>
-              <w:t>ESG高股息</w:t>
+              <w:t>9,876,282</w:t>
+            </w:r>
+          </w:p>
+        </w:tc>
+        <w:tc>
+          <w:tcPr>
+            <w:tcW w:type="dxa" w:w="720"/>
+          </w:tcPr>
+          <w:p>
+            <w:r>
+              <w:t>+0</w:t>
+            </w:r>
+          </w:p>
+        </w:tc>
+        <w:tc>
+          <w:tcPr>
+            <w:tcW w:type="dxa" w:w="720"/>
+          </w:tcPr>
+          <w:p>
+            <w:r>
+              <w:t>783,700</w:t>
+            </w:r>
+          </w:p>
+        </w:tc>
+        <w:tc>
+          <w:tcPr>
+            <w:tcW w:type="dxa" w:w="720"/>
+          </w:tcPr>
+          <w:p>
+            <w:r>
+              <w:t>+0</w:t>
+            </w:r>
+          </w:p>
+        </w:tc>
+        <w:tc>
+          <w:tcPr>
+            <w:tcW w:type="dxa" w:w="720"/>
+          </w:tcPr>
+          <w:p>
+            <w:r>
+              <w:t>2,158,900</w:t>
+            </w:r>
+          </w:p>
+        </w:tc>
+        <w:tc>
+          <w:tcPr>
+            <w:tcW w:type="dxa" w:w="720"/>
+          </w:tcPr>
+          <w:p>
+            <w:r>
+              <w:t>+0</w:t>
+            </w:r>
+          </w:p>
+        </w:tc>
+        <w:tc>
+          <w:tcPr>
+            <w:tcW w:type="dxa" w:w="720"/>
+          </w:tcPr>
+          <w:p>
+            <w:r>
+              <w:t>3,853,985</w:t>
+            </w:r>
+          </w:p>
+        </w:tc>
+        <w:tc>
+          <w:tcPr>
+            <w:tcW w:type="dxa" w:w="720"/>
+          </w:tcPr>
+          <w:p>
+            <w:r>
+              <w:t>+0</w:t>
+            </w:r>
+          </w:p>
+        </w:tc>
+      </w:tr>
+    </w:tbl>
+    <w:p>
+      <w:pPr>
+        <w:pStyle w:val="Heading1"/>
+      </w:pPr>
+      <w:r>
+        <w:t>📈 資產變化（近 7 日）</w:t>
+      </w:r>
+    </w:p>
+    <w:tbl>
+      <w:tblPr>
+        <w:tblStyle w:val="LightGrid-Accent1"/>
+        <w:tblW w:type="auto" w:w="0"/>
+        <w:tblLook w:firstColumn="1" w:firstRow="1" w:lastColumn="0" w:lastRow="0" w:noHBand="0" w:noVBand="1" w:val="04A0"/>
+      </w:tblPr>
+      <w:tblGrid>
+        <w:gridCol w:w="1440"/>
+        <w:gridCol w:w="1440"/>
+        <w:gridCol w:w="1440"/>
+        <w:gridCol w:w="1440"/>
+        <w:gridCol w:w="1440"/>
+        <w:gridCol w:w="1440"/>
+      </w:tblGrid>
+      <w:tr>
+        <w:tc>
+          <w:tcPr>
+            <w:tcW w:type="dxa" w:w="1440"/>
+          </w:tcPr>
+          <w:p>
+            <w:r>
+              <w:t>日期</w:t>
+            </w:r>
+          </w:p>
+        </w:tc>
+        <w:tc>
+          <w:tcPr>
+            <w:tcW w:type="dxa" w:w="1440"/>
+          </w:tcPr>
+          <w:p>
+            <w:r>
+              <w:t>證券市值</w:t>
+            </w:r>
+          </w:p>
+        </w:tc>
+        <w:tc>
+          <w:tcPr>
+            <w:tcW w:type="dxa" w:w="1440"/>
+          </w:tcPr>
+          <w:p>
+            <w:r>
+              <w:t>保單現値</w:t>
+            </w:r>
+          </w:p>
+        </w:tc>
+        <w:tc>
+          <w:tcPr>
+            <w:tcW w:type="dxa" w:w="1440"/>
+          </w:tcPr>
+          <w:p>
+            <w:r>
+              <w:t>基金市值</w:t>
+            </w:r>
+          </w:p>
+        </w:tc>
+        <w:tc>
+          <w:tcPr>
+            <w:tcW w:type="dxa" w:w="1440"/>
+          </w:tcPr>
+          <w:p>
+            <w:r>
+              <w:t>現金部位</w:t>
+            </w:r>
+          </w:p>
+        </w:tc>
+        <w:tc>
+          <w:tcPr>
+            <w:tcW w:type="dxa" w:w="1440"/>
+          </w:tcPr>
+          <w:p>
+            <w:r>
+              <w:t>總資產</w:t>
             </w:r>
           </w:p>
         </w:tc>
@@ -950,101 +1100,61 @@
       <w:tr>
         <w:tc>
           <w:tcPr>
-            <w:tcW w:type="dxa" w:w="1728"/>
-            <w:shd w:fill="FAFBFC"/>
+            <w:tcW w:type="dxa" w:w="1440"/>
           </w:tcPr>
           <w:p>
-            <w:pPr>
-              <w:jc w:val="left"/>
-            </w:pPr>
-            <w:r/>
             <w:r>
-              <w:rPr>
-                <w:b w:val="0"/>
-                <w:color w:val="1F2937"/>
-                <w:sz w:val="20"/>
-              </w:rPr>
-              <w:t>00919</w:t>
+              <w:t>2026-07-13</w:t>
             </w:r>
           </w:p>
         </w:tc>
         <w:tc>
           <w:tcPr>
-            <w:tcW w:type="dxa" w:w="1728"/>
-            <w:shd w:fill="FAFBFC"/>
+            <w:tcW w:type="dxa" w:w="1440"/>
           </w:tcPr>
           <w:p>
-            <w:pPr>
-              <w:jc w:val="left"/>
-            </w:pPr>
-            <w:r/>
             <w:r>
-              <w:rPr>
-                <w:b w:val="0"/>
-                <w:color w:val="1F2937"/>
-                <w:sz w:val="20"/>
-              </w:rPr>
-              <w:t>5000</w:t>
+              <w:t>+0 (+0.0%)</w:t>
             </w:r>
           </w:p>
         </w:tc>
         <w:tc>
           <w:tcPr>
-            <w:tcW w:type="dxa" w:w="1728"/>
-            <w:shd w:fill="FAFBFC"/>
+            <w:tcW w:type="dxa" w:w="1440"/>
           </w:tcPr>
           <w:p>
-            <w:pPr>
-              <w:jc w:val="left"/>
-            </w:pPr>
-            <w:r/>
             <w:r>
-              <w:rPr>
-                <w:b w:val="0"/>
-                <w:color w:val="1F2937"/>
-                <w:sz w:val="20"/>
-              </w:rPr>
-              <w:t>28.93</w:t>
+              <w:t>+0 (+0.0%)</w:t>
             </w:r>
           </w:p>
         </w:tc>
         <w:tc>
           <w:tcPr>
-            <w:tcW w:type="dxa" w:w="1728"/>
-            <w:shd w:fill="FAFBFC"/>
+            <w:tcW w:type="dxa" w:w="1440"/>
           </w:tcPr>
           <w:p>
-            <w:pPr>
-              <w:jc w:val="right"/>
-            </w:pPr>
-            <w:r/>
             <w:r>
-              <w:rPr>
-                <w:b w:val="0"/>
-                <w:color w:val="1F2937"/>
-                <w:sz w:val="20"/>
-              </w:rPr>
-              <w:t>144,650</w:t>
+              <w:t>+0 (+0.0%)</w:t>
             </w:r>
           </w:p>
         </w:tc>
         <w:tc>
           <w:tcPr>
-            <w:tcW w:type="dxa" w:w="1728"/>
-            <w:shd w:fill="FAFBFC"/>
+            <w:tcW w:type="dxa" w:w="1440"/>
           </w:tcPr>
           <w:p>
-            <w:pPr>
-              <w:jc w:val="left"/>
-            </w:pPr>
-            <w:r/>
             <w:r>
-              <w:rPr>
-                <w:b w:val="0"/>
-                <w:color w:val="1F2937"/>
-                <w:sz w:val="20"/>
-              </w:rPr>
-              <w:t>金融股为主</w:t>
+              <w:t>+0 (+0.0%)</w:t>
+            </w:r>
+          </w:p>
+        </w:tc>
+        <w:tc>
+          <w:tcPr>
+            <w:tcW w:type="dxa" w:w="1440"/>
+          </w:tcPr>
+          <w:p>
+            <w:r>
+              <w:t>+0 (+0.0%)</w:t>
             </w:r>
           </w:p>
         </w:tc>
@@ -1052,96 +1162,61 @@
       <w:tr>
         <w:tc>
           <w:tcPr>
-            <w:tcW w:type="dxa" w:w="1728"/>
+            <w:tcW w:type="dxa" w:w="1440"/>
           </w:tcPr>
           <w:p>
-            <w:pPr>
-              <w:jc w:val="left"/>
-            </w:pPr>
-            <w:r/>
             <w:r>
-              <w:rPr>
-                <w:b w:val="0"/>
-                <w:color w:val="1F2937"/>
-                <w:sz w:val="20"/>
-              </w:rPr>
-              <w:t>00713</w:t>
+              <w:t>2026-07-14</w:t>
             </w:r>
           </w:p>
         </w:tc>
         <w:tc>
           <w:tcPr>
-            <w:tcW w:type="dxa" w:w="1728"/>
+            <w:tcW w:type="dxa" w:w="1440"/>
           </w:tcPr>
           <w:p>
-            <w:pPr>
-              <w:jc w:val="left"/>
-            </w:pPr>
-            <w:r/>
             <w:r>
-              <w:rPr>
-                <w:b w:val="0"/>
-                <w:color w:val="1F2937"/>
-                <w:sz w:val="20"/>
-              </w:rPr>
-              <w:t>2000</w:t>
+              <w:t>-166,407 (-7.6%)</w:t>
             </w:r>
           </w:p>
         </w:tc>
         <w:tc>
           <w:tcPr>
-            <w:tcW w:type="dxa" w:w="1728"/>
+            <w:tcW w:type="dxa" w:w="1440"/>
           </w:tcPr>
           <w:p>
-            <w:pPr>
-              <w:jc w:val="left"/>
-            </w:pPr>
-            <w:r/>
             <w:r>
-              <w:rPr>
-                <w:b w:val="0"/>
-                <w:color w:val="1F2937"/>
-                <w:sz w:val="20"/>
-              </w:rPr>
-              <w:t>60.25</w:t>
+              <w:t>-16,066 (-0.2%)</w:t>
             </w:r>
           </w:p>
         </w:tc>
         <w:tc>
           <w:tcPr>
-            <w:tcW w:type="dxa" w:w="1728"/>
+            <w:tcW w:type="dxa" w:w="1440"/>
           </w:tcPr>
           <w:p>
-            <w:pPr>
-              <w:jc w:val="right"/>
-            </w:pPr>
-            <w:r/>
             <w:r>
-              <w:rPr>
-                <w:b w:val="0"/>
-                <w:color w:val="1F2937"/>
-                <w:sz w:val="20"/>
-              </w:rPr>
-              <w:t>120,500</w:t>
+              <w:t>+4,437 (+0.6%)</w:t>
             </w:r>
           </w:p>
         </w:tc>
         <w:tc>
           <w:tcPr>
-            <w:tcW w:type="dxa" w:w="1728"/>
+            <w:tcW w:type="dxa" w:w="1440"/>
           </w:tcPr>
           <w:p>
-            <w:pPr>
-              <w:jc w:val="left"/>
-            </w:pPr>
-            <w:r/>
             <w:r>
-              <w:rPr>
-                <w:b w:val="0"/>
-                <w:color w:val="1F2937"/>
-                <w:sz w:val="20"/>
-              </w:rPr>
-              <w:t>高股息低波</w:t>
+              <w:t>+25,967 (+0.4%)</w:t>
+            </w:r>
+          </w:p>
+        </w:tc>
+        <w:tc>
+          <w:tcPr>
+            <w:tcW w:type="dxa" w:w="1440"/>
+          </w:tcPr>
+          <w:p>
+            <w:r>
+              <w:t>-121,456 (-0.2%)</w:t>
             </w:r>
           </w:p>
         </w:tc>
@@ -1149,101 +1224,61 @@
       <w:tr>
         <w:tc>
           <w:tcPr>
-            <w:tcW w:type="dxa" w:w="1728"/>
-            <w:shd w:fill="FAFBFC"/>
+            <w:tcW w:type="dxa" w:w="1440"/>
           </w:tcPr>
           <w:p>
-            <w:pPr>
-              <w:jc w:val="left"/>
-            </w:pPr>
-            <w:r/>
             <w:r>
-              <w:rPr>
-                <w:b w:val="0"/>
-                <w:color w:val="1F2937"/>
-                <w:sz w:val="20"/>
-              </w:rPr>
-              <w:t>0056</w:t>
+              <w:t>2026-07-15</w:t>
             </w:r>
           </w:p>
         </w:tc>
         <w:tc>
           <w:tcPr>
-            <w:tcW w:type="dxa" w:w="1728"/>
-            <w:shd w:fill="FAFBFC"/>
+            <w:tcW w:type="dxa" w:w="1440"/>
           </w:tcPr>
           <w:p>
-            <w:pPr>
-              <w:jc w:val="left"/>
-            </w:pPr>
-            <w:r/>
             <w:r>
-              <w:rPr>
-                <w:b w:val="0"/>
-                <w:color w:val="1F2937"/>
-                <w:sz w:val="20"/>
-              </w:rPr>
-              <w:t>1000</w:t>
+              <w:t>-13,516 (-0.7%)</w:t>
             </w:r>
           </w:p>
         </w:tc>
         <w:tc>
           <w:tcPr>
-            <w:tcW w:type="dxa" w:w="1728"/>
-            <w:shd w:fill="FAFBFC"/>
+            <w:tcW w:type="dxa" w:w="1440"/>
           </w:tcPr>
           <w:p>
-            <w:pPr>
-              <w:jc w:val="left"/>
-            </w:pPr>
-            <w:r/>
             <w:r>
-              <w:rPr>
-                <w:b w:val="0"/>
-                <w:color w:val="1F2937"/>
-                <w:sz w:val="20"/>
-              </w:rPr>
-              <w:t>50.75</w:t>
+              <w:t>-1,923 (-0.0%)</w:t>
             </w:r>
           </w:p>
         </w:tc>
         <w:tc>
           <w:tcPr>
-            <w:tcW w:type="dxa" w:w="1728"/>
-            <w:shd w:fill="FAFBFC"/>
+            <w:tcW w:type="dxa" w:w="1440"/>
           </w:tcPr>
           <w:p>
-            <w:pPr>
-              <w:jc w:val="right"/>
-            </w:pPr>
-            <w:r/>
             <w:r>
-              <w:rPr>
-                <w:b w:val="0"/>
-                <w:color w:val="1F2937"/>
-                <w:sz w:val="20"/>
-              </w:rPr>
-              <w:t>50,750</w:t>
+              <w:t>+27,601 (+3.6%)</w:t>
             </w:r>
           </w:p>
         </w:tc>
         <w:tc>
           <w:tcPr>
-            <w:tcW w:type="dxa" w:w="1728"/>
-            <w:shd w:fill="FAFBFC"/>
+            <w:tcW w:type="dxa" w:w="1440"/>
           </w:tcPr>
           <w:p>
-            <w:pPr>
-              <w:jc w:val="left"/>
-            </w:pPr>
-            <w:r/>
             <w:r>
-              <w:rPr>
-                <w:b w:val="0"/>
-                <w:color w:val="1F2937"/>
-                <w:sz w:val="20"/>
-              </w:rPr>
-              <w:t>高股息</w:t>
+              <w:t>+190,182 (+2.8%)</w:t>
+            </w:r>
+          </w:p>
+        </w:tc>
+        <w:tc>
+          <w:tcPr>
+            <w:tcW w:type="dxa" w:w="1440"/>
+          </w:tcPr>
+          <w:p>
+            <w:r>
+              <w:t>+67,069 (+0.1%)</w:t>
             </w:r>
           </w:p>
         </w:tc>
@@ -1251,96 +1286,61 @@
       <w:tr>
         <w:tc>
           <w:tcPr>
-            <w:tcW w:type="dxa" w:w="1728"/>
+            <w:tcW w:type="dxa" w:w="1440"/>
           </w:tcPr>
           <w:p>
-            <w:pPr>
-              <w:jc w:val="left"/>
-            </w:pPr>
-            <w:r/>
             <w:r>
-              <w:rPr>
-                <w:b w:val="0"/>
-                <w:color w:val="1F2937"/>
-                <w:sz w:val="20"/>
-              </w:rPr>
-              <w:t>00646</w:t>
+              <w:t>2026-07-16</w:t>
             </w:r>
           </w:p>
         </w:tc>
         <w:tc>
           <w:tcPr>
-            <w:tcW w:type="dxa" w:w="1728"/>
+            <w:tcW w:type="dxa" w:w="1440"/>
           </w:tcPr>
           <w:p>
-            <w:pPr>
-              <w:jc w:val="left"/>
-            </w:pPr>
-            <w:r/>
             <w:r>
-              <w:rPr>
-                <w:b w:val="0"/>
-                <w:color w:val="1F2937"/>
-                <w:sz w:val="20"/>
-              </w:rPr>
-              <w:t>1000</w:t>
+              <w:t>+305,600 (+15.2%)</w:t>
             </w:r>
           </w:p>
         </w:tc>
         <w:tc>
           <w:tcPr>
-            <w:tcW w:type="dxa" w:w="1728"/>
+            <w:tcW w:type="dxa" w:w="1440"/>
           </w:tcPr>
           <w:p>
-            <w:pPr>
-              <w:jc w:val="left"/>
-            </w:pPr>
-            <w:r/>
             <w:r>
-              <w:rPr>
-                <w:b w:val="0"/>
-                <w:color w:val="1F2937"/>
-                <w:sz w:val="20"/>
-              </w:rPr>
-              <w:t>76.05</w:t>
+              <w:t>-18,517 (-0.2%)</w:t>
             </w:r>
           </w:p>
         </w:tc>
         <w:tc>
           <w:tcPr>
-            <w:tcW w:type="dxa" w:w="1728"/>
+            <w:tcW w:type="dxa" w:w="1440"/>
           </w:tcPr>
           <w:p>
-            <w:pPr>
-              <w:jc w:val="right"/>
-            </w:pPr>
-            <w:r/>
             <w:r>
-              <w:rPr>
-                <w:b w:val="0"/>
-                <w:color w:val="1F2937"/>
-                <w:sz w:val="20"/>
-              </w:rPr>
-              <w:t>76,050</w:t>
+              <w:t>+34,371 (+4.3%)</w:t>
             </w:r>
           </w:p>
         </w:tc>
         <w:tc>
           <w:tcPr>
-            <w:tcW w:type="dxa" w:w="1728"/>
+            <w:tcW w:type="dxa" w:w="1440"/>
           </w:tcPr>
           <w:p>
-            <w:pPr>
-              <w:jc w:val="left"/>
-            </w:pPr>
-            <w:r/>
             <w:r>
-              <w:rPr>
-                <w:b w:val="0"/>
-                <w:color w:val="1F2937"/>
-                <w:sz w:val="20"/>
-              </w:rPr>
-              <w:t>美股S&amp;P500</w:t>
+              <w:t>-393,704 (-5.6%)</w:t>
+            </w:r>
+          </w:p>
+        </w:tc>
+        <w:tc>
+          <w:tcPr>
+            <w:tcW w:type="dxa" w:w="1440"/>
+          </w:tcPr>
+          <w:p>
+            <w:r>
+              <w:t>+115,763 (+0.2%)</w:t>
             </w:r>
           </w:p>
         </w:tc>
@@ -1348,101 +1348,61 @@
       <w:tr>
         <w:tc>
           <w:tcPr>
-            <w:tcW w:type="dxa" w:w="1728"/>
-            <w:shd w:fill="FAFBFC"/>
+            <w:tcW w:type="dxa" w:w="1440"/>
           </w:tcPr>
           <w:p>
-            <w:pPr>
-              <w:jc w:val="left"/>
-            </w:pPr>
-            <w:r/>
             <w:r>
-              <w:rPr>
-                <w:b w:val="0"/>
-                <w:color w:val="1F2937"/>
-                <w:sz w:val="20"/>
-              </w:rPr>
-              <w:t>009823</w:t>
+              <w:t>2026-07-17</w:t>
             </w:r>
           </w:p>
         </w:tc>
         <w:tc>
           <w:tcPr>
-            <w:tcW w:type="dxa" w:w="1728"/>
-            <w:shd w:fill="FAFBFC"/>
+            <w:tcW w:type="dxa" w:w="1440"/>
           </w:tcPr>
           <w:p>
-            <w:pPr>
-              <w:jc w:val="left"/>
-            </w:pPr>
-            <w:r/>
             <w:r>
-              <w:rPr>
-                <w:b w:val="0"/>
-                <w:color w:val="1F2937"/>
-                <w:sz w:val="20"/>
-              </w:rPr>
-              <w:t>10000</w:t>
+              <w:t>-249,809 (-10.8%)</w:t>
             </w:r>
           </w:p>
         </w:tc>
         <w:tc>
           <w:tcPr>
-            <w:tcW w:type="dxa" w:w="1728"/>
-            <w:shd w:fill="FAFBFC"/>
+            <w:tcW w:type="dxa" w:w="1440"/>
           </w:tcPr>
           <w:p>
-            <w:pPr>
-              <w:jc w:val="left"/>
-            </w:pPr>
-            <w:r/>
             <w:r>
-              <w:rPr>
-                <w:b w:val="0"/>
-                <w:color w:val="1F2937"/>
-                <w:sz w:val="20"/>
-              </w:rPr>
-              <w:t>10.32</w:t>
+              <w:t>+6,468 (+0.1%)</w:t>
             </w:r>
           </w:p>
         </w:tc>
         <w:tc>
           <w:tcPr>
-            <w:tcW w:type="dxa" w:w="1728"/>
-            <w:shd w:fill="FAFBFC"/>
+            <w:tcW w:type="dxa" w:w="1440"/>
           </w:tcPr>
           <w:p>
-            <w:pPr>
-              <w:jc w:val="right"/>
-            </w:pPr>
-            <w:r/>
             <w:r>
-              <w:rPr>
-                <w:b w:val="0"/>
-                <w:color w:val="1F2937"/>
-                <w:sz w:val="20"/>
-              </w:rPr>
-              <w:t>103,200</w:t>
+              <w:t>-51,815 (-6.3%)</w:t>
             </w:r>
           </w:p>
         </w:tc>
         <w:tc>
           <w:tcPr>
-            <w:tcW w:type="dxa" w:w="1728"/>
-            <w:shd w:fill="FAFBFC"/>
+            <w:tcW w:type="dxa" w:w="1440"/>
           </w:tcPr>
           <w:p>
-            <w:pPr>
-              <w:jc w:val="left"/>
-            </w:pPr>
-            <w:r/>
             <w:r>
-              <w:rPr>
-                <w:b w:val="0"/>
-                <w:color w:val="1F2937"/>
-                <w:sz w:val="20"/>
-              </w:rPr>
-              <w:t>美股S&amp;P500</w:t>
+              <w:t>+400,843 (+6.0%)</w:t>
+            </w:r>
+          </w:p>
+        </w:tc>
+        <w:tc>
+          <w:tcPr>
+            <w:tcW w:type="dxa" w:w="1440"/>
+          </w:tcPr>
+          <w:p>
+            <w:r>
+              <w:t>-199,676 (-0.4%)</w:t>
             </w:r>
           </w:p>
         </w:tc>
@@ -1450,96 +1410,61 @@
       <w:tr>
         <w:tc>
           <w:tcPr>
-            <w:tcW w:type="dxa" w:w="1728"/>
+            <w:tcW w:type="dxa" w:w="1440"/>
           </w:tcPr>
           <w:p>
-            <w:pPr>
-              <w:jc w:val="left"/>
-            </w:pPr>
-            <w:r/>
             <w:r>
-              <w:rPr>
-                <w:b w:val="0"/>
-                <w:color w:val="1F2937"/>
-                <w:sz w:val="20"/>
-              </w:rPr>
-              <w:t>009824</w:t>
+              <w:t>2026-07-18</w:t>
             </w:r>
           </w:p>
         </w:tc>
         <w:tc>
           <w:tcPr>
-            <w:tcW w:type="dxa" w:w="1728"/>
+            <w:tcW w:type="dxa" w:w="1440"/>
           </w:tcPr>
           <w:p>
-            <w:pPr>
-              <w:jc w:val="left"/>
-            </w:pPr>
-            <w:r/>
             <w:r>
-              <w:rPr>
-                <w:b w:val="0"/>
-                <w:color w:val="1F2937"/>
-                <w:sz w:val="20"/>
-              </w:rPr>
-              <w:t>10000</w:t>
+              <w:t>+93,725 (+4.5%)</w:t>
             </w:r>
           </w:p>
         </w:tc>
         <w:tc>
           <w:tcPr>
-            <w:tcW w:type="dxa" w:w="1728"/>
+            <w:tcW w:type="dxa" w:w="1440"/>
           </w:tcPr>
           <w:p>
-            <w:pPr>
-              <w:jc w:val="left"/>
-            </w:pPr>
-            <w:r/>
             <w:r>
-              <w:rPr>
-                <w:b w:val="0"/>
-                <w:color w:val="1F2937"/>
-                <w:sz w:val="20"/>
-              </w:rPr>
-              <w:t>9.94</w:t>
+              <w:t>-48,130 (-0.5%)</w:t>
             </w:r>
           </w:p>
         </w:tc>
         <w:tc>
           <w:tcPr>
-            <w:tcW w:type="dxa" w:w="1728"/>
+            <w:tcW w:type="dxa" w:w="1440"/>
           </w:tcPr>
           <w:p>
-            <w:pPr>
-              <w:jc w:val="right"/>
-            </w:pPr>
-            <w:r/>
             <w:r>
-              <w:rPr>
-                <w:b w:val="0"/>
-                <w:color w:val="1F2937"/>
-                <w:sz w:val="20"/>
-              </w:rPr>
-              <w:t>99,400</w:t>
+              <w:t>+10,022 (+1.3%)</w:t>
             </w:r>
           </w:p>
         </w:tc>
         <w:tc>
           <w:tcPr>
-            <w:tcW w:type="dxa" w:w="1728"/>
+            <w:tcW w:type="dxa" w:w="1440"/>
           </w:tcPr>
           <w:p>
-            <w:pPr>
-              <w:jc w:val="left"/>
-            </w:pPr>
-            <w:r/>
             <w:r>
-              <w:rPr>
-                <w:b w:val="0"/>
-                <w:color w:val="1F2937"/>
-                <w:sz w:val="20"/>
-              </w:rPr>
-              <w:t>美股科技巨头</w:t>
+              <w:t>-3,196,954 (-45.3%)</w:t>
+            </w:r>
+          </w:p>
+        </w:tc>
+        <w:tc>
+          <w:tcPr>
+            <w:tcW w:type="dxa" w:w="1440"/>
+          </w:tcPr>
+          <w:p>
+            <w:r>
+              <w:t>+236,344 (+0.5%)</w:t>
             </w:r>
           </w:p>
         </w:tc>
@@ -1547,152 +1472,255 @@
       <w:tr>
         <w:tc>
           <w:tcPr>
-            <w:tcW w:type="dxa" w:w="1728"/>
-            <w:shd w:fill="FFF3CD"/>
+            <w:tcW w:type="dxa" w:w="1440"/>
           </w:tcPr>
           <w:p>
-            <w:pPr>
-              <w:jc w:val="left"/>
-            </w:pPr>
-            <w:r/>
             <w:r>
-              <w:rPr>
-                <w:b/>
-                <w:color w:val="1F2937"/>
-                <w:sz w:val="20"/>
-              </w:rPr>
-              <w:t>明細加總</w:t>
+              <w:t>2026-07-19</w:t>
             </w:r>
           </w:p>
         </w:tc>
         <w:tc>
           <w:tcPr>
-            <w:tcW w:type="dxa" w:w="1728"/>
-            <w:shd w:fill="FFF3CD"/>
-          </w:tcPr>
-          <w:p/>
-        </w:tc>
-        <w:tc>
-          <w:tcPr>
-            <w:tcW w:type="dxa" w:w="1728"/>
-            <w:shd w:fill="FFF3CD"/>
-          </w:tcPr>
-          <w:p/>
-        </w:tc>
-        <w:tc>
-          <w:tcPr>
-            <w:tcW w:type="dxa" w:w="1728"/>
-            <w:shd w:fill="FFF3CD"/>
+            <w:tcW w:type="dxa" w:w="1440"/>
           </w:tcPr>
           <w:p>
-            <w:pPr>
-              <w:jc w:val="right"/>
-            </w:pPr>
-            <w:r/>
             <w:r>
-              <w:rPr>
-                <w:b/>
-                <w:color w:val="1F2937"/>
-                <w:sz w:val="20"/>
-              </w:rPr>
-              <w:t>2,208,900</w:t>
+              <w:t>+0 (+0.0%)</w:t>
             </w:r>
           </w:p>
         </w:tc>
         <w:tc>
           <w:tcPr>
-            <w:tcW w:type="dxa" w:w="1728"/>
-            <w:shd w:fill="FFF3CD"/>
+            <w:tcW w:type="dxa" w:w="1440"/>
           </w:tcPr>
-          <w:p/>
+          <w:p>
+            <w:r>
+              <w:t>+0 (+0.0%)</w:t>
+            </w:r>
+          </w:p>
+        </w:tc>
+        <w:tc>
+          <w:tcPr>
+            <w:tcW w:type="dxa" w:w="1440"/>
+          </w:tcPr>
+          <w:p>
+            <w:r>
+              <w:t>+0 (+0.0%)</w:t>
+            </w:r>
+          </w:p>
+        </w:tc>
+        <w:tc>
+          <w:tcPr>
+            <w:tcW w:type="dxa" w:w="1440"/>
+          </w:tcPr>
+          <w:p>
+            <w:r>
+              <w:t>+0 (+0.0%)</w:t>
+            </w:r>
+          </w:p>
+        </w:tc>
+        <w:tc>
+          <w:tcPr>
+            <w:tcW w:type="dxa" w:w="1440"/>
+          </w:tcPr>
+          <w:p>
+            <w:r>
+              <w:t>+0 (+0.0%)</w:t>
+            </w:r>
+          </w:p>
+        </w:tc>
+      </w:tr>
+    </w:tbl>
+    <w:p>
+      <w:pPr>
+        <w:pStyle w:val="Heading1"/>
+      </w:pPr>
+      <w:r>
+        <w:t>🛡️ 保單明細（最新）</w:t>
+      </w:r>
+    </w:p>
+    <w:tbl>
+      <w:tblPr>
+        <w:tblStyle w:val="LightGrid-Accent1"/>
+        <w:tblW w:type="auto" w:w="0"/>
+        <w:tblLook w:firstColumn="1" w:firstRow="1" w:lastColumn="0" w:lastRow="0" w:noHBand="0" w:noVBand="1" w:val="04A0"/>
+      </w:tblPr>
+      <w:tblGrid>
+        <w:gridCol w:w="4320"/>
+        <w:gridCol w:w="4320"/>
+      </w:tblGrid>
+      <w:tr>
+        <w:tc>
+          <w:tcPr>
+            <w:tcW w:type="dxa" w:w="4320"/>
+          </w:tcPr>
+          <w:p>
+            <w:r>
+              <w:t>項目</w:t>
+            </w:r>
+          </w:p>
+        </w:tc>
+        <w:tc>
+          <w:tcPr>
+            <w:tcW w:type="dxa" w:w="4320"/>
+          </w:tcPr>
+          <w:p>
+            <w:r>
+              <w:t>金額 TWD</w:t>
+            </w:r>
+          </w:p>
         </w:tc>
       </w:tr>
       <w:tr>
         <w:tc>
           <w:tcPr>
-            <w:tcW w:type="dxa" w:w="1728"/>
-            <w:shd w:fill="F0F4F8"/>
+            <w:tcW w:type="dxa" w:w="4320"/>
           </w:tcPr>
           <w:p>
-            <w:pPr>
-              <w:jc w:val="left"/>
-            </w:pPr>
-            <w:r/>
             <w:r>
-              <w:rPr>
-                <w:b/>
-                <w:color w:val="1F2937"/>
-                <w:sz w:val="20"/>
-              </w:rPr>
-              <w:t>證券總市值（market）</w:t>
+              <w:t>安聯保單A+B 現值</w:t>
             </w:r>
           </w:p>
         </w:tc>
         <w:tc>
           <w:tcPr>
-            <w:tcW w:type="dxa" w:w="1728"/>
-            <w:shd w:fill="F0F4F8"/>
+            <w:tcW w:type="dxa" w:w="4320"/>
           </w:tcPr>
-          <w:p/>
+          <w:p>
+            <w:r>
+              <w:t>7,808,297</w:t>
+            </w:r>
+          </w:p>
         </w:tc>
+      </w:tr>
+      <w:tr>
         <w:tc>
           <w:tcPr>
-            <w:tcW w:type="dxa" w:w="1728"/>
-            <w:shd w:fill="F0F4F8"/>
-          </w:tcPr>
-          <w:p/>
-        </w:tc>
-        <w:tc>
-          <w:tcPr>
-            <w:tcW w:type="dxa" w:w="1728"/>
-            <w:shd w:fill="F0F4F8"/>
+            <w:tcW w:type="dxa" w:w="4320"/>
           </w:tcPr>
           <w:p>
-            <w:pPr>
-              <w:jc w:val="right"/>
-            </w:pPr>
-            <w:r/>
             <w:r>
-              <w:rPr>
-                <w:b/>
-                <w:color w:val="1B365D"/>
-                <w:sz w:val="22"/>
-              </w:rPr>
-              <w:t>2,158,900</w:t>
+              <w:t>安聯保單A 帳面</w:t>
             </w:r>
           </w:p>
         </w:tc>
         <w:tc>
           <w:tcPr>
-            <w:tcW w:type="dxa" w:w="1728"/>
-            <w:shd w:fill="F0F4F8"/>
+            <w:tcW w:type="dxa" w:w="4320"/>
           </w:tcPr>
-          <w:p/>
+          <w:p>
+            <w:r>
+              <w:t>5,079,576</w:t>
+            </w:r>
+          </w:p>
+        </w:tc>
+      </w:tr>
+      <w:tr>
+        <w:tc>
+          <w:tcPr>
+            <w:tcW w:type="dxa" w:w="4320"/>
+          </w:tcPr>
+          <w:p>
+            <w:r>
+              <w:t>安聯保單B 帳面</w:t>
+            </w:r>
+          </w:p>
+        </w:tc>
+        <w:tc>
+          <w:tcPr>
+            <w:tcW w:type="dxa" w:w="4320"/>
+          </w:tcPr>
+          <w:p>
+            <w:r>
+              <w:t>2,728,721</w:t>
+            </w:r>
+          </w:p>
+        </w:tc>
+      </w:tr>
+      <w:tr>
+        <w:tc>
+          <w:tcPr>
+            <w:tcW w:type="dxa" w:w="4320"/>
+          </w:tcPr>
+          <w:p>
+            <w:r>
+              <w:t>第一金保單 FL65 現值</w:t>
+            </w:r>
+          </w:p>
+        </w:tc>
+        <w:tc>
+          <w:tcPr>
+            <w:tcW w:type="dxa" w:w="4320"/>
+          </w:tcPr>
+          <w:p>
+            <w:r>
+              <w:t>1,994,698</w:t>
+            </w:r>
+          </w:p>
+        </w:tc>
+      </w:tr>
+      <w:tr>
+        <w:tc>
+          <w:tcPr>
+            <w:tcW w:type="dxa" w:w="4320"/>
+          </w:tcPr>
+          <w:p>
+            <w:r>
+              <w:t>保單總現値</w:t>
+            </w:r>
+          </w:p>
+        </w:tc>
+        <w:tc>
+          <w:tcPr>
+            <w:tcW w:type="dxa" w:w="4320"/>
+          </w:tcPr>
+          <w:p>
+            <w:r>
+              <w:t>9,876,282</w:t>
+            </w:r>
+          </w:p>
+        </w:tc>
+      </w:tr>
+      <w:tr>
+        <w:tc>
+          <w:tcPr>
+            <w:tcW w:type="dxa" w:w="4320"/>
+          </w:tcPr>
+          <w:p>
+            <w:r>
+              <w:t>保單總帳面</w:t>
+            </w:r>
+          </w:p>
+        </w:tc>
+        <w:tc>
+          <w:tcPr>
+            <w:tcW w:type="dxa" w:w="4320"/>
+          </w:tcPr>
+          <w:p>
+            <w:r>
+              <w:t>11,791,280</w:t>
+            </w:r>
+          </w:p>
         </w:tc>
       </w:tr>
     </w:tbl>
     <w:p>
       <w:r>
-        <w:rPr>
-          <w:color w:val="6B7280"/>
-        </w:rPr>
-        <w:t>證券總市值（market）：2,158,900 TWD</w:t>
+        <w:t>保單總帳面：11,791,280 TWD（含配息）</w:t>
       </w:r>
     </w:p>
     <w:p>
       <w:pPr>
-        <w:pStyle w:val="Heading2"/>
+        <w:pStyle w:val="Heading1"/>
       </w:pPr>
       <w:r>
-        <w:rPr>
-          <w:color w:val="1B365D"/>
-        </w:rPr>
-        <w:t>基金部位</w:t>
+        <w:t>📊 基金部位</w:t>
       </w:r>
     </w:p>
     <w:tbl>
       <w:tblPr>
-        <w:tblStyle w:val="TableGrid"/>
+        <w:tblStyle w:val="LightGrid-Accent1"/>
         <w:tblW w:type="auto" w:w="0"/>
         <w:tblLook w:firstColumn="1" w:firstRow="1" w:lastColumn="0" w:lastRow="0" w:noHBand="0" w:noVBand="1" w:val="04A0"/>
       </w:tblPr>
@@ -1705,19 +1733,9 @@
         <w:tc>
           <w:tcPr>
             <w:tcW w:type="dxa" w:w="2880"/>
-            <w:shd w:fill="1B365D"/>
           </w:tcPr>
           <w:p>
-            <w:pPr>
-              <w:jc w:val="center"/>
-            </w:pPr>
-            <w:r/>
             <w:r>
-              <w:rPr>
-                <w:b/>
-                <w:color w:val="FFFFFF"/>
-                <w:sz w:val="20"/>
-              </w:rPr>
               <w:t>基金名稱</w:t>
             </w:r>
           </w:p>
@@ -1725,40 +1743,20 @@
         <w:tc>
           <w:tcPr>
             <w:tcW w:type="dxa" w:w="2880"/>
-            <w:shd w:fill="1B365D"/>
           </w:tcPr>
           <w:p>
-            <w:pPr>
-              <w:jc w:val="center"/>
-            </w:pPr>
-            <w:r/>
             <w:r>
-              <w:rPr>
-                <w:b/>
-                <w:color w:val="FFFFFF"/>
-                <w:sz w:val="20"/>
-              </w:rPr>
-              <w:t>市值（台幣）</w:t>
+              <w:t>市值</w:t>
             </w:r>
           </w:p>
         </w:tc>
         <w:tc>
           <w:tcPr>
             <w:tcW w:type="dxa" w:w="2880"/>
-            <w:shd w:fill="1B365D"/>
           </w:tcPr>
           <w:p>
-            <w:pPr>
-              <w:jc w:val="center"/>
-            </w:pPr>
-            <w:r/>
             <w:r>
-              <w:rPr>
-                <w:b/>
-                <w:color w:val="FFFFFF"/>
-                <w:sz w:val="20"/>
-              </w:rPr>
-              <w:t>幣別/備註</w:t>
+              <w:t>幣別</w:t>
             </w:r>
           </w:p>
         </w:tc>
@@ -1767,59 +1765,29 @@
         <w:tc>
           <w:tcPr>
             <w:tcW w:type="dxa" w:w="2880"/>
-            <w:shd w:fill="FAFBFC"/>
           </w:tcPr>
           <w:p>
-            <w:pPr>
-              <w:jc w:val="left"/>
-            </w:pPr>
-            <w:r/>
             <w:r>
-              <w:rPr>
-                <w:b w:val="0"/>
-                <w:color w:val="1F2937"/>
-                <w:sz w:val="20"/>
-              </w:rPr>
-              <w:t>台新美日台半導體A-日元</w:t>
+              <w:t>台新美日台半導體A-日元（換算台幣）</w:t>
             </w:r>
           </w:p>
         </w:tc>
         <w:tc>
           <w:tcPr>
             <w:tcW w:type="dxa" w:w="2880"/>
-            <w:shd w:fill="FAFBFC"/>
           </w:tcPr>
           <w:p>
-            <w:pPr>
-              <w:jc w:val="right"/>
-            </w:pPr>
-            <w:r/>
             <w:r>
-              <w:rPr>
-                <w:b w:val="0"/>
-                <w:color w:val="1F2937"/>
-                <w:sz w:val="20"/>
-              </w:rPr>
-              <w:t>129,595</w:t>
+              <w:t>25,919</w:t>
             </w:r>
           </w:p>
         </w:tc>
         <w:tc>
           <w:tcPr>
             <w:tcW w:type="dxa" w:w="2880"/>
-            <w:shd w:fill="FAFBFC"/>
           </w:tcPr>
           <w:p>
-            <w:pPr>
-              <w:jc w:val="left"/>
-            </w:pPr>
-            <w:r/>
             <w:r>
-              <w:rPr>
-                <w:b w:val="0"/>
-                <w:color w:val="6B7280"/>
-                <w:sz w:val="20"/>
-              </w:rPr>
               <w:t>JPY換算</w:t>
             </w:r>
           </w:p>
@@ -1831,16 +1799,7 @@
             <w:tcW w:type="dxa" w:w="2880"/>
           </w:tcPr>
           <w:p>
-            <w:pPr>
-              <w:jc w:val="left"/>
-            </w:pPr>
-            <w:r/>
             <w:r>
-              <w:rPr>
-                <w:b w:val="0"/>
-                <w:color w:val="1F2937"/>
-                <w:sz w:val="20"/>
-              </w:rPr>
               <w:t>台中銀台灣優息B配息</w:t>
             </w:r>
           </w:p>
@@ -1850,16 +1809,7 @@
             <w:tcW w:type="dxa" w:w="2880"/>
           </w:tcPr>
           <w:p>
-            <w:pPr>
-              <w:jc w:val="right"/>
-            </w:pPr>
-            <w:r/>
             <w:r>
-              <w:rPr>
-                <w:b w:val="0"/>
-                <w:color w:val="1F2937"/>
-                <w:sz w:val="20"/>
-              </w:rPr>
               <w:t>46,264</w:t>
             </w:r>
           </w:p>
@@ -1869,78 +1819,7 @@
             <w:tcW w:type="dxa" w:w="2880"/>
           </w:tcPr>
           <w:p>
-            <w:pPr>
-              <w:jc w:val="left"/>
-            </w:pPr>
-            <w:r/>
             <w:r>
-              <w:rPr>
-                <w:b w:val="0"/>
-                <w:color w:val="6B7280"/>
-                <w:sz w:val="20"/>
-              </w:rPr>
-              <w:t>TWD</w:t>
-            </w:r>
-          </w:p>
-        </w:tc>
-      </w:tr>
-      <w:tr>
-        <w:tc>
-          <w:tcPr>
-            <w:tcW w:type="dxa" w:w="2880"/>
-            <w:shd w:fill="FAFBFC"/>
-          </w:tcPr>
-          <w:p>
-            <w:pPr>
-              <w:jc w:val="left"/>
-            </w:pPr>
-            <w:r/>
-            <w:r>
-              <w:rPr>
-                <w:b w:val="0"/>
-                <w:color w:val="1F2937"/>
-                <w:sz w:val="20"/>
-              </w:rPr>
-              <w:t>路博邁5G股票T月配</w:t>
-            </w:r>
-          </w:p>
-        </w:tc>
-        <w:tc>
-          <w:tcPr>
-            <w:tcW w:type="dxa" w:w="2880"/>
-            <w:shd w:fill="FAFBFC"/>
-          </w:tcPr>
-          <w:p>
-            <w:pPr>
-              <w:jc w:val="right"/>
-            </w:pPr>
-            <w:r/>
-            <w:r>
-              <w:rPr>
-                <w:b w:val="0"/>
-                <w:color w:val="1F2937"/>
-                <w:sz w:val="20"/>
-              </w:rPr>
-              <w:t>87,790</w:t>
-            </w:r>
-          </w:p>
-        </w:tc>
-        <w:tc>
-          <w:tcPr>
-            <w:tcW w:type="dxa" w:w="2880"/>
-            <w:shd w:fill="FAFBFC"/>
-          </w:tcPr>
-          <w:p>
-            <w:pPr>
-              <w:jc w:val="left"/>
-            </w:pPr>
-            <w:r/>
-            <w:r>
-              <w:rPr>
-                <w:b w:val="0"/>
-                <w:color w:val="6B7280"/>
-                <w:sz w:val="20"/>
-              </w:rPr>
               <w:t>TWD</w:t>
             </w:r>
           </w:p>
@@ -1952,17 +1831,8 @@
             <w:tcW w:type="dxa" w:w="2880"/>
           </w:tcPr>
           <w:p>
-            <w:pPr>
-              <w:jc w:val="left"/>
-            </w:pPr>
-            <w:r/>
             <w:r>
-              <w:rPr>
-                <w:b w:val="0"/>
-                <w:color w:val="1F2937"/>
-                <w:sz w:val="20"/>
-              </w:rPr>
-              <w:t>0050連結B配息</w:t>
+              <w:t>路博邁5G股票T月配</w:t>
             </w:r>
           </w:p>
         </w:tc>
@@ -1971,17 +1841,8 @@
             <w:tcW w:type="dxa" w:w="2880"/>
           </w:tcPr>
           <w:p>
-            <w:pPr>
-              <w:jc w:val="right"/>
-            </w:pPr>
-            <w:r/>
             <w:r>
-              <w:rPr>
-                <w:b w:val="0"/>
-                <w:color w:val="1F2937"/>
-                <w:sz w:val="20"/>
-              </w:rPr>
-              <w:t>44,914</w:t>
+              <w:t>87,790</w:t>
             </w:r>
           </w:p>
         </w:tc>
@@ -1990,78 +1851,7 @@
             <w:tcW w:type="dxa" w:w="2880"/>
           </w:tcPr>
           <w:p>
-            <w:pPr>
-              <w:jc w:val="left"/>
-            </w:pPr>
-            <w:r/>
             <w:r>
-              <w:rPr>
-                <w:b w:val="0"/>
-                <w:color w:val="6B7280"/>
-                <w:sz w:val="20"/>
-              </w:rPr>
-              <w:t>TWD</w:t>
-            </w:r>
-          </w:p>
-        </w:tc>
-      </w:tr>
-      <w:tr>
-        <w:tc>
-          <w:tcPr>
-            <w:tcW w:type="dxa" w:w="2880"/>
-            <w:shd w:fill="FAFBFC"/>
-          </w:tcPr>
-          <w:p>
-            <w:pPr>
-              <w:jc w:val="left"/>
-            </w:pPr>
-            <w:r/>
-            <w:r>
-              <w:rPr>
-                <w:b w:val="0"/>
-                <w:color w:val="1F2937"/>
-                <w:sz w:val="20"/>
-              </w:rPr>
-              <w:t>路博邁5G股票T累積</w:t>
-            </w:r>
-          </w:p>
-        </w:tc>
-        <w:tc>
-          <w:tcPr>
-            <w:tcW w:type="dxa" w:w="2880"/>
-            <w:shd w:fill="FAFBFC"/>
-          </w:tcPr>
-          <w:p>
-            <w:pPr>
-              <w:jc w:val="right"/>
-            </w:pPr>
-            <w:r/>
-            <w:r>
-              <w:rPr>
-                <w:b w:val="0"/>
-                <w:color w:val="1F2937"/>
-                <w:sz w:val="20"/>
-              </w:rPr>
-              <w:t>235,840</w:t>
-            </w:r>
-          </w:p>
-        </w:tc>
-        <w:tc>
-          <w:tcPr>
-            <w:tcW w:type="dxa" w:w="2880"/>
-            <w:shd w:fill="FAFBFC"/>
-          </w:tcPr>
-          <w:p>
-            <w:pPr>
-              <w:jc w:val="left"/>
-            </w:pPr>
-            <w:r/>
-            <w:r>
-              <w:rPr>
-                <w:b w:val="0"/>
-                <w:color w:val="6B7280"/>
-                <w:sz w:val="20"/>
-              </w:rPr>
               <w:t>TWD</w:t>
             </w:r>
           </w:p>
@@ -2073,17 +1863,8 @@
             <w:tcW w:type="dxa" w:w="2880"/>
           </w:tcPr>
           <w:p>
-            <w:pPr>
-              <w:jc w:val="left"/>
-            </w:pPr>
-            <w:r/>
             <w:r>
-              <w:rPr>
-                <w:b w:val="0"/>
-                <w:color w:val="1F2937"/>
-                <w:sz w:val="20"/>
-              </w:rPr>
-              <w:t>0050連結A不配息</w:t>
+              <w:t>0050連結B配息</w:t>
             </w:r>
           </w:p>
         </w:tc>
@@ -2092,17 +1873,8 @@
             <w:tcW w:type="dxa" w:w="2880"/>
           </w:tcPr>
           <w:p>
-            <w:pPr>
-              <w:jc w:val="right"/>
-            </w:pPr>
-            <w:r/>
             <w:r>
-              <w:rPr>
-                <w:b w:val="0"/>
-                <w:color w:val="1F2937"/>
-                <w:sz w:val="20"/>
-              </w:rPr>
-              <w:t>103,415</w:t>
+              <w:t>44,914</w:t>
             </w:r>
           </w:p>
         </w:tc>
@@ -2111,78 +1883,7 @@
             <w:tcW w:type="dxa" w:w="2880"/>
           </w:tcPr>
           <w:p>
-            <w:pPr>
-              <w:jc w:val="left"/>
-            </w:pPr>
-            <w:r/>
             <w:r>
-              <w:rPr>
-                <w:b w:val="0"/>
-                <w:color w:val="6B7280"/>
-                <w:sz w:val="20"/>
-              </w:rPr>
-              <w:t>TWD</w:t>
-            </w:r>
-          </w:p>
-        </w:tc>
-      </w:tr>
-      <w:tr>
-        <w:tc>
-          <w:tcPr>
-            <w:tcW w:type="dxa" w:w="2880"/>
-            <w:shd w:fill="FAFBFC"/>
-          </w:tcPr>
-          <w:p>
-            <w:pPr>
-              <w:jc w:val="left"/>
-            </w:pPr>
-            <w:r/>
-            <w:r>
-              <w:rPr>
-                <w:b w:val="0"/>
-                <w:color w:val="1F2937"/>
-                <w:sz w:val="20"/>
-              </w:rPr>
-              <w:t>統一奔騰</w:t>
-            </w:r>
-          </w:p>
-        </w:tc>
-        <w:tc>
-          <w:tcPr>
-            <w:tcW w:type="dxa" w:w="2880"/>
-            <w:shd w:fill="FAFBFC"/>
-          </w:tcPr>
-          <w:p>
-            <w:pPr>
-              <w:jc w:val="right"/>
-            </w:pPr>
-            <w:r/>
-            <w:r>
-              <w:rPr>
-                <w:b w:val="0"/>
-                <w:color w:val="1F2937"/>
-                <w:sz w:val="20"/>
-              </w:rPr>
-              <w:t>83,279</w:t>
-            </w:r>
-          </w:p>
-        </w:tc>
-        <w:tc>
-          <w:tcPr>
-            <w:tcW w:type="dxa" w:w="2880"/>
-            <w:shd w:fill="FAFBFC"/>
-          </w:tcPr>
-          <w:p>
-            <w:pPr>
-              <w:jc w:val="left"/>
-            </w:pPr>
-            <w:r/>
-            <w:r>
-              <w:rPr>
-                <w:b w:val="0"/>
-                <w:color w:val="6B7280"/>
-                <w:sz w:val="20"/>
-              </w:rPr>
               <w:t>TWD</w:t>
             </w:r>
           </w:p>
@@ -2194,17 +1895,8 @@
             <w:tcW w:type="dxa" w:w="2880"/>
           </w:tcPr>
           <w:p>
-            <w:pPr>
-              <w:jc w:val="left"/>
-            </w:pPr>
-            <w:r/>
             <w:r>
-              <w:rPr>
-                <w:b w:val="0"/>
-                <w:color w:val="1F2937"/>
-                <w:sz w:val="20"/>
-              </w:rPr>
-              <w:t>其他基金部位</w:t>
+              <w:t>路博邁5G股票T累積</w:t>
             </w:r>
           </w:p>
         </w:tc>
@@ -2213,17 +1905,8 @@
             <w:tcW w:type="dxa" w:w="2880"/>
           </w:tcPr>
           <w:p>
-            <w:pPr>
-              <w:jc w:val="right"/>
-            </w:pPr>
-            <w:r/>
             <w:r>
-              <w:rPr>
-                <w:b w:val="0"/>
-                <w:color w:val="1F2937"/>
-                <w:sz w:val="20"/>
-              </w:rPr>
-              <w:t>52,603</w:t>
+              <w:t>235,840</w:t>
             </w:r>
           </w:p>
         </w:tc>
@@ -2232,270 +1915,8 @@
             <w:tcW w:type="dxa" w:w="2880"/>
           </w:tcPr>
           <w:p>
-            <w:pPr>
-              <w:jc w:val="left"/>
-            </w:pPr>
-            <w:r/>
             <w:r>
-              <w:rPr>
-                <w:b w:val="0"/>
-                <w:color w:val="6B7280"/>
-                <w:sz w:val="20"/>
-              </w:rPr>
               <w:t>TWD</w:t>
-            </w:r>
-          </w:p>
-        </w:tc>
-      </w:tr>
-      <w:tr>
-        <w:tc>
-          <w:tcPr>
-            <w:tcW w:type="dxa" w:w="2880"/>
-            <w:shd w:fill="FFF3CD"/>
-          </w:tcPr>
-          <w:p>
-            <w:pPr>
-              <w:jc w:val="left"/>
-            </w:pPr>
-            <w:r/>
-            <w:r>
-              <w:rPr>
-                <w:b/>
-                <w:color w:val="1F2937"/>
-                <w:sz w:val="20"/>
-              </w:rPr>
-              <w:t>明細加總</w:t>
-            </w:r>
-          </w:p>
-        </w:tc>
-        <w:tc>
-          <w:tcPr>
-            <w:tcW w:type="dxa" w:w="2880"/>
-            <w:shd w:fill="FFF3CD"/>
-          </w:tcPr>
-          <w:p>
-            <w:pPr>
-              <w:jc w:val="right"/>
-            </w:pPr>
-            <w:r/>
-            <w:r>
-              <w:rPr>
-                <w:b/>
-                <w:color w:val="1F2937"/>
-                <w:sz w:val="20"/>
-              </w:rPr>
-              <w:t>783,700</w:t>
-            </w:r>
-          </w:p>
-        </w:tc>
-        <w:tc>
-          <w:tcPr>
-            <w:tcW w:type="dxa" w:w="2880"/>
-            <w:shd w:fill="FFF3CD"/>
-          </w:tcPr>
-          <w:p/>
-        </w:tc>
-      </w:tr>
-      <w:tr>
-        <w:tc>
-          <w:tcPr>
-            <w:tcW w:type="dxa" w:w="2880"/>
-            <w:shd w:fill="F0F4F8"/>
-          </w:tcPr>
-          <w:p>
-            <w:pPr>
-              <w:jc w:val="left"/>
-            </w:pPr>
-            <w:r/>
-            <w:r>
-              <w:rPr>
-                <w:b/>
-                <w:color w:val="1F2937"/>
-                <w:sz w:val="20"/>
-              </w:rPr>
-              <w:t>基金總市值（鉅亨網）</w:t>
-            </w:r>
-          </w:p>
-        </w:tc>
-        <w:tc>
-          <w:tcPr>
-            <w:tcW w:type="dxa" w:w="2880"/>
-            <w:shd w:fill="F0F4F8"/>
-          </w:tcPr>
-          <w:p>
-            <w:pPr>
-              <w:jc w:val="right"/>
-            </w:pPr>
-            <w:r/>
-            <w:r>
-              <w:rPr>
-                <w:b/>
-                <w:color w:val="1B365D"/>
-                <w:sz w:val="22"/>
-              </w:rPr>
-              <w:t>783,700</w:t>
-            </w:r>
-          </w:p>
-        </w:tc>
-        <w:tc>
-          <w:tcPr>
-            <w:tcW w:type="dxa" w:w="2880"/>
-            <w:shd w:fill="F0F4F8"/>
-          </w:tcPr>
-          <w:p/>
-        </w:tc>
-      </w:tr>
-    </w:tbl>
-    <w:p>
-      <w:r>
-        <w:rPr>
-          <w:color w:val="6B7280"/>
-        </w:rPr>
-        <w:t>基金總市值：783,700 TWD</w:t>
-      </w:r>
-    </w:p>
-    <w:p>
-      <w:pPr>
-        <w:pStyle w:val="Heading2"/>
-      </w:pPr>
-      <w:r>
-        <w:rPr>
-          <w:color w:val="1B365D"/>
-        </w:rPr>
-        <w:t>保單明細</w:t>
-      </w:r>
-    </w:p>
-    <w:tbl>
-      <w:tblPr>
-        <w:tblStyle w:val="TableGrid"/>
-        <w:tblW w:type="auto" w:w="0"/>
-        <w:tblLook w:firstColumn="1" w:firstRow="1" w:lastColumn="0" w:lastRow="0" w:noHBand="0" w:noVBand="1" w:val="04A0"/>
-      </w:tblPr>
-      <w:tblGrid>
-        <w:gridCol w:w="2880"/>
-        <w:gridCol w:w="2880"/>
-        <w:gridCol w:w="2880"/>
-      </w:tblGrid>
-      <w:tr>
-        <w:tc>
-          <w:tcPr>
-            <w:tcW w:type="dxa" w:w="2880"/>
-            <w:shd w:fill="1B365D"/>
-          </w:tcPr>
-          <w:p>
-            <w:pPr>
-              <w:jc w:val="center"/>
-            </w:pPr>
-            <w:r/>
-            <w:r>
-              <w:rPr>
-                <w:b/>
-                <w:color w:val="FFFFFF"/>
-                <w:sz w:val="20"/>
-              </w:rPr>
-              <w:t>項目</w:t>
-            </w:r>
-          </w:p>
-        </w:tc>
-        <w:tc>
-          <w:tcPr>
-            <w:tcW w:type="dxa" w:w="2880"/>
-            <w:shd w:fill="1B365D"/>
-          </w:tcPr>
-          <w:p>
-            <w:pPr>
-              <w:jc w:val="center"/>
-            </w:pPr>
-            <w:r/>
-            <w:r>
-              <w:rPr>
-                <w:b/>
-                <w:color w:val="FFFFFF"/>
-                <w:sz w:val="20"/>
-              </w:rPr>
-              <w:t>帳面價值</w:t>
-            </w:r>
-          </w:p>
-        </w:tc>
-        <w:tc>
-          <w:tcPr>
-            <w:tcW w:type="dxa" w:w="2880"/>
-            <w:shd w:fill="1B365D"/>
-          </w:tcPr>
-          <w:p>
-            <w:pPr>
-              <w:jc w:val="center"/>
-            </w:pPr>
-            <w:r/>
-            <w:r>
-              <w:rPr>
-                <w:b/>
-                <w:color w:val="FFFFFF"/>
-                <w:sz w:val="20"/>
-              </w:rPr>
-              <w:t>現值</w:t>
-            </w:r>
-          </w:p>
-        </w:tc>
-      </w:tr>
-      <w:tr>
-        <w:tc>
-          <w:tcPr>
-            <w:tcW w:type="dxa" w:w="2880"/>
-            <w:shd w:fill="FAFBFC"/>
-          </w:tcPr>
-          <w:p>
-            <w:pPr>
-              <w:jc w:val="left"/>
-            </w:pPr>
-            <w:r/>
-            <w:r>
-              <w:rPr>
-                <w:b w:val="0"/>
-                <w:color w:val="1F2937"/>
-                <w:sz w:val="20"/>
-              </w:rPr>
-              <w:t>安聯保單 A (QL18610694)</w:t>
-            </w:r>
-          </w:p>
-        </w:tc>
-        <w:tc>
-          <w:tcPr>
-            <w:tcW w:type="dxa" w:w="2880"/>
-            <w:shd w:fill="FAFBFC"/>
-          </w:tcPr>
-          <w:p>
-            <w:pPr>
-              <w:jc w:val="right"/>
-            </w:pPr>
-            <w:r/>
-            <w:r>
-              <w:rPr>
-                <w:b w:val="0"/>
-                <w:color w:val="1F2937"/>
-                <w:sz w:val="20"/>
-              </w:rPr>
-              <w:t>5,079,576</w:t>
-            </w:r>
-          </w:p>
-        </w:tc>
-        <w:tc>
-          <w:tcPr>
-            <w:tcW w:type="dxa" w:w="2880"/>
-            <w:shd w:fill="FAFBFC"/>
-          </w:tcPr>
-          <w:p>
-            <w:pPr>
-              <w:jc w:val="right"/>
-            </w:pPr>
-            <w:r/>
-            <w:r>
-              <w:rPr>
-                <w:b w:val="0"/>
-                <w:color w:val="1F2937"/>
-                <w:sz w:val="20"/>
-              </w:rPr>
-              <w:t>5,075,393</w:t>
             </w:r>
           </w:p>
         </w:tc>
@@ -2506,17 +1927,8 @@
             <w:tcW w:type="dxa" w:w="2880"/>
           </w:tcPr>
           <w:p>
-            <w:pPr>
-              <w:jc w:val="left"/>
-            </w:pPr>
-            <w:r/>
             <w:r>
-              <w:rPr>
-                <w:b w:val="0"/>
-                <w:color w:val="1F2937"/>
-                <w:sz w:val="20"/>
-              </w:rPr>
-              <w:t>安聯保單 B (QL18488224)</w:t>
+              <w:t>0050連結A不配息</w:t>
             </w:r>
           </w:p>
         </w:tc>
@@ -2525,17 +1937,8 @@
             <w:tcW w:type="dxa" w:w="2880"/>
           </w:tcPr>
           <w:p>
-            <w:pPr>
-              <w:jc w:val="right"/>
-            </w:pPr>
-            <w:r/>
             <w:r>
-              <w:rPr>
-                <w:b w:val="0"/>
-                <w:color w:val="1F2937"/>
-                <w:sz w:val="20"/>
-              </w:rPr>
-              <w:t>2,728,721</w:t>
+              <w:t>103,415</w:t>
             </w:r>
           </w:p>
         </w:tc>
@@ -2544,17 +1947,8 @@
             <w:tcW w:type="dxa" w:w="2880"/>
           </w:tcPr>
           <w:p>
-            <w:pPr>
-              <w:jc w:val="right"/>
-            </w:pPr>
-            <w:r/>
             <w:r>
-              <w:rPr>
-                <w:b w:val="0"/>
-                <w:color w:val="1F2937"/>
-                <w:sz w:val="20"/>
-              </w:rPr>
-              <w:t>2,732,904</w:t>
+              <w:t>TWD</w:t>
             </w:r>
           </w:p>
         </w:tc>
@@ -2563,60 +1957,30 @@
         <w:tc>
           <w:tcPr>
             <w:tcW w:type="dxa" w:w="2880"/>
-            <w:shd w:fill="FAFBFC"/>
           </w:tcPr>
           <w:p>
-            <w:pPr>
-              <w:jc w:val="left"/>
-            </w:pPr>
-            <w:r/>
             <w:r>
-              <w:rPr>
-                <w:b w:val="0"/>
-                <w:color w:val="1F2937"/>
-                <w:sz w:val="20"/>
-              </w:rPr>
-              <w:t>第一金保單 FL65</w:t>
+              <w:t>統一奔騰</w:t>
             </w:r>
           </w:p>
         </w:tc>
         <w:tc>
           <w:tcPr>
             <w:tcW w:type="dxa" w:w="2880"/>
-            <w:shd w:fill="FAFBFC"/>
           </w:tcPr>
           <w:p>
-            <w:pPr>
-              <w:jc w:val="right"/>
-            </w:pPr>
-            <w:r/>
             <w:r>
-              <w:rPr>
-                <w:b w:val="0"/>
-                <w:color w:val="1F2937"/>
-                <w:sz w:val="20"/>
-              </w:rPr>
-              <w:t>1,994,698</w:t>
+              <w:t>83,279</w:t>
             </w:r>
           </w:p>
         </w:tc>
         <w:tc>
           <w:tcPr>
             <w:tcW w:type="dxa" w:w="2880"/>
-            <w:shd w:fill="FAFBFC"/>
           </w:tcPr>
           <w:p>
-            <w:pPr>
-              <w:jc w:val="right"/>
-            </w:pPr>
-            <w:r/>
             <w:r>
-              <w:rPr>
-                <w:b w:val="0"/>
-                <w:color w:val="1F2937"/>
-                <w:sz w:val="20"/>
-              </w:rPr>
-              <w:t>1,994,698</w:t>
+              <w:t>TWD</w:t>
             </w:r>
           </w:p>
         </w:tc>
@@ -2625,156 +1989,46 @@
         <w:tc>
           <w:tcPr>
             <w:tcW w:type="dxa" w:w="2880"/>
-            <w:shd w:fill="FFF3CD"/>
           </w:tcPr>
           <w:p>
-            <w:pPr>
-              <w:jc w:val="left"/>
-            </w:pPr>
-            <w:r/>
             <w:r>
-              <w:rPr>
-                <w:b/>
-                <w:color w:val="1F2937"/>
-                <w:sz w:val="20"/>
-              </w:rPr>
-              <w:t>明細加總</w:t>
+              <w:t>其他基金部位</w:t>
             </w:r>
           </w:p>
         </w:tc>
         <w:tc>
           <w:tcPr>
             <w:tcW w:type="dxa" w:w="2880"/>
-            <w:shd w:fill="FFF3CD"/>
           </w:tcPr>
           <w:p>
-            <w:pPr>
-              <w:jc w:val="right"/>
-            </w:pPr>
-            <w:r/>
             <w:r>
-              <w:rPr>
-                <w:b/>
-                <w:color w:val="1F2937"/>
-                <w:sz w:val="20"/>
-              </w:rPr>
-              <w:t>9,802,995</w:t>
+              <w:t>52,603</w:t>
             </w:r>
           </w:p>
         </w:tc>
         <w:tc>
           <w:tcPr>
             <w:tcW w:type="dxa" w:w="2880"/>
-            <w:shd w:fill="FFF3CD"/>
           </w:tcPr>
           <w:p>
-            <w:pPr>
-              <w:jc w:val="right"/>
-            </w:pPr>
-            <w:r/>
             <w:r>
-              <w:rPr>
-                <w:b/>
-                <w:color w:val="1F2937"/>
-                <w:sz w:val="20"/>
-              </w:rPr>
-              <w:t>9,802,995</w:t>
-            </w:r>
-          </w:p>
-        </w:tc>
-      </w:tr>
-      <w:tr>
-        <w:tc>
-          <w:tcPr>
-            <w:tcW w:type="dxa" w:w="2880"/>
-            <w:shd w:fill="F0F4F8"/>
-          </w:tcPr>
-          <w:p>
-            <w:pPr>
-              <w:jc w:val="left"/>
-            </w:pPr>
-            <w:r/>
-            <w:r>
-              <w:rPr>
-                <w:b/>
-                <w:color w:val="1F2937"/>
-                <w:sz w:val="20"/>
-              </w:rPr>
-              <w:t>保單總現値（snapshot）</w:t>
-            </w:r>
-          </w:p>
-        </w:tc>
-        <w:tc>
-          <w:tcPr>
-            <w:tcW w:type="dxa" w:w="2880"/>
-            <w:shd w:fill="F0F4F8"/>
-          </w:tcPr>
-          <w:p>
-            <w:pPr>
-              <w:jc w:val="right"/>
-            </w:pPr>
-            <w:r/>
-            <w:r>
-              <w:rPr>
-                <w:b/>
-                <w:color w:val="1F2937"/>
-                <w:sz w:val="20"/>
-              </w:rPr>
-              <w:t>11,791,280</w:t>
-            </w:r>
-          </w:p>
-        </w:tc>
-        <w:tc>
-          <w:tcPr>
-            <w:tcW w:type="dxa" w:w="2880"/>
-            <w:shd w:fill="F0F4F8"/>
-          </w:tcPr>
-          <w:p>
-            <w:pPr>
-              <w:jc w:val="right"/>
-            </w:pPr>
-            <w:r/>
-            <w:r>
-              <w:rPr>
-                <w:b/>
-                <w:color w:val="1B365D"/>
-                <w:sz w:val="22"/>
-              </w:rPr>
-              <w:t>9,876,282</w:t>
+              <w:t>TWD</w:t>
             </w:r>
           </w:p>
         </w:tc>
       </w:tr>
     </w:tbl>
-    <w:p/>
-    <w:p>
-      <w:r>
-        <w:rPr>
-          <w:color w:val="6B7280"/>
-        </w:rPr>
-        <w:t>保單總現値：9,876,282 TWD</w:t>
-      </w:r>
-      <w:r>
-        <w:rPr>
-          <w:color w:val="6B7280"/>
-        </w:rPr>
-        <w:t xml:space="preserve">  |  保單總帳面：11,791,280 TWD</w:t>
-      </w:r>
-    </w:p>
     <w:p>
       <w:pPr>
-        <w:pStyle w:val="Heading2"/>
+        <w:pStyle w:val="Heading1"/>
       </w:pPr>
       <w:r>
-        <w:rPr>
-          <w:color w:val="1B365D"/>
-        </w:rPr>
-        <w:t>現金部位</w:t>
+        <w:t>💵 現金部位</w:t>
       </w:r>
     </w:p>
     <w:tbl>
       <w:tblPr>
-        <w:tblStyle w:val="TableGrid"/>
+        <w:tblStyle w:val="LightGrid-Accent1"/>
         <w:tblW w:type="auto" w:w="0"/>
         <w:tblLook w:firstColumn="1" w:firstRow="1" w:lastColumn="0" w:lastRow="0" w:noHBand="0" w:noVBand="1" w:val="04A0"/>
       </w:tblPr>
@@ -2786,19 +2040,9 @@
         <w:tc>
           <w:tcPr>
             <w:tcW w:type="dxa" w:w="4320"/>
-            <w:shd w:fill="1B365D"/>
           </w:tcPr>
           <w:p>
-            <w:pPr>
-              <w:jc w:val="center"/>
-            </w:pPr>
-            <w:r/>
             <w:r>
-              <w:rPr>
-                <w:b/>
-                <w:color w:val="FFFFFF"/>
-                <w:sz w:val="20"/>
-              </w:rPr>
               <w:t>項目</w:t>
             </w:r>
           </w:p>
@@ -2806,19 +2050,9 @@
         <w:tc>
           <w:tcPr>
             <w:tcW w:type="dxa" w:w="4320"/>
-            <w:shd w:fill="1B365D"/>
           </w:tcPr>
           <w:p>
-            <w:pPr>
-              <w:jc w:val="center"/>
-            </w:pPr>
-            <w:r/>
             <w:r>
-              <w:rPr>
-                <w:b/>
-                <w:color w:val="FFFFFF"/>
-                <w:sz w:val="20"/>
-              </w:rPr>
               <w:t>金額</w:t>
             </w:r>
           </w:p>
@@ -2828,19 +2062,9 @@
         <w:tc>
           <w:tcPr>
             <w:tcW w:type="dxa" w:w="4320"/>
-            <w:shd w:fill="F0F4F8"/>
           </w:tcPr>
           <w:p>
-            <w:pPr>
-              <w:jc w:val="left"/>
-            </w:pPr>
-            <w:r/>
             <w:r>
-              <w:rPr>
-                <w:b w:val="0"/>
-                <w:color w:val="1F2937"/>
-                <w:sz w:val="20"/>
-              </w:rPr>
               <w:t>real_liquid_assets（總流動資產）</w:t>
             </w:r>
           </w:p>
@@ -2848,188 +2072,41 @@
         <w:tc>
           <w:tcPr>
             <w:tcW w:type="dxa" w:w="4320"/>
-            <w:shd w:fill="F0F4F8"/>
           </w:tcPr>
           <w:p>
-            <w:pPr>
-              <w:jc w:val="right"/>
-            </w:pPr>
-            <w:r/>
             <w:r>
-              <w:rPr>
-                <w:b/>
-                <w:color w:val="1B365D"/>
-                <w:sz w:val="22"/>
-              </w:rPr>
-              <w:t>6,890,791</w:t>
+              <w:t>3,853,985</w:t>
             </w:r>
           </w:p>
         </w:tc>
       </w:tr>
     </w:tbl>
     <w:p>
-      <w:r>
-        <w:rPr>
-          <w:color w:val="6B7280"/>
-          <w:sz w:val="18"/>
-        </w:rPr>
-        <w:t>包含：高利活存 2,200,410 + Moneybook 活期 3,071,343</w:t>
-      </w:r>
-      <w:r>
-        <w:rPr>
-          <w:b/>
-          <w:color w:val="10B981"/>
-          <w:sz w:val="18"/>
-        </w:rPr>
-        <w:t xml:space="preserve"> ｜ 合併後唯一真值</w:t>
-      </w:r>
-    </w:p>
-    <w:p>
       <w:pPr>
-        <w:pStyle w:val="Heading2"/>
+        <w:pStyle w:val="Heading1"/>
       </w:pPr>
       <w:r>
-        <w:rPr>
-          <w:color w:val="1B365D"/>
-        </w:rPr>
-        <w:t>資產佔比</w:t>
+        <w:t>📈 資產結構（最新）</w:t>
       </w:r>
     </w:p>
     <w:p>
       <w:r>
-        <w:rPr>
-          <w:color w:val="1F2937"/>
-        </w:rPr>
-        <w:t>證券市值：</w:t>
-      </w:r>
-      <w:r>
-        <w:rPr>
-          <w:b/>
-        </w:rPr>
-        <w:t>216萬</w:t>
-      </w:r>
-      <w:r>
-        <w:rPr>
-          <w:color w:val="1F2937"/>
-        </w:rPr>
-        <w:t>（</w:t>
-      </w:r>
-      <w:r>
-        <w:rPr>
-          <w:b/>
-          <w:color w:val="1B365D"/>
-        </w:rPr>
-        <w:t>4.3%</w:t>
-      </w:r>
-      <w:r>
-        <w:rPr>
-          <w:color w:val="1F2937"/>
-        </w:rPr>
-        <w:t>）</w:t>
+        <w:t>證券市值：2,158,900 TWD（12.9%）</w:t>
       </w:r>
     </w:p>
     <w:p>
       <w:r>
-        <w:rPr>
-          <w:color w:val="1F2937"/>
-        </w:rPr>
-        <w:t>保單現値：</w:t>
-      </w:r>
-      <w:r>
-        <w:rPr>
-          <w:b/>
-        </w:rPr>
-        <w:t>988萬</w:t>
-      </w:r>
-      <w:r>
-        <w:rPr>
-          <w:color w:val="1F2937"/>
-        </w:rPr>
-        <w:t>（</w:t>
-      </w:r>
-      <w:r>
-        <w:rPr>
-          <w:b/>
-          <w:color w:val="1B365D"/>
-        </w:rPr>
-        <w:t>19.5%</w:t>
-      </w:r>
-      <w:r>
-        <w:rPr>
-          <w:color w:val="1F2937"/>
-        </w:rPr>
-        <w:t>）</w:t>
+        <w:t>保單現値：9,802,995 TWD（58.8%）</w:t>
       </w:r>
     </w:p>
     <w:p>
       <w:r>
-        <w:rPr>
-          <w:color w:val="1F2937"/>
-        </w:rPr>
-        <w:t>基金市值：</w:t>
-      </w:r>
-      <w:r>
-        <w:rPr>
-          <w:b/>
-        </w:rPr>
-        <w:t>78萬</w:t>
-      </w:r>
-      <w:r>
-        <w:rPr>
-          <w:color w:val="1F2937"/>
-        </w:rPr>
-        <w:t>（</w:t>
-      </w:r>
-      <w:r>
-        <w:rPr>
-          <w:b/>
-          <w:color w:val="1B365D"/>
-        </w:rPr>
-        <w:t>1.5%</w:t>
-      </w:r>
-      <w:r>
-        <w:rPr>
-          <w:color w:val="1F2937"/>
-        </w:rPr>
-        <w:t>）</w:t>
+        <w:t>基金市值：783,700 TWD（4.7%）</w:t>
       </w:r>
     </w:p>
     <w:p>
       <w:r>
-        <w:rPr>
-          <w:color w:val="1F2937"/>
-        </w:rPr>
-        <w:t>現金部位：</w:t>
-      </w:r>
-      <w:r>
-        <w:rPr>
-          <w:b/>
-        </w:rPr>
-        <w:t>689萬</w:t>
-      </w:r>
-      <w:r>
-        <w:rPr>
-          <w:color w:val="1F2937"/>
-        </w:rPr>
-        <w:t>（</w:t>
-      </w:r>
-      <w:r>
-        <w:rPr>
-          <w:b/>
-          <w:color w:val="1B365D"/>
-        </w:rPr>
-        <w:t>13.6%</w:t>
-      </w:r>
-      <w:r>
-        <w:rPr>
-          <w:color w:val="1F2937"/>
-        </w:rPr>
-        <w:t>）</w:t>
-      </w:r>
-    </w:p>
-    <w:p>
-      <w:r>
-        <w:br w:type="page"/>
+        <w:t>現金部位：3,853,985 TWD（23.1%）</w:t>
       </w:r>
     </w:p>
     <w:p>
@@ -3037,684 +2114,17 @@
         <w:pStyle w:val="Heading1"/>
       </w:pPr>
       <w:r>
-        <w:rPr>
-          <w:color w:val="1B365D"/>
-        </w:rPr>
-        <w:t>第二章：負債</w:t>
-      </w:r>
-    </w:p>
-    <w:tbl>
-      <w:tblPr>
-        <w:tblStyle w:val="TableGrid"/>
-        <w:tblW w:type="auto" w:w="0"/>
-        <w:tblLook w:firstColumn="1" w:firstRow="1" w:lastColumn="0" w:lastRow="0" w:noHBand="0" w:noVBand="1" w:val="04A0"/>
-      </w:tblPr>
-      <w:tblGrid>
-        <w:gridCol w:w="2880"/>
-        <w:gridCol w:w="2880"/>
-        <w:gridCol w:w="2880"/>
-      </w:tblGrid>
-      <w:tr>
-        <w:tc>
-          <w:tcPr>
-            <w:tcW w:type="dxa" w:w="2880"/>
-            <w:shd w:fill="EF4444"/>
-          </w:tcPr>
-          <w:p>
-            <w:pPr>
-              <w:jc w:val="center"/>
-            </w:pPr>
-            <w:r/>
-            <w:r>
-              <w:rPr>
-                <w:b/>
-                <w:color w:val="FFFFFF"/>
-                <w:sz w:val="20"/>
-              </w:rPr>
-              <w:t>總負債</w:t>
-            </w:r>
-          </w:p>
-        </w:tc>
-        <w:tc>
-          <w:tcPr>
-            <w:tcW w:type="dxa" w:w="2880"/>
-            <w:shd w:fill="EF4444"/>
-          </w:tcPr>
-          <w:p>
-            <w:pPr>
-              <w:jc w:val="center"/>
-            </w:pPr>
-            <w:r/>
-            <w:r>
-              <w:rPr>
-                <w:b/>
-                <w:color w:val="FFFFFF"/>
-                <w:sz w:val="20"/>
-              </w:rPr>
-              <w:t>負債比率</w:t>
-            </w:r>
-          </w:p>
-        </w:tc>
-        <w:tc>
-          <w:tcPr>
-            <w:tcW w:type="dxa" w:w="2880"/>
-            <w:shd w:fill="EF4444"/>
-          </w:tcPr>
-          <w:p>
-            <w:pPr>
-              <w:jc w:val="center"/>
-            </w:pPr>
-            <w:r/>
-            <w:r>
-              <w:rPr>
-                <w:b/>
-                <w:color w:val="FFFFFF"/>
-                <w:sz w:val="20"/>
-              </w:rPr>
-              <w:t>淨資產</w:t>
-            </w:r>
-          </w:p>
-        </w:tc>
-      </w:tr>
-      <w:tr>
-        <w:tc>
-          <w:tcPr>
-            <w:tcW w:type="dxa" w:w="2880"/>
-            <w:shd w:fill="F0F4F8"/>
-          </w:tcPr>
-          <w:p>
-            <w:pPr>
-              <w:jc w:val="right"/>
-            </w:pPr>
-            <w:r/>
-            <w:r>
-              <w:rPr>
-                <w:b/>
-                <w:color w:val="1F2937"/>
-                <w:sz w:val="22"/>
-              </w:rPr>
-              <w:t>22,000,000</w:t>
-            </w:r>
-          </w:p>
-        </w:tc>
-        <w:tc>
-          <w:tcPr>
-            <w:tcW w:type="dxa" w:w="2880"/>
-            <w:shd w:fill="F0F4F8"/>
-          </w:tcPr>
-          <w:p>
-            <w:pPr>
-              <w:jc w:val="right"/>
-            </w:pPr>
-            <w:r/>
-            <w:r>
-              <w:rPr>
-                <w:b/>
-                <w:color w:val="1F2937"/>
-                <w:sz w:val="22"/>
-              </w:rPr>
-              <w:t>43.4%</w:t>
-            </w:r>
-          </w:p>
-        </w:tc>
-        <w:tc>
-          <w:tcPr>
-            <w:tcW w:type="dxa" w:w="2880"/>
-            <w:shd w:fill="F0F4F8"/>
-          </w:tcPr>
-          <w:p>
-            <w:pPr>
-              <w:jc w:val="right"/>
-            </w:pPr>
-            <w:r/>
-            <w:r>
-              <w:rPr>
-                <w:b/>
-                <w:color w:val="1F2937"/>
-                <w:sz w:val="22"/>
-              </w:rPr>
-              <w:t>28,689,930</w:t>
-            </w:r>
-          </w:p>
-        </w:tc>
-      </w:tr>
-    </w:tbl>
-    <w:p/>
-    <w:p>
-      <w:pPr>
-        <w:pStyle w:val="Heading2"/>
-      </w:pPr>
-      <w:r>
-        <w:rPr>
-          <w:color w:val="1B365D"/>
-        </w:rPr>
-        <w:t>負債明細</w:t>
-      </w:r>
-    </w:p>
-    <w:tbl>
-      <w:tblPr>
-        <w:tblStyle w:val="TableGrid"/>
-        <w:tblW w:type="auto" w:w="0"/>
-        <w:tblLook w:firstColumn="1" w:firstRow="1" w:lastColumn="0" w:lastRow="0" w:noHBand="0" w:noVBand="1" w:val="04A0"/>
-      </w:tblPr>
-      <w:tblGrid>
-        <w:gridCol w:w="2880"/>
-        <w:gridCol w:w="2880"/>
-        <w:gridCol w:w="2880"/>
-      </w:tblGrid>
-      <w:tr>
-        <w:tc>
-          <w:tcPr>
-            <w:tcW w:type="dxa" w:w="2880"/>
-            <w:shd w:fill="EF4444"/>
-          </w:tcPr>
-          <w:p>
-            <w:pPr>
-              <w:jc w:val="center"/>
-            </w:pPr>
-            <w:r/>
-            <w:r>
-              <w:rPr>
-                <w:b/>
-                <w:color w:val="FFFFFF"/>
-                <w:sz w:val="20"/>
-              </w:rPr>
-              <w:t>項目</w:t>
-            </w:r>
-          </w:p>
-        </w:tc>
-        <w:tc>
-          <w:tcPr>
-            <w:tcW w:type="dxa" w:w="2880"/>
-            <w:shd w:fill="EF4444"/>
-          </w:tcPr>
-          <w:p>
-            <w:pPr>
-              <w:jc w:val="center"/>
-            </w:pPr>
-            <w:r/>
-            <w:r>
-              <w:rPr>
-                <w:b/>
-                <w:color w:val="FFFFFF"/>
-                <w:sz w:val="20"/>
-              </w:rPr>
-              <w:t>金額</w:t>
-            </w:r>
-          </w:p>
-        </w:tc>
-        <w:tc>
-          <w:tcPr>
-            <w:tcW w:type="dxa" w:w="2880"/>
-            <w:shd w:fill="EF4444"/>
-          </w:tcPr>
-          <w:p>
-            <w:pPr>
-              <w:jc w:val="center"/>
-            </w:pPr>
-            <w:r/>
-            <w:r>
-              <w:rPr>
-                <w:b/>
-                <w:color w:val="FFFFFF"/>
-                <w:sz w:val="20"/>
-              </w:rPr>
-              <w:t>備註</w:t>
-            </w:r>
-          </w:p>
-        </w:tc>
-      </w:tr>
-      <w:tr>
-        <w:tc>
-          <w:tcPr>
-            <w:tcW w:type="dxa" w:w="2880"/>
-            <w:shd w:fill="FAFBFC"/>
-          </w:tcPr>
-          <w:p>
-            <w:pPr>
-              <w:jc w:val="left"/>
-            </w:pPr>
-            <w:r/>
-            <w:r>
-              <w:rPr>
-                <w:b w:val="0"/>
-                <w:color w:val="1F2937"/>
-                <w:sz w:val="20"/>
-              </w:rPr>
-              <w:t>星展房貸（大義街）</w:t>
-            </w:r>
-          </w:p>
-        </w:tc>
-        <w:tc>
-          <w:tcPr>
-            <w:tcW w:type="dxa" w:w="2880"/>
-            <w:shd w:fill="FAFBFC"/>
-          </w:tcPr>
-          <w:p>
-            <w:pPr>
-              <w:jc w:val="right"/>
-            </w:pPr>
-            <w:r/>
-            <w:r>
-              <w:rPr>
-                <w:b w:val="0"/>
-                <w:color w:val="1F2937"/>
-                <w:sz w:val="20"/>
-              </w:rPr>
-              <w:t>8,800,000</w:t>
-            </w:r>
-          </w:p>
-        </w:tc>
-        <w:tc>
-          <w:tcPr>
-            <w:tcW w:type="dxa" w:w="2880"/>
-            <w:shd w:fill="FAFBFC"/>
-          </w:tcPr>
-          <w:p>
-            <w:pPr>
-              <w:jc w:val="left"/>
-            </w:pPr>
-            <w:r/>
-            <w:r>
-              <w:rPr>
-                <w:b w:val="0"/>
-                <w:color w:val="1F2937"/>
-                <w:sz w:val="20"/>
-              </w:rPr>
-              <w:t>房貸</w:t>
-            </w:r>
-          </w:p>
-        </w:tc>
-      </w:tr>
-      <w:tr>
-        <w:tc>
-          <w:tcPr>
-            <w:tcW w:type="dxa" w:w="2880"/>
-          </w:tcPr>
-          <w:p>
-            <w:pPr>
-              <w:jc w:val="left"/>
-            </w:pPr>
-            <w:r/>
-            <w:r>
-              <w:rPr>
-                <w:b w:val="0"/>
-                <w:color w:val="1F2937"/>
-                <w:sz w:val="20"/>
-              </w:rPr>
-              <w:t>永豐房貸（洲際W）</w:t>
-            </w:r>
-          </w:p>
-        </w:tc>
-        <w:tc>
-          <w:tcPr>
-            <w:tcW w:type="dxa" w:w="2880"/>
-          </w:tcPr>
-          <w:p>
-            <w:pPr>
-              <w:jc w:val="right"/>
-            </w:pPr>
-            <w:r/>
-            <w:r>
-              <w:rPr>
-                <w:b w:val="0"/>
-                <w:color w:val="1F2937"/>
-                <w:sz w:val="20"/>
-              </w:rPr>
-              <w:t>6,000,000</w:t>
-            </w:r>
-          </w:p>
-        </w:tc>
-        <w:tc>
-          <w:tcPr>
-            <w:tcW w:type="dxa" w:w="2880"/>
-          </w:tcPr>
-          <w:p>
-            <w:pPr>
-              <w:jc w:val="left"/>
-            </w:pPr>
-            <w:r/>
-            <w:r>
-              <w:rPr>
-                <w:b w:val="0"/>
-                <w:color w:val="1F2937"/>
-                <w:sz w:val="20"/>
-              </w:rPr>
-              <w:t>房貸</w:t>
-            </w:r>
-          </w:p>
-        </w:tc>
-      </w:tr>
-      <w:tr>
-        <w:tc>
-          <w:tcPr>
-            <w:tcW w:type="dxa" w:w="2880"/>
-            <w:shd w:fill="FAFBFC"/>
-          </w:tcPr>
-          <w:p>
-            <w:pPr>
-              <w:jc w:val="left"/>
-            </w:pPr>
-            <w:r/>
-            <w:r>
-              <w:rPr>
-                <w:b w:val="0"/>
-                <w:color w:val="1F2937"/>
-                <w:sz w:val="20"/>
-              </w:rPr>
-              <w:t>永豐週轉金</w:t>
-            </w:r>
-          </w:p>
-        </w:tc>
-        <w:tc>
-          <w:tcPr>
-            <w:tcW w:type="dxa" w:w="2880"/>
-            <w:shd w:fill="FAFBFC"/>
-          </w:tcPr>
-          <w:p>
-            <w:pPr>
-              <w:jc w:val="right"/>
-            </w:pPr>
-            <w:r/>
-            <w:r>
-              <w:rPr>
-                <w:b w:val="0"/>
-                <w:color w:val="1F2937"/>
-                <w:sz w:val="20"/>
-              </w:rPr>
-              <w:t>7,000,000</w:t>
-            </w:r>
-          </w:p>
-        </w:tc>
-        <w:tc>
-          <w:tcPr>
-            <w:tcW w:type="dxa" w:w="2880"/>
-            <w:shd w:fill="FAFBFC"/>
-          </w:tcPr>
-          <w:p>
-            <w:pPr>
-              <w:jc w:val="left"/>
-            </w:pPr>
-            <w:r/>
-            <w:r>
-              <w:rPr>
-                <w:b w:val="0"/>
-                <w:color w:val="1F2937"/>
-                <w:sz w:val="20"/>
-              </w:rPr>
-              <w:t>週轉金</w:t>
-            </w:r>
-          </w:p>
-        </w:tc>
-      </w:tr>
-      <w:tr>
-        <w:tc>
-          <w:tcPr>
-            <w:tcW w:type="dxa" w:w="2880"/>
-          </w:tcPr>
-          <w:p>
-            <w:pPr>
-              <w:jc w:val="left"/>
-            </w:pPr>
-            <w:r/>
-            <w:r>
-              <w:rPr>
-                <w:b w:val="0"/>
-                <w:color w:val="1F2937"/>
-                <w:sz w:val="20"/>
-              </w:rPr>
-              <w:t>凱基證券質押</w:t>
-            </w:r>
-          </w:p>
-        </w:tc>
-        <w:tc>
-          <w:tcPr>
-            <w:tcW w:type="dxa" w:w="2880"/>
-          </w:tcPr>
-          <w:p>
-            <w:pPr>
-              <w:jc w:val="right"/>
-            </w:pPr>
-            <w:r/>
-            <w:r>
-              <w:rPr>
-                <w:b w:val="0"/>
-                <w:color w:val="1F2937"/>
-                <w:sz w:val="20"/>
-              </w:rPr>
-              <w:t>1,000,000</w:t>
-            </w:r>
-          </w:p>
-        </w:tc>
-        <w:tc>
-          <w:tcPr>
-            <w:tcW w:type="dxa" w:w="2880"/>
-          </w:tcPr>
-          <w:p>
-            <w:pPr>
-              <w:jc w:val="left"/>
-            </w:pPr>
-            <w:r/>
-            <w:r>
-              <w:rPr>
-                <w:b w:val="0"/>
-                <w:color w:val="1F2937"/>
-                <w:sz w:val="20"/>
-              </w:rPr>
-              <w:t>證券質押</w:t>
-            </w:r>
-          </w:p>
-        </w:tc>
-      </w:tr>
-      <w:tr>
-        <w:tc>
-          <w:tcPr>
-            <w:tcW w:type="dxa" w:w="2880"/>
-            <w:shd w:fill="FAFBFC"/>
-          </w:tcPr>
-          <w:p>
-            <w:pPr>
-              <w:jc w:val="left"/>
-            </w:pPr>
-            <w:r/>
-            <w:r>
-              <w:rPr>
-                <w:b w:val="0"/>
-                <w:color w:val="1F2937"/>
-                <w:sz w:val="20"/>
-              </w:rPr>
-              <w:t>保單質押借款</w:t>
-            </w:r>
-          </w:p>
-        </w:tc>
-        <w:tc>
-          <w:tcPr>
-            <w:tcW w:type="dxa" w:w="2880"/>
-            <w:shd w:fill="FAFBFC"/>
-          </w:tcPr>
-          <w:p>
-            <w:pPr>
-              <w:jc w:val="right"/>
-            </w:pPr>
-            <w:r/>
-            <w:r>
-              <w:rPr>
-                <w:b w:val="0"/>
-                <w:color w:val="1F2937"/>
-                <w:sz w:val="20"/>
-              </w:rPr>
-              <w:t>4,000,000</w:t>
-            </w:r>
-          </w:p>
-        </w:tc>
-        <w:tc>
-          <w:tcPr>
-            <w:tcW w:type="dxa" w:w="2880"/>
-            <w:shd w:fill="FAFBFC"/>
-          </w:tcPr>
-          <w:p>
-            <w:pPr>
-              <w:jc w:val="left"/>
-            </w:pPr>
-            <w:r/>
-            <w:r>
-              <w:rPr>
-                <w:b w:val="0"/>
-                <w:color w:val="1F2937"/>
-                <w:sz w:val="20"/>
-              </w:rPr>
-              <w:t>含安联A 2M + 安联B 1M + 第一金 1M</w:t>
-            </w:r>
-          </w:p>
-        </w:tc>
-      </w:tr>
-      <w:tr>
-        <w:tc>
-          <w:tcPr>
-            <w:tcW w:type="dxa" w:w="2880"/>
-          </w:tcPr>
-          <w:p>
-            <w:pPr>
-              <w:jc w:val="left"/>
-            </w:pPr>
-            <w:r/>
-            <w:r>
-              <w:rPr>
-                <w:b w:val="0"/>
-                <w:color w:val="1F2937"/>
-                <w:sz w:val="20"/>
-              </w:rPr>
-              <w:t>國泰轉貸（核貸中）</w:t>
-            </w:r>
-          </w:p>
-        </w:tc>
-        <w:tc>
-          <w:tcPr>
-            <w:tcW w:type="dxa" w:w="2880"/>
-          </w:tcPr>
-          <w:p>
-            <w:pPr>
-              <w:jc w:val="right"/>
-            </w:pPr>
-            <w:r/>
-            <w:r>
-              <w:rPr>
-                <w:b/>
-                <w:color w:val="EF4444"/>
-                <w:sz w:val="20"/>
-              </w:rPr>
-              <w:t>待確認</w:t>
-            </w:r>
-          </w:p>
-        </w:tc>
-        <w:tc>
-          <w:tcPr>
-            <w:tcW w:type="dxa" w:w="2880"/>
-          </w:tcPr>
-          <w:p>
-            <w:pPr>
-              <w:jc w:val="left"/>
-            </w:pPr>
-            <w:r/>
-            <w:r>
-              <w:rPr>
-                <w:b w:val="0"/>
-                <w:color w:val="1F2937"/>
-                <w:sz w:val="20"/>
-              </w:rPr>
-              <w:t>核贷进行中，预计 8/2 完成，金额待银行确认，利率 2.6%</w:t>
-            </w:r>
-          </w:p>
-        </w:tc>
-      </w:tr>
-      <w:tr>
-        <w:tc>
-          <w:tcPr>
-            <w:tcW w:type="dxa" w:w="2880"/>
-            <w:shd w:fill="F0F4F8"/>
-          </w:tcPr>
-          <w:p>
-            <w:pPr>
-              <w:jc w:val="left"/>
-            </w:pPr>
-            <w:r/>
-            <w:r>
-              <w:rPr>
-                <w:b/>
-                <w:color w:val="1F2937"/>
-                <w:sz w:val="20"/>
-              </w:rPr>
-              <w:t>Total</w:t>
-            </w:r>
-          </w:p>
-        </w:tc>
-        <w:tc>
-          <w:tcPr>
-            <w:tcW w:type="dxa" w:w="2880"/>
-            <w:shd w:fill="F0F4F8"/>
-          </w:tcPr>
-          <w:p>
-            <w:pPr>
-              <w:jc w:val="right"/>
-            </w:pPr>
-            <w:r/>
-            <w:r>
-              <w:rPr>
-                <w:b/>
-                <w:color w:val="1F2937"/>
-                <w:sz w:val="20"/>
-              </w:rPr>
-              <w:t>22,000,000</w:t>
-            </w:r>
-          </w:p>
-        </w:tc>
-        <w:tc>
-          <w:tcPr>
-            <w:tcW w:type="dxa" w:w="2880"/>
-            <w:shd w:fill="F0F4F8"/>
-          </w:tcPr>
-          <w:p>
-            <w:pPr>
-              <w:jc w:val="left"/>
-            </w:pPr>
-            <w:r/>
-            <w:r>
-              <w:rPr>
-                <w:b w:val="0"/>
-                <w:color w:val="1F2937"/>
-                <w:sz w:val="20"/>
-              </w:rPr>
-            </w:r>
-          </w:p>
-        </w:tc>
-      </w:tr>
-    </w:tbl>
-    <w:p/>
-    <w:p>
-      <w:r>
-        <w:rPr>
-          <w:b/>
-          <w:color w:val="EF4444"/>
-        </w:rPr>
-        <w:t>負債合計：22,000,000 TWD</w:t>
-      </w:r>
-      <w:r>
-        <w:rPr>
-          <w:color w:val="6B7280"/>
-        </w:rPr>
-        <w:t xml:space="preserve">  |  負債比率：43.4%</w:t>
-      </w:r>
-      <w:r>
-        <w:rPr>
-          <w:b/>
-          <w:color w:val="10B981"/>
-        </w:rPr>
-        <w:t xml:space="preserve">  |  淨資產：28,689,930 TWD</w:t>
+        <w:t>🚨 監控警示</w:t>
       </w:r>
     </w:p>
     <w:p>
       <w:r>
-        <w:br w:type="page"/>
+        <w:t>單日資產下跌 ≥ 100,000 / 2.0%；證券下跌 ≥ 50,000 / ±3.0%</w:t>
+      </w:r>
+    </w:p>
+    <w:p>
+      <w:r>
+        <w:t>✅ 今日無異常</w:t>
       </w:r>
     </w:p>
     <w:p>
@@ -3722,1994 +2132,40 @@
         <w:pStyle w:val="Heading1"/>
       </w:pPr>
       <w:r>
-        <w:rPr>
-          <w:color w:val="1B365D"/>
-        </w:rPr>
-        <w:t>第三章：分析</w:t>
-      </w:r>
-    </w:p>
-    <w:p>
-      <w:pPr>
-        <w:pStyle w:val="Heading2"/>
-      </w:pPr>
-      <w:r>
-        <w:rPr>
-          <w:color w:val="1B365D"/>
-        </w:rPr>
-        <w:t>被動收入</w:t>
+        <w:t>🧠 在家巴菲特</w:t>
       </w:r>
     </w:p>
     <w:p>
       <w:r>
-        <w:rPr>
-          <w:b/>
-          <w:color w:val="1B365D"/>
-        </w:rPr>
-        <w:t>房租收入（淨）</w:t>
-      </w:r>
-      <w:r>
-        <w:rPr>
-          <w:color w:val="1F2937"/>
-        </w:rPr>
-        <w:t>：80,100 TWD/月</w:t>
+        <w:t>資產結構：證券 12.9% / 保單 59.2% / 基金 4.7% / 現金 23.1%</w:t>
       </w:r>
     </w:p>
     <w:p>
       <w:r>
-        <w:rPr>
-          <w:color w:val="6B7280"/>
-        </w:rPr>
-        <w:t xml:space="preserve">  大義街店面：24,000  |  大義街二三樓：23,100  |  洲際W：33,000  |  合計：82,200</w:t>
+        <w:t>負債比率：43.4%</w:t>
       </w:r>
     </w:p>
     <w:p>
       <w:r>
-        <w:rPr>
-          <w:color w:val="6B7280"/>
-        </w:rPr>
-        <w:t>管理費（洲際W）</w:t>
-      </w:r>
-      <w:r>
-        <w:rPr>
-          <w:color w:val="EF4444"/>
-        </w:rPr>
-        <w:t>：</w:t>
-      </w:r>
-      <w:r>
-        <w:rPr>
-          <w:color w:val="1F2937"/>
-        </w:rPr>
-        <w:t>2,100 TWD/月</w:t>
+        <w:t>保守配息：72,798（覆蓋率 68.2%）</w:t>
       </w:r>
     </w:p>
     <w:p>
       <w:r>
-        <w:rPr>
-          <w:color w:val="6B7280"/>
-        </w:rPr>
-        <w:t>房租淨收入（增值）</w:t>
-      </w:r>
-      <w:r>
-        <w:rPr>
-          <w:color w:val="10B981"/>
-        </w:rPr>
-        <w:t>：</w:t>
-      </w:r>
-      <w:r>
-        <w:rPr>
-          <w:b/>
-          <w:color w:val="10B981"/>
-        </w:rPr>
-        <w:t>80,100 TWD/月</w:t>
+        <w:t>近一日變化：總資產 +0（+0.00%）</w:t>
+        <w:br/>
+        <w:t>證券 +0 / 保單 +0 / 基金 +0</w:t>
       </w:r>
     </w:p>
     <w:p>
       <w:r>
-        <w:rPr>
-          <w:color w:val="1F2937"/>
-        </w:rPr>
-        <w:t>基金配息（保守估）：</w:t>
-      </w:r>
-      <w:r>
-        <w:rPr>
-          <w:color w:val="1F2937"/>
-        </w:rPr>
-        <w:t>72,798 TWD/月</w:t>
-      </w:r>
-    </w:p>
-    <w:p>
-      <w:r>
-        <w:rPr>
-          <w:color w:val="1F2937"/>
-        </w:rPr>
-        <w:t>基金配息（實際）：</w:t>
-      </w:r>
-      <w:r>
-        <w:rPr>
-          <w:color w:val="1F2937"/>
-        </w:rPr>
-        <w:t>17,519 TWD/月</w:t>
-      </w:r>
-    </w:p>
-    <w:p>
-      <w:r>
-        <w:rPr>
-          <w:color w:val="1F2937"/>
-        </w:rPr>
-        <w:t>被動月收合計（保守）：</w:t>
-      </w:r>
-      <w:r>
-        <w:rPr>
-          <w:b/>
-          <w:color w:val="10B981"/>
-        </w:rPr>
-        <w:t>152,898 TWD</w:t>
-      </w:r>
-    </w:p>
-    <w:p>
-      <w:r>
-        <w:rPr>
-          <w:color w:val="1F2937"/>
-        </w:rPr>
-        <w:t>被動收入覆蓋率：</w:t>
-      </w:r>
-      <w:r>
-        <w:rPr>
-          <w:b/>
-          <w:color w:val="10B981"/>
-        </w:rPr>
-        <w:t>107.7%</w:t>
-      </w:r>
-    </w:p>
-    <w:p>
-      <w:pPr>
-        <w:pStyle w:val="Heading2"/>
-      </w:pPr>
-      <w:r>
-        <w:rPr>
-          <w:color w:val="1B365D"/>
-        </w:rPr>
-        <w:t>月度支出</w:t>
-      </w:r>
-    </w:p>
-    <w:p>
-      <w:r>
-        <w:rPr>
-          <w:color w:val="1F2937"/>
-        </w:rPr>
-        <w:t>生活常規支出（snapshot canonical）：</w:t>
-      </w:r>
-      <w:r>
-        <w:rPr>
-          <w:b/>
-        </w:rPr>
-        <w:t>141,958</w:t>
-      </w:r>
-      <w:r>
-        <w:rPr>
-          <w:color w:val="6B7280"/>
-        </w:rPr>
-        <w:t xml:space="preserve"> TWD/月</w:t>
-      </w:r>
-    </w:p>
-    <w:p>
-      <w:r>
-        <w:rPr>
-          <w:color w:val="1F2937"/>
-        </w:rPr>
-        <w:t>MB 近30天明細支出：</w:t>
-      </w:r>
-      <w:r>
-        <w:rPr>
-          <w:b/>
-        </w:rPr>
-        <w:t>222,910</w:t>
-      </w:r>
-      <w:r>
-        <w:rPr>
-          <w:color w:val="6B7280"/>
-        </w:rPr>
-        <w:t xml:space="preserve"> TWD/月（不含互轉/貸款/投資）</w:t>
-      </w:r>
-    </w:p>
-    <w:p>
-      <w:r>
-        <w:rPr>
-          <w:color w:val="1F2937"/>
-        </w:rPr>
-        <w:t>管理費（洲際W）：</w:t>
-      </w:r>
-      <w:r>
-        <w:rPr>
-          <w:b/>
-        </w:rPr>
-        <w:t>2,100</w:t>
-      </w:r>
-      <w:r>
-        <w:rPr>
-          <w:color w:val="6B7280"/>
-        </w:rPr>
-        <w:t xml:space="preserve"> TWD/月（已從房租扣除）</w:t>
-      </w:r>
-    </w:p>
-    <w:p>
-      <w:pPr>
-        <w:pStyle w:val="Heading2"/>
-      </w:pPr>
-      <w:r>
-        <w:rPr>
-          <w:color w:val="1B365D"/>
-        </w:rPr>
-        <w:t>資產變化（30天）</w:t>
-      </w:r>
-    </w:p>
-    <w:p>
-      <w:r>
-        <w:rPr>
-          <w:color w:val="6B7280"/>
-        </w:rPr>
-        <w:t>比較期間：2026-06-20 → 2026-07-19（共 30 天）</w:t>
-      </w:r>
-    </w:p>
-    <w:p>
-      <w:r>
-        <w:rPr>
-          <w:color w:val="1F2937"/>
-        </w:rPr>
-        <w:t>30天總資產變化：</w:t>
-      </w:r>
-      <w:r>
-        <w:rPr>
-          <w:b/>
-          <w:color w:val="10B981"/>
-        </w:rPr>
-        <w:t>+779,999（+1.56%）</w:t>
-      </w:r>
-    </w:p>
-    <w:p>
-      <w:pPr>
-        <w:pStyle w:val="Heading3"/>
-      </w:pPr>
-      <w:r>
-        <w:rPr>
-          <w:color w:val="1B365D"/>
-        </w:rPr>
-        <w:t>週別摘要</w:t>
-      </w:r>
-    </w:p>
-    <w:tbl>
-      <w:tblPr>
-        <w:tblStyle w:val="TableGrid"/>
-        <w:tblW w:type="auto" w:w="0"/>
-        <w:tblLook w:firstColumn="1" w:firstRow="1" w:lastColumn="0" w:lastRow="0" w:noHBand="0" w:noVBand="1" w:val="04A0"/>
-      </w:tblPr>
-      <w:tblGrid>
-        <w:gridCol w:w="2160"/>
-        <w:gridCol w:w="2160"/>
-        <w:gridCol w:w="2160"/>
-        <w:gridCol w:w="2160"/>
-      </w:tblGrid>
-      <w:tr>
-        <w:tc>
-          <w:tcPr>
-            <w:tcW w:type="dxa" w:w="2160"/>
-            <w:shd w:fill="1B365D"/>
-          </w:tcPr>
-          <w:p>
-            <w:pPr>
-              <w:jc w:val="center"/>
-            </w:pPr>
-            <w:r/>
-            <w:r>
-              <w:rPr>
-                <w:b/>
-                <w:color w:val="FFFFFF"/>
-                <w:sz w:val="20"/>
-              </w:rPr>
-              <w:t>週期</w:t>
-            </w:r>
-          </w:p>
-        </w:tc>
-        <w:tc>
-          <w:tcPr>
-            <w:tcW w:type="dxa" w:w="2160"/>
-            <w:shd w:fill="1B365D"/>
-          </w:tcPr>
-          <w:p>
-            <w:pPr>
-              <w:jc w:val="center"/>
-            </w:pPr>
-            <w:r/>
-            <w:r>
-              <w:rPr>
-                <w:b/>
-                <w:color w:val="FFFFFF"/>
-                <w:sz w:val="20"/>
-              </w:rPr>
-              <w:t>期間總資產</w:t>
-            </w:r>
-          </w:p>
-        </w:tc>
-        <w:tc>
-          <w:tcPr>
-            <w:tcW w:type="dxa" w:w="2160"/>
-            <w:shd w:fill="1B365D"/>
-          </w:tcPr>
-          <w:p>
-            <w:pPr>
-              <w:jc w:val="center"/>
-            </w:pPr>
-            <w:r/>
-            <w:r>
-              <w:rPr>
-                <w:b/>
-                <w:color w:val="FFFFFF"/>
-                <w:sz w:val="20"/>
-              </w:rPr>
-              <w:t>週增減</w:t>
-            </w:r>
-          </w:p>
-        </w:tc>
-        <w:tc>
-          <w:tcPr>
-            <w:tcW w:type="dxa" w:w="2160"/>
-            <w:shd w:fill="1B365D"/>
-          </w:tcPr>
-          <w:p>
-            <w:pPr>
-              <w:jc w:val="center"/>
-            </w:pPr>
-            <w:r/>
-            <w:r>
-              <w:rPr>
-                <w:b/>
-                <w:color w:val="FFFFFF"/>
-                <w:sz w:val="20"/>
-              </w:rPr>
-              <w:t>百分比</w:t>
-            </w:r>
-          </w:p>
-        </w:tc>
-      </w:tr>
-      <w:tr>
-        <w:tc>
-          <w:tcPr>
-            <w:tcW w:type="dxa" w:w="2160"/>
-          </w:tcPr>
-          <w:p>
-            <w:pPr>
-              <w:jc w:val="left"/>
-            </w:pPr>
-            <w:r/>
-            <w:r>
-              <w:rPr>
-                <w:b w:val="0"/>
-                <w:color w:val="1F2937"/>
-                <w:sz w:val="20"/>
-              </w:rPr>
-              <w:t>第1週 (2026-06-20~2026-06-26)</w:t>
-            </w:r>
-          </w:p>
-        </w:tc>
-        <w:tc>
-          <w:tcPr>
-            <w:tcW w:type="dxa" w:w="2160"/>
-          </w:tcPr>
-          <w:p>
-            <w:pPr>
-              <w:jc w:val="right"/>
-            </w:pPr>
-            <w:r/>
-            <w:r>
-              <w:rPr>
-                <w:b w:val="0"/>
-                <w:color w:val="1F2937"/>
-                <w:sz w:val="20"/>
-              </w:rPr>
-              <w:t>50,261,966</w:t>
-            </w:r>
-          </w:p>
-        </w:tc>
-        <w:tc>
-          <w:tcPr>
-            <w:tcW w:type="dxa" w:w="2160"/>
-          </w:tcPr>
-          <w:p>
-            <w:pPr>
-              <w:jc w:val="right"/>
-            </w:pPr>
-            <w:r/>
-            <w:r>
-              <w:rPr>
-                <w:b/>
-                <w:color w:val="10B981"/>
-                <w:sz w:val="20"/>
-              </w:rPr>
-              <w:t>+352,035</w:t>
-            </w:r>
-          </w:p>
-        </w:tc>
-        <w:tc>
-          <w:tcPr>
-            <w:tcW w:type="dxa" w:w="2160"/>
-          </w:tcPr>
-          <w:p>
-            <w:pPr>
-              <w:jc w:val="right"/>
-            </w:pPr>
-            <w:r/>
-            <w:r>
-              <w:rPr>
-                <w:b/>
-                <w:color w:val="10B981"/>
-                <w:sz w:val="20"/>
-              </w:rPr>
-              <w:t>+0.71%</w:t>
-            </w:r>
-          </w:p>
-        </w:tc>
-      </w:tr>
-      <w:tr>
-        <w:tc>
-          <w:tcPr>
-            <w:tcW w:type="dxa" w:w="2160"/>
-          </w:tcPr>
-          <w:p>
-            <w:pPr>
-              <w:jc w:val="left"/>
-            </w:pPr>
-            <w:r/>
-            <w:r>
-              <w:rPr>
-                <w:b w:val="0"/>
-                <w:color w:val="1F2937"/>
-                <w:sz w:val="20"/>
-              </w:rPr>
-              <w:t>第2週 (2026-06-27~2026-07-03)</w:t>
-            </w:r>
-          </w:p>
-        </w:tc>
-        <w:tc>
-          <w:tcPr>
-            <w:tcW w:type="dxa" w:w="2160"/>
-          </w:tcPr>
-          <w:p>
-            <w:pPr>
-              <w:jc w:val="right"/>
-            </w:pPr>
-            <w:r/>
-            <w:r>
-              <w:rPr>
-                <w:b w:val="0"/>
-                <w:color w:val="1F2937"/>
-                <w:sz w:val="20"/>
-              </w:rPr>
-              <w:t>50,331,802</w:t>
-            </w:r>
-          </w:p>
-        </w:tc>
-        <w:tc>
-          <w:tcPr>
-            <w:tcW w:type="dxa" w:w="2160"/>
-          </w:tcPr>
-          <w:p>
-            <w:pPr>
-              <w:jc w:val="right"/>
-            </w:pPr>
-            <w:r/>
-            <w:r>
-              <w:rPr>
-                <w:b/>
-                <w:color w:val="10B981"/>
-                <w:sz w:val="20"/>
-              </w:rPr>
-              <w:t>+199,642</w:t>
-            </w:r>
-          </w:p>
-        </w:tc>
-        <w:tc>
-          <w:tcPr>
-            <w:tcW w:type="dxa" w:w="2160"/>
-          </w:tcPr>
-          <w:p>
-            <w:pPr>
-              <w:jc w:val="right"/>
-            </w:pPr>
-            <w:r/>
-            <w:r>
-              <w:rPr>
-                <w:b/>
-                <w:color w:val="10B981"/>
-                <w:sz w:val="20"/>
-              </w:rPr>
-              <w:t>+0.40%</w:t>
-            </w:r>
-          </w:p>
-        </w:tc>
-      </w:tr>
-      <w:tr>
-        <w:tc>
-          <w:tcPr>
-            <w:tcW w:type="dxa" w:w="2160"/>
-          </w:tcPr>
-          <w:p>
-            <w:pPr>
-              <w:jc w:val="left"/>
-            </w:pPr>
-            <w:r/>
-            <w:r>
-              <w:rPr>
-                <w:b w:val="0"/>
-                <w:color w:val="1F2937"/>
-                <w:sz w:val="20"/>
-              </w:rPr>
-              <w:t>第3週 (2026-07-04~2026-07-10)</w:t>
-            </w:r>
-          </w:p>
-        </w:tc>
-        <w:tc>
-          <w:tcPr>
-            <w:tcW w:type="dxa" w:w="2160"/>
-          </w:tcPr>
-          <w:p>
-            <w:pPr>
-              <w:jc w:val="right"/>
-            </w:pPr>
-            <w:r/>
-            <w:r>
-              <w:rPr>
-                <w:b w:val="0"/>
-                <w:color w:val="1F2937"/>
-                <w:sz w:val="20"/>
-              </w:rPr>
-              <w:t>50,801,037</w:t>
-            </w:r>
-          </w:p>
-        </w:tc>
-        <w:tc>
-          <w:tcPr>
-            <w:tcW w:type="dxa" w:w="2160"/>
-          </w:tcPr>
-          <w:p>
-            <w:pPr>
-              <w:jc w:val="right"/>
-            </w:pPr>
-            <w:r/>
-            <w:r>
-              <w:rPr>
-                <w:b/>
-                <w:color w:val="10B981"/>
-                <w:sz w:val="20"/>
-              </w:rPr>
-              <w:t>+454,385</w:t>
-            </w:r>
-          </w:p>
-        </w:tc>
-        <w:tc>
-          <w:tcPr>
-            <w:tcW w:type="dxa" w:w="2160"/>
-          </w:tcPr>
-          <w:p>
-            <w:pPr>
-              <w:jc w:val="right"/>
-            </w:pPr>
-            <w:r/>
-            <w:r>
-              <w:rPr>
-                <w:b/>
-                <w:color w:val="10B981"/>
-                <w:sz w:val="20"/>
-              </w:rPr>
-              <w:t>+0.90%</w:t>
-            </w:r>
-          </w:p>
-        </w:tc>
-      </w:tr>
-      <w:tr>
-        <w:tc>
-          <w:tcPr>
-            <w:tcW w:type="dxa" w:w="2160"/>
-          </w:tcPr>
-          <w:p>
-            <w:pPr>
-              <w:jc w:val="left"/>
-            </w:pPr>
-            <w:r/>
-            <w:r>
-              <w:rPr>
-                <w:b w:val="0"/>
-                <w:color w:val="1F2937"/>
-                <w:sz w:val="20"/>
-              </w:rPr>
-              <w:t>第4週 (2026-07-11~2026-07-19)</w:t>
-            </w:r>
-          </w:p>
-        </w:tc>
-        <w:tc>
-          <w:tcPr>
-            <w:tcW w:type="dxa" w:w="2160"/>
-          </w:tcPr>
-          <w:p>
-            <w:pPr>
-              <w:jc w:val="right"/>
-            </w:pPr>
-            <w:r/>
-            <w:r>
-              <w:rPr>
-                <w:b w:val="0"/>
-                <w:color w:val="1F2937"/>
-                <w:sz w:val="20"/>
-              </w:rPr>
-              <w:t>50,689,930</w:t>
-            </w:r>
-          </w:p>
-        </w:tc>
-        <w:tc>
-          <w:tcPr>
-            <w:tcW w:type="dxa" w:w="2160"/>
-          </w:tcPr>
-          <w:p>
-            <w:pPr>
-              <w:jc w:val="right"/>
-            </w:pPr>
-            <w:r/>
-            <w:r>
-              <w:rPr>
-                <w:b/>
-                <w:color w:val="EF4444"/>
-                <w:sz w:val="20"/>
-              </w:rPr>
-              <w:t>-375</w:t>
-            </w:r>
-          </w:p>
-        </w:tc>
-        <w:tc>
-          <w:tcPr>
-            <w:tcW w:type="dxa" w:w="2160"/>
-          </w:tcPr>
-          <w:p>
-            <w:pPr>
-              <w:jc w:val="right"/>
-            </w:pPr>
-            <w:r/>
-            <w:r>
-              <w:rPr>
-                <w:b/>
-                <w:color w:val="EF4444"/>
-                <w:sz w:val="20"/>
-              </w:rPr>
-              <w:t>-0.00%</w:t>
-            </w:r>
-          </w:p>
-        </w:tc>
-      </w:tr>
-    </w:tbl>
-    <w:p>
-      <w:pPr>
-        <w:pStyle w:val="Heading3"/>
-      </w:pPr>
-      <w:r>
-        <w:rPr>
-          <w:color w:val="1B365D"/>
-        </w:rPr>
-        <w:t>近7日資產變化</w:t>
-      </w:r>
-    </w:p>
-    <w:tbl>
-      <w:tblPr>
-        <w:tblStyle w:val="TableGrid"/>
-        <w:tblW w:type="auto" w:w="0"/>
-        <w:tblLook w:firstColumn="1" w:firstRow="1" w:lastColumn="0" w:lastRow="0" w:noHBand="0" w:noVBand="1" w:val="04A0"/>
-      </w:tblPr>
-      <w:tblGrid>
-        <w:gridCol w:w="2160"/>
-        <w:gridCol w:w="2160"/>
-        <w:gridCol w:w="2160"/>
-        <w:gridCol w:w="2160"/>
-      </w:tblGrid>
-      <w:tr>
-        <w:tc>
-          <w:tcPr>
-            <w:tcW w:type="dxa" w:w="2160"/>
-            <w:shd w:fill="1B365D"/>
-          </w:tcPr>
-          <w:p>
-            <w:pPr>
-              <w:jc w:val="center"/>
-            </w:pPr>
-            <w:r/>
-            <w:r>
-              <w:rPr>
-                <w:b/>
-                <w:color w:val="FFFFFF"/>
-                <w:sz w:val="20"/>
-              </w:rPr>
-              <w:t>日期</w:t>
-            </w:r>
-          </w:p>
-        </w:tc>
-        <w:tc>
-          <w:tcPr>
-            <w:tcW w:type="dxa" w:w="2160"/>
-            <w:shd w:fill="1B365D"/>
-          </w:tcPr>
-          <w:p>
-            <w:pPr>
-              <w:jc w:val="center"/>
-            </w:pPr>
-            <w:r/>
-            <w:r>
-              <w:rPr>
-                <w:b/>
-                <w:color w:val="FFFFFF"/>
-                <w:sz w:val="20"/>
-              </w:rPr>
-              <w:t>總資產</w:t>
-            </w:r>
-          </w:p>
-        </w:tc>
-        <w:tc>
-          <w:tcPr>
-            <w:tcW w:type="dxa" w:w="2160"/>
-            <w:shd w:fill="1B365D"/>
-          </w:tcPr>
-          <w:p>
-            <w:pPr>
-              <w:jc w:val="center"/>
-            </w:pPr>
-            <w:r/>
-            <w:r>
-              <w:rPr>
-                <w:b/>
-                <w:color w:val="FFFFFF"/>
-                <w:sz w:val="20"/>
-              </w:rPr>
-              <w:t>日增減</w:t>
-            </w:r>
-          </w:p>
-        </w:tc>
-        <w:tc>
-          <w:tcPr>
-            <w:tcW w:type="dxa" w:w="2160"/>
-            <w:shd w:fill="1B365D"/>
-          </w:tcPr>
-          <w:p>
-            <w:pPr>
-              <w:jc w:val="center"/>
-            </w:pPr>
-            <w:r/>
-            <w:r>
-              <w:rPr>
-                <w:b/>
-                <w:color w:val="FFFFFF"/>
-                <w:sz w:val="20"/>
-              </w:rPr>
-              <w:t>百分比</w:t>
-            </w:r>
-          </w:p>
-        </w:tc>
-      </w:tr>
-      <w:tr>
-        <w:tc>
-          <w:tcPr>
-            <w:tcW w:type="dxa" w:w="2160"/>
-            <w:shd w:fill="FAFBFC"/>
-          </w:tcPr>
-          <w:p>
-            <w:pPr>
-              <w:jc w:val="left"/>
-            </w:pPr>
-            <w:r/>
-            <w:r>
-              <w:rPr>
-                <w:b w:val="0"/>
-                <w:color w:val="1F2937"/>
-                <w:sz w:val="20"/>
-              </w:rPr>
-              <w:t>2026-07-14</w:t>
-            </w:r>
-          </w:p>
-        </w:tc>
-        <w:tc>
-          <w:tcPr>
-            <w:tcW w:type="dxa" w:w="2160"/>
-            <w:shd w:fill="FAFBFC"/>
-          </w:tcPr>
-          <w:p>
-            <w:pPr>
-              <w:jc w:val="right"/>
-            </w:pPr>
-            <w:r/>
-            <w:r>
-              <w:rPr>
-                <w:b w:val="0"/>
-                <w:color w:val="1F2937"/>
-                <w:sz w:val="20"/>
-              </w:rPr>
-              <w:t>50,470,430</w:t>
-            </w:r>
-          </w:p>
-        </w:tc>
-        <w:tc>
-          <w:tcPr>
-            <w:tcW w:type="dxa" w:w="2160"/>
-            <w:shd w:fill="FAFBFC"/>
-          </w:tcPr>
-          <w:p>
-            <w:pPr>
-              <w:jc w:val="right"/>
-            </w:pPr>
-            <w:r/>
-            <w:r>
-              <w:rPr>
-                <w:b/>
-                <w:color w:val="EF4444"/>
-                <w:sz w:val="20"/>
-              </w:rPr>
-              <w:t>-121,456</w:t>
-            </w:r>
-          </w:p>
-        </w:tc>
-        <w:tc>
-          <w:tcPr>
-            <w:tcW w:type="dxa" w:w="2160"/>
-            <w:shd w:fill="FAFBFC"/>
-          </w:tcPr>
-          <w:p>
-            <w:pPr>
-              <w:jc w:val="right"/>
-            </w:pPr>
-            <w:r/>
-            <w:r>
-              <w:rPr>
-                <w:b/>
-                <w:color w:val="EF4444"/>
-                <w:sz w:val="20"/>
-              </w:rPr>
-              <w:t>-0.24%</w:t>
-            </w:r>
-          </w:p>
-        </w:tc>
-      </w:tr>
-      <w:tr>
-        <w:tc>
-          <w:tcPr>
-            <w:tcW w:type="dxa" w:w="2160"/>
-          </w:tcPr>
-          <w:p>
-            <w:pPr>
-              <w:jc w:val="left"/>
-            </w:pPr>
-            <w:r/>
-            <w:r>
-              <w:rPr>
-                <w:b w:val="0"/>
-                <w:color w:val="1F2937"/>
-                <w:sz w:val="20"/>
-              </w:rPr>
-              <w:t>2026-07-15</w:t>
-            </w:r>
-          </w:p>
-        </w:tc>
-        <w:tc>
-          <w:tcPr>
-            <w:tcW w:type="dxa" w:w="2160"/>
-          </w:tcPr>
-          <w:p>
-            <w:pPr>
-              <w:jc w:val="right"/>
-            </w:pPr>
-            <w:r/>
-            <w:r>
-              <w:rPr>
-                <w:b w:val="0"/>
-                <w:color w:val="1F2937"/>
-                <w:sz w:val="20"/>
-              </w:rPr>
-              <w:t>50,537,499</w:t>
-            </w:r>
-          </w:p>
-        </w:tc>
-        <w:tc>
-          <w:tcPr>
-            <w:tcW w:type="dxa" w:w="2160"/>
-          </w:tcPr>
-          <w:p>
-            <w:pPr>
-              <w:jc w:val="right"/>
-            </w:pPr>
-            <w:r/>
-            <w:r>
-              <w:rPr>
-                <w:b/>
-                <w:color w:val="10B981"/>
-                <w:sz w:val="20"/>
-              </w:rPr>
-              <w:t>+67,069</w:t>
-            </w:r>
-          </w:p>
-        </w:tc>
-        <w:tc>
-          <w:tcPr>
-            <w:tcW w:type="dxa" w:w="2160"/>
-          </w:tcPr>
-          <w:p>
-            <w:pPr>
-              <w:jc w:val="right"/>
-            </w:pPr>
-            <w:r/>
-            <w:r>
-              <w:rPr>
-                <w:b/>
-                <w:color w:val="10B981"/>
-                <w:sz w:val="20"/>
-              </w:rPr>
-              <w:t>+0.13%</w:t>
-            </w:r>
-          </w:p>
-        </w:tc>
-      </w:tr>
-      <w:tr>
-        <w:tc>
-          <w:tcPr>
-            <w:tcW w:type="dxa" w:w="2160"/>
-            <w:shd w:fill="FAFBFC"/>
-          </w:tcPr>
-          <w:p>
-            <w:pPr>
-              <w:jc w:val="left"/>
-            </w:pPr>
-            <w:r/>
-            <w:r>
-              <w:rPr>
-                <w:b w:val="0"/>
-                <w:color w:val="1F2937"/>
-                <w:sz w:val="20"/>
-              </w:rPr>
-              <w:t>2026-07-16</w:t>
-            </w:r>
-          </w:p>
-        </w:tc>
-        <w:tc>
-          <w:tcPr>
-            <w:tcW w:type="dxa" w:w="2160"/>
-            <w:shd w:fill="FAFBFC"/>
-          </w:tcPr>
-          <w:p>
-            <w:pPr>
-              <w:jc w:val="right"/>
-            </w:pPr>
-            <w:r/>
-            <w:r>
-              <w:rPr>
-                <w:b w:val="0"/>
-                <w:color w:val="1F2937"/>
-                <w:sz w:val="20"/>
-              </w:rPr>
-              <w:t>50,653,262</w:t>
-            </w:r>
-          </w:p>
-        </w:tc>
-        <w:tc>
-          <w:tcPr>
-            <w:tcW w:type="dxa" w:w="2160"/>
-            <w:shd w:fill="FAFBFC"/>
-          </w:tcPr>
-          <w:p>
-            <w:pPr>
-              <w:jc w:val="right"/>
-            </w:pPr>
-            <w:r/>
-            <w:r>
-              <w:rPr>
-                <w:b/>
-                <w:color w:val="10B981"/>
-                <w:sz w:val="20"/>
-              </w:rPr>
-              <w:t>+115,763</w:t>
-            </w:r>
-          </w:p>
-        </w:tc>
-        <w:tc>
-          <w:tcPr>
-            <w:tcW w:type="dxa" w:w="2160"/>
-            <w:shd w:fill="FAFBFC"/>
-          </w:tcPr>
-          <w:p>
-            <w:pPr>
-              <w:jc w:val="right"/>
-            </w:pPr>
-            <w:r/>
-            <w:r>
-              <w:rPr>
-                <w:b/>
-                <w:color w:val="10B981"/>
-                <w:sz w:val="20"/>
-              </w:rPr>
-              <w:t>+0.23%</w:t>
-            </w:r>
-          </w:p>
-        </w:tc>
-      </w:tr>
-      <w:tr>
-        <w:tc>
-          <w:tcPr>
-            <w:tcW w:type="dxa" w:w="2160"/>
-          </w:tcPr>
-          <w:p>
-            <w:pPr>
-              <w:jc w:val="left"/>
-            </w:pPr>
-            <w:r/>
-            <w:r>
-              <w:rPr>
-                <w:b w:val="0"/>
-                <w:color w:val="1F2937"/>
-                <w:sz w:val="20"/>
-              </w:rPr>
-              <w:t>2026-07-17</w:t>
-            </w:r>
-          </w:p>
-        </w:tc>
-        <w:tc>
-          <w:tcPr>
-            <w:tcW w:type="dxa" w:w="2160"/>
-          </w:tcPr>
-          <w:p>
-            <w:pPr>
-              <w:jc w:val="right"/>
-            </w:pPr>
-            <w:r/>
-            <w:r>
-              <w:rPr>
-                <w:b w:val="0"/>
-                <w:color w:val="1F2937"/>
-                <w:sz w:val="20"/>
-              </w:rPr>
-              <w:t>50,453,586</w:t>
-            </w:r>
-          </w:p>
-        </w:tc>
-        <w:tc>
-          <w:tcPr>
-            <w:tcW w:type="dxa" w:w="2160"/>
-          </w:tcPr>
-          <w:p>
-            <w:pPr>
-              <w:jc w:val="right"/>
-            </w:pPr>
-            <w:r/>
-            <w:r>
-              <w:rPr>
-                <w:b/>
-                <w:color w:val="EF4444"/>
-                <w:sz w:val="20"/>
-              </w:rPr>
-              <w:t>-199,676</w:t>
-            </w:r>
-          </w:p>
-        </w:tc>
-        <w:tc>
-          <w:tcPr>
-            <w:tcW w:type="dxa" w:w="2160"/>
-          </w:tcPr>
-          <w:p>
-            <w:pPr>
-              <w:jc w:val="right"/>
-            </w:pPr>
-            <w:r/>
-            <w:r>
-              <w:rPr>
-                <w:b/>
-                <w:color w:val="EF4444"/>
-                <w:sz w:val="20"/>
-              </w:rPr>
-              <w:t>-0.39%</w:t>
-            </w:r>
-          </w:p>
-        </w:tc>
-      </w:tr>
-      <w:tr>
-        <w:tc>
-          <w:tcPr>
-            <w:tcW w:type="dxa" w:w="2160"/>
-            <w:shd w:fill="FAFBFC"/>
-          </w:tcPr>
-          <w:p>
-            <w:pPr>
-              <w:jc w:val="left"/>
-            </w:pPr>
-            <w:r/>
-            <w:r>
-              <w:rPr>
-                <w:b w:val="0"/>
-                <w:color w:val="1F2937"/>
-                <w:sz w:val="20"/>
-              </w:rPr>
-              <w:t>2026-07-18</w:t>
-            </w:r>
-          </w:p>
-        </w:tc>
-        <w:tc>
-          <w:tcPr>
-            <w:tcW w:type="dxa" w:w="2160"/>
-            <w:shd w:fill="FAFBFC"/>
-          </w:tcPr>
-          <w:p>
-            <w:pPr>
-              <w:jc w:val="right"/>
-            </w:pPr>
-            <w:r/>
-            <w:r>
-              <w:rPr>
-                <w:b w:val="0"/>
-                <w:color w:val="1F2937"/>
-                <w:sz w:val="20"/>
-              </w:rPr>
-              <w:t>50,689,930</w:t>
-            </w:r>
-          </w:p>
-        </w:tc>
-        <w:tc>
-          <w:tcPr>
-            <w:tcW w:type="dxa" w:w="2160"/>
-            <w:shd w:fill="FAFBFC"/>
-          </w:tcPr>
-          <w:p>
-            <w:pPr>
-              <w:jc w:val="right"/>
-            </w:pPr>
-            <w:r/>
-            <w:r>
-              <w:rPr>
-                <w:b/>
-                <w:color w:val="10B981"/>
-                <w:sz w:val="20"/>
-              </w:rPr>
-              <w:t>+236,344</w:t>
-            </w:r>
-          </w:p>
-        </w:tc>
-        <w:tc>
-          <w:tcPr>
-            <w:tcW w:type="dxa" w:w="2160"/>
-            <w:shd w:fill="FAFBFC"/>
-          </w:tcPr>
-          <w:p>
-            <w:pPr>
-              <w:jc w:val="right"/>
-            </w:pPr>
-            <w:r/>
-            <w:r>
-              <w:rPr>
-                <w:b/>
-                <w:color w:val="10B981"/>
-                <w:sz w:val="20"/>
-              </w:rPr>
-              <w:t>+0.47%</w:t>
-            </w:r>
-          </w:p>
-        </w:tc>
-      </w:tr>
-      <w:tr>
-        <w:tc>
-          <w:tcPr>
-            <w:tcW w:type="dxa" w:w="2160"/>
-          </w:tcPr>
-          <w:p>
-            <w:pPr>
-              <w:jc w:val="left"/>
-            </w:pPr>
-            <w:r/>
-            <w:r>
-              <w:rPr>
-                <w:b w:val="0"/>
-                <w:color w:val="1F2937"/>
-                <w:sz w:val="20"/>
-              </w:rPr>
-              <w:t>2026-07-19</w:t>
-            </w:r>
-          </w:p>
-        </w:tc>
-        <w:tc>
-          <w:tcPr>
-            <w:tcW w:type="dxa" w:w="2160"/>
-          </w:tcPr>
-          <w:p>
-            <w:pPr>
-              <w:jc w:val="right"/>
-            </w:pPr>
-            <w:r/>
-            <w:r>
-              <w:rPr>
-                <w:b w:val="0"/>
-                <w:color w:val="1F2937"/>
-                <w:sz w:val="20"/>
-              </w:rPr>
-              <w:t>50,689,930</w:t>
-            </w:r>
-          </w:p>
-        </w:tc>
-        <w:tc>
-          <w:tcPr>
-            <w:tcW w:type="dxa" w:w="2160"/>
-          </w:tcPr>
-          <w:p>
-            <w:pPr>
-              <w:jc w:val="right"/>
-            </w:pPr>
-            <w:r/>
-            <w:r>
-              <w:rPr>
-                <w:b w:val="0"/>
-                <w:color w:val="10B981"/>
-                <w:sz w:val="20"/>
-              </w:rPr>
-              <w:t>+0</w:t>
-            </w:r>
-          </w:p>
-        </w:tc>
-        <w:tc>
-          <w:tcPr>
-            <w:tcW w:type="dxa" w:w="2160"/>
-          </w:tcPr>
-          <w:p>
-            <w:pPr>
-              <w:jc w:val="right"/>
-            </w:pPr>
-            <w:r/>
-            <w:r>
-              <w:rPr>
-                <w:b w:val="0"/>
-                <w:color w:val="10B981"/>
-                <w:sz w:val="20"/>
-              </w:rPr>
-              <w:t>+0.00%</w:t>
-            </w:r>
-          </w:p>
-        </w:tc>
-      </w:tr>
-    </w:tbl>
-    <w:p>
-      <w:pPr>
-        <w:pStyle w:val="Heading2"/>
-      </w:pPr>
-      <w:r>
-        <w:rPr>
-          <w:color w:val="1B365D"/>
-        </w:rPr>
-        <w:t>資產配置目標</w:t>
-      </w:r>
-    </w:p>
-    <w:p>
-      <w:r>
-        <w:rPr>
-          <w:color w:val="6B7280"/>
-        </w:rPr>
-        <w:t>SAA 目標：成長 30% / 防禦 60% / 安全網 10%</w:t>
-      </w:r>
-    </w:p>
-    <w:tbl>
-      <w:tblPr>
-        <w:tblStyle w:val="TableGrid"/>
-        <w:tblW w:type="auto" w:w="0"/>
-        <w:tblLook w:firstColumn="1" w:firstRow="1" w:lastColumn="0" w:lastRow="0" w:noHBand="0" w:noVBand="1" w:val="04A0"/>
-      </w:tblPr>
-      <w:tblGrid>
-        <w:gridCol w:w="2160"/>
-        <w:gridCol w:w="2160"/>
-        <w:gridCol w:w="2160"/>
-        <w:gridCol w:w="2160"/>
-      </w:tblGrid>
-      <w:tr>
-        <w:tc>
-          <w:tcPr>
-            <w:tcW w:type="dxa" w:w="2160"/>
-            <w:shd w:fill="1B365D"/>
-          </w:tcPr>
-          <w:p>
-            <w:pPr>
-              <w:jc w:val="center"/>
-            </w:pPr>
-            <w:r/>
-            <w:r>
-              <w:rPr>
-                <w:b/>
-                <w:color w:val="FFFFFF"/>
-                <w:sz w:val="20"/>
-              </w:rPr>
-              <w:t>分類</w:t>
-            </w:r>
-          </w:p>
-        </w:tc>
-        <w:tc>
-          <w:tcPr>
-            <w:tcW w:type="dxa" w:w="2160"/>
-            <w:shd w:fill="1B365D"/>
-          </w:tcPr>
-          <w:p>
-            <w:pPr>
-              <w:jc w:val="center"/>
-            </w:pPr>
-            <w:r/>
-            <w:r>
-              <w:rPr>
-                <w:b/>
-                <w:color w:val="FFFFFF"/>
-                <w:sz w:val="20"/>
-              </w:rPr>
-              <w:t>實際</w:t>
-            </w:r>
-          </w:p>
-        </w:tc>
-        <w:tc>
-          <w:tcPr>
-            <w:tcW w:type="dxa" w:w="2160"/>
-            <w:shd w:fill="1B365D"/>
-          </w:tcPr>
-          <w:p>
-            <w:pPr>
-              <w:jc w:val="center"/>
-            </w:pPr>
-            <w:r/>
-            <w:r>
-              <w:rPr>
-                <w:b/>
-                <w:color w:val="FFFFFF"/>
-                <w:sz w:val="20"/>
-              </w:rPr>
-              <w:t>目標</w:t>
-            </w:r>
-          </w:p>
-        </w:tc>
-        <w:tc>
-          <w:tcPr>
-            <w:tcW w:type="dxa" w:w="2160"/>
-            <w:shd w:fill="1B365D"/>
-          </w:tcPr>
-          <w:p>
-            <w:pPr>
-              <w:jc w:val="center"/>
-            </w:pPr>
-            <w:r/>
-            <w:r>
-              <w:rPr>
-                <w:b/>
-                <w:color w:val="FFFFFF"/>
-                <w:sz w:val="20"/>
-              </w:rPr>
-              <w:t>差距</w:t>
-            </w:r>
-          </w:p>
-        </w:tc>
-      </w:tr>
-      <w:tr>
-        <w:tc>
-          <w:tcPr>
-            <w:tcW w:type="dxa" w:w="2160"/>
-            <w:shd w:fill="FAFBFC"/>
-          </w:tcPr>
-          <w:p>
-            <w:pPr>
-              <w:jc w:val="left"/>
-            </w:pPr>
-            <w:r/>
-            <w:r>
-              <w:rPr>
-                <w:b w:val="0"/>
-                <w:color w:val="1F2937"/>
-                <w:sz w:val="20"/>
-              </w:rPr>
-              <w:t>台股市值型成長</w:t>
-            </w:r>
-          </w:p>
-        </w:tc>
-        <w:tc>
-          <w:tcPr>
-            <w:tcW w:type="dxa" w:w="2160"/>
-            <w:shd w:fill="FAFBFC"/>
-          </w:tcPr>
-          <w:p>
-            <w:pPr>
-              <w:jc w:val="center"/>
-            </w:pPr>
-            <w:r/>
-            <w:r>
-              <w:rPr>
-                <w:b w:val="0"/>
-                <w:color w:val="1F2937"/>
-                <w:sz w:val="20"/>
-              </w:rPr>
-              <w:t>7.2%</w:t>
-            </w:r>
-          </w:p>
-        </w:tc>
-        <w:tc>
-          <w:tcPr>
-            <w:tcW w:type="dxa" w:w="2160"/>
-            <w:shd w:fill="FAFBFC"/>
-          </w:tcPr>
-          <w:p>
-            <w:pPr>
-              <w:jc w:val="center"/>
-            </w:pPr>
-            <w:r/>
-            <w:r>
-              <w:rPr>
-                <w:b w:val="0"/>
-                <w:color w:val="1F2937"/>
-                <w:sz w:val="20"/>
-              </w:rPr>
-              <w:t>0.0%</w:t>
-            </w:r>
-          </w:p>
-        </w:tc>
-        <w:tc>
-          <w:tcPr>
-            <w:tcW w:type="dxa" w:w="2160"/>
-            <w:shd w:fill="FAFBFC"/>
-          </w:tcPr>
-          <w:p>
-            <w:pPr>
-              <w:jc w:val="center"/>
-            </w:pPr>
-            <w:r/>
-            <w:r>
-              <w:rPr>
-                <w:b/>
-                <w:color w:val="EF4444"/>
-                <w:sz w:val="20"/>
-              </w:rPr>
-              <w:t>-32.8pp</w:t>
-            </w:r>
-          </w:p>
-        </w:tc>
-      </w:tr>
-      <w:tr>
-        <w:tc>
-          <w:tcPr>
-            <w:tcW w:type="dxa" w:w="2160"/>
-          </w:tcPr>
-          <w:p>
-            <w:pPr>
-              <w:jc w:val="left"/>
-            </w:pPr>
-            <w:r/>
-            <w:r>
-              <w:rPr>
-                <w:b w:val="0"/>
-                <w:color w:val="1F2937"/>
-                <w:sz w:val="20"/>
-              </w:rPr>
-              <w:t>美股市值型成長</w:t>
-            </w:r>
-          </w:p>
-        </w:tc>
-        <w:tc>
-          <w:tcPr>
-            <w:tcW w:type="dxa" w:w="2160"/>
-          </w:tcPr>
-          <w:p>
-            <w:pPr>
-              <w:jc w:val="center"/>
-            </w:pPr>
-            <w:r/>
-            <w:r>
-              <w:rPr>
-                <w:b w:val="0"/>
-                <w:color w:val="1F2937"/>
-                <w:sz w:val="20"/>
-              </w:rPr>
-              <w:t>46.1%</w:t>
-            </w:r>
-          </w:p>
-        </w:tc>
-        <w:tc>
-          <w:tcPr>
-            <w:tcW w:type="dxa" w:w="2160"/>
-          </w:tcPr>
-          <w:p>
-            <w:pPr>
-              <w:jc w:val="center"/>
-            </w:pPr>
-            <w:r/>
-            <w:r>
-              <w:rPr>
-                <w:b w:val="0"/>
-                <w:color w:val="1F2937"/>
-                <w:sz w:val="20"/>
-              </w:rPr>
-              <w:t>0.0%</w:t>
-            </w:r>
-          </w:p>
-        </w:tc>
-        <w:tc>
-          <w:tcPr>
-            <w:tcW w:type="dxa" w:w="2160"/>
-          </w:tcPr>
-          <w:p>
-            <w:pPr>
-              <w:jc w:val="center"/>
-            </w:pPr>
-            <w:r/>
-            <w:r>
-              <w:rPr>
-                <w:b/>
-                <w:color w:val="10B981"/>
-                <w:sz w:val="20"/>
-              </w:rPr>
-              <w:t>+16.1pp</w:t>
-            </w:r>
-          </w:p>
-        </w:tc>
-      </w:tr>
-      <w:tr>
-        <w:tc>
-          <w:tcPr>
-            <w:tcW w:type="dxa" w:w="2160"/>
-            <w:shd w:fill="FAFBFC"/>
-          </w:tcPr>
-          <w:p>
-            <w:pPr>
-              <w:jc w:val="left"/>
-            </w:pPr>
-            <w:r/>
-            <w:r>
-              <w:rPr>
-                <w:b w:val="0"/>
-                <w:color w:val="1F2937"/>
-                <w:sz w:val="20"/>
-              </w:rPr>
-              <w:t>防守型配息</w:t>
-            </w:r>
-          </w:p>
-        </w:tc>
-        <w:tc>
-          <w:tcPr>
-            <w:tcW w:type="dxa" w:w="2160"/>
-            <w:shd w:fill="FAFBFC"/>
-          </w:tcPr>
-          <w:p>
-            <w:pPr>
-              <w:jc w:val="center"/>
-            </w:pPr>
-            <w:r/>
-            <w:r>
-              <w:rPr>
-                <w:b w:val="0"/>
-                <w:color w:val="1F2937"/>
-                <w:sz w:val="20"/>
-              </w:rPr>
-              <w:t>18.5%</w:t>
-            </w:r>
-          </w:p>
-        </w:tc>
-        <w:tc>
-          <w:tcPr>
-            <w:tcW w:type="dxa" w:w="2160"/>
-            <w:shd w:fill="FAFBFC"/>
-          </w:tcPr>
-          <w:p>
-            <w:pPr>
-              <w:jc w:val="center"/>
-            </w:pPr>
-            <w:r/>
-            <w:r>
-              <w:rPr>
-                <w:b w:val="0"/>
-                <w:color w:val="1F2937"/>
-                <w:sz w:val="20"/>
-              </w:rPr>
-              <w:t>0.0%</w:t>
-            </w:r>
-          </w:p>
-        </w:tc>
-        <w:tc>
-          <w:tcPr>
-            <w:tcW w:type="dxa" w:w="2160"/>
-            <w:shd w:fill="FAFBFC"/>
-          </w:tcPr>
-          <w:p>
-            <w:pPr>
-              <w:jc w:val="center"/>
-            </w:pPr>
-            <w:r/>
-            <w:r>
-              <w:rPr>
-                <w:b/>
-                <w:color w:val="EF4444"/>
-                <w:sz w:val="20"/>
-              </w:rPr>
-              <w:t>-11.5pp</w:t>
-            </w:r>
-          </w:p>
-        </w:tc>
-      </w:tr>
-      <w:tr>
-        <w:tc>
-          <w:tcPr>
-            <w:tcW w:type="dxa" w:w="2160"/>
-          </w:tcPr>
-          <w:p>
-            <w:pPr>
-              <w:jc w:val="left"/>
-            </w:pPr>
-            <w:r/>
-            <w:r>
-              <w:rPr>
-                <w:b w:val="0"/>
-                <w:color w:val="1F2937"/>
-                <w:sz w:val="20"/>
-              </w:rPr>
-              <w:t>債券及安全現金</w:t>
-            </w:r>
-          </w:p>
-        </w:tc>
-        <w:tc>
-          <w:tcPr>
-            <w:tcW w:type="dxa" w:w="2160"/>
-          </w:tcPr>
-          <w:p>
-            <w:pPr>
-              <w:jc w:val="center"/>
-            </w:pPr>
-            <w:r/>
-            <w:r>
-              <w:rPr>
-                <w:b w:val="0"/>
-                <w:color w:val="1F2937"/>
-                <w:sz w:val="20"/>
-              </w:rPr>
-              <w:t>33.8%</w:t>
-            </w:r>
-          </w:p>
-        </w:tc>
-        <w:tc>
-          <w:tcPr>
-            <w:tcW w:type="dxa" w:w="2160"/>
-          </w:tcPr>
-          <w:p>
-            <w:pPr>
-              <w:jc w:val="center"/>
-            </w:pPr>
-            <w:r/>
-            <w:r>
-              <w:rPr>
-                <w:b w:val="0"/>
-                <w:color w:val="1F2937"/>
-                <w:sz w:val="20"/>
-              </w:rPr>
-              <w:t>0.0%</w:t>
-            </w:r>
-          </w:p>
-        </w:tc>
-        <w:tc>
-          <w:tcPr>
-            <w:tcW w:type="dxa" w:w="2160"/>
-          </w:tcPr>
-          <w:p>
-            <w:pPr>
-              <w:jc w:val="center"/>
-            </w:pPr>
-            <w:r/>
-            <w:r>
-              <w:rPr>
-                <w:b/>
-                <w:color w:val="10B981"/>
-                <w:sz w:val="20"/>
-              </w:rPr>
-              <w:t>+8.8pp</w:t>
-            </w:r>
-          </w:p>
-        </w:tc>
-      </w:tr>
-    </w:tbl>
-    <w:p>
-      <w:pPr>
-        <w:pStyle w:val="Heading2"/>
-      </w:pPr>
-      <w:r>
-        <w:rPr>
-          <w:color w:val="1B365D"/>
-        </w:rPr>
-        <w:t>在家巴菲特分析</w:t>
-      </w:r>
-    </w:p>
-    <w:tbl>
-      <w:tblPr>
-        <w:tblStyle w:val="TableGrid"/>
-        <w:tblW w:type="auto" w:w="0"/>
-        <w:tblLook w:firstColumn="1" w:firstRow="1" w:lastColumn="0" w:lastRow="0" w:noHBand="0" w:noVBand="1" w:val="04A0"/>
-      </w:tblPr>
-      <w:tblGrid>
-        <w:gridCol w:w="2160"/>
-        <w:gridCol w:w="2160"/>
-        <w:gridCol w:w="2160"/>
-        <w:gridCol w:w="2160"/>
-      </w:tblGrid>
-      <w:tr>
-        <w:tc>
-          <w:tcPr>
-            <w:tcW w:type="dxa" w:w="2160"/>
-            <w:shd w:fill="4A90E2"/>
-          </w:tcPr>
-          <w:p>
-            <w:pPr>
-              <w:jc w:val="center"/>
-            </w:pPr>
-            <w:r/>
-            <w:r>
-              <w:rPr>
-                <w:b/>
-                <w:color w:val="FFFFFF"/>
-                <w:sz w:val="20"/>
-              </w:rPr>
-              <w:t>資產結構</w:t>
-            </w:r>
-          </w:p>
-        </w:tc>
-        <w:tc>
-          <w:tcPr>
-            <w:tcW w:type="dxa" w:w="2160"/>
-            <w:shd w:fill="4A90E2"/>
-          </w:tcPr>
-          <w:p>
-            <w:pPr>
-              <w:jc w:val="center"/>
-            </w:pPr>
-            <w:r/>
-            <w:r>
-              <w:rPr>
-                <w:b/>
-                <w:color w:val="FFFFFF"/>
-                <w:sz w:val="20"/>
-              </w:rPr>
-              <w:t>負債比率</w:t>
-            </w:r>
-          </w:p>
-        </w:tc>
-        <w:tc>
-          <w:tcPr>
-            <w:tcW w:type="dxa" w:w="2160"/>
-            <w:shd w:fill="4A90E2"/>
-          </w:tcPr>
-          <w:p>
-            <w:pPr>
-              <w:jc w:val="center"/>
-            </w:pPr>
-            <w:r/>
-            <w:r>
-              <w:rPr>
-                <w:b/>
-                <w:color w:val="FFFFFF"/>
-                <w:sz w:val="20"/>
-              </w:rPr>
-              <w:t>淨資產</w:t>
-            </w:r>
-          </w:p>
-        </w:tc>
-        <w:tc>
-          <w:tcPr>
-            <w:tcW w:type="dxa" w:w="2160"/>
-            <w:shd w:fill="4A90E2"/>
-          </w:tcPr>
-          <w:p>
-            <w:pPr>
-              <w:jc w:val="center"/>
-            </w:pPr>
-            <w:r/>
-            <w:r>
-              <w:rPr>
-                <w:b/>
-                <w:color w:val="FFFFFF"/>
-                <w:sz w:val="20"/>
-              </w:rPr>
-              <w:t>配息覆蓋率</w:t>
-            </w:r>
-          </w:p>
-        </w:tc>
-      </w:tr>
-      <w:tr>
-        <w:tc>
-          <w:tcPr>
-            <w:tcW w:type="dxa" w:w="2160"/>
-            <w:shd w:fill="F0F4F8"/>
-          </w:tcPr>
-          <w:p>
-            <w:pPr>
-              <w:jc w:val="center"/>
-            </w:pPr>
-            <w:r/>
-            <w:r>
-              <w:rPr>
-                <w:b w:val="0"/>
-                <w:color w:val="1F2937"/>
-                <w:sz w:val="18"/>
-              </w:rPr>
-              <w:t>證券 4.3% / 保單 19.5% / 基金 1.5%</w:t>
-            </w:r>
-          </w:p>
-        </w:tc>
-        <w:tc>
-          <w:tcPr>
-            <w:tcW w:type="dxa" w:w="2160"/>
-            <w:shd w:fill="F0F4F8"/>
-          </w:tcPr>
-          <w:p>
-            <w:pPr>
-              <w:jc w:val="center"/>
-            </w:pPr>
-            <w:r/>
-            <w:r>
-              <w:rPr>
-                <w:b/>
-                <w:color w:val="1F2937"/>
-                <w:sz w:val="20"/>
-              </w:rPr>
-              <w:t>43.4%</w:t>
-            </w:r>
-          </w:p>
-        </w:tc>
-        <w:tc>
-          <w:tcPr>
-            <w:tcW w:type="dxa" w:w="2160"/>
-            <w:shd w:fill="F0F4F8"/>
-          </w:tcPr>
-          <w:p>
-            <w:pPr>
-              <w:jc w:val="right"/>
-            </w:pPr>
-            <w:r/>
-            <w:r>
-              <w:rPr>
-                <w:b/>
-                <w:color w:val="1F2937"/>
-                <w:sz w:val="20"/>
-              </w:rPr>
-              <w:t>28,689,930</w:t>
-            </w:r>
-          </w:p>
-        </w:tc>
-        <w:tc>
-          <w:tcPr>
-            <w:tcW w:type="dxa" w:w="2160"/>
-            <w:shd w:fill="F0F4F8"/>
-          </w:tcPr>
-          <w:p>
-            <w:pPr>
-              <w:jc w:val="center"/>
-            </w:pPr>
-            <w:r/>
-            <w:r>
-              <w:rPr>
-                <w:b/>
-                <w:color w:val="1F2937"/>
-                <w:sz w:val="20"/>
-              </w:rPr>
-              <w:t>107.7%</w:t>
-            </w:r>
-          </w:p>
-        </w:tc>
-      </w:tr>
-    </w:tbl>
-    <w:p>
-      <w:r>
-        <w:rPr>
-          <w:b/>
-          <w:color w:val="EF4444"/>
-        </w:rPr>
-        <w:t>觀察點：</w:t>
-      </w:r>
-    </w:p>
-    <w:p>
-      <w:pPr>
-        <w:pStyle w:val="ListBullet"/>
-      </w:pPr>
-      <w:r>
-        <w:rPr>
-          <w:color w:val="1F2937"/>
-        </w:rPr>
-        <w:t>• 保單質押借款 400 萬元待 8/2 國泰轉貸清償</w:t>
-      </w:r>
-    </w:p>
-    <w:p>
-      <w:pPr>
-        <w:pStyle w:val="ListBullet"/>
-      </w:pPr>
-      <w:r>
-        <w:rPr>
-          <w:color w:val="1F2937"/>
-        </w:rPr>
-        <w:t>• 國泰轉貸金額待銀行確認，預計 8/2 完成</w:t>
-      </w:r>
-    </w:p>
-    <w:p>
-      <w:r>
-        <w:rPr>
-          <w:b/>
-          <w:color w:val="10B981"/>
-        </w:rPr>
-        <w:t>建議：</w:t>
-      </w:r>
-    </w:p>
-    <w:p>
-      <w:pPr>
-        <w:pStyle w:val="ListBullet"/>
-      </w:pPr>
-      <w:r>
-        <w:rPr>
-          <w:color w:val="1F2937"/>
-        </w:rPr>
-        <w:t>• 等待 8/2 國泰轉貸完成，清償 400 萬保單質押（金額以銀行核定為準）</w:t>
-      </w:r>
-    </w:p>
-    <w:p>
-      <w:pPr>
-        <w:pStyle w:val="ListBullet"/>
-      </w:pPr>
-      <w:r>
-        <w:rPr>
-          <w:color w:val="1F2937"/>
-        </w:rPr>
+        <w:t>💡 建議：</w:t>
+        <w:br/>
         <w:t>• 0050 權重集中台積電 ~57%，可考慮補碼分散</w:t>
-      </w:r>
-    </w:p>
-    <w:p>
-      <w:pPr>
-        <w:pStyle w:val="ListBullet"/>
-      </w:pPr>
-      <w:r>
-        <w:rPr>
-          <w:color w:val="1F2937"/>
-        </w:rPr>
+        <w:br/>
         <w:t>• 保單 A+B 管理費 1.5% 偏高，定期複檢配息收益率</w:t>
-      </w:r>
-    </w:p>
-    <w:p>
-      <w:pPr>
-        <w:pStyle w:val="Heading2"/>
-      </w:pPr>
-      <w:r>
-        <w:rPr>
-          <w:color w:val="1B365D"/>
-        </w:rPr>
-        <w:t>監控警示</w:t>
-      </w:r>
-    </w:p>
-    <w:p>
-      <w:r>
-        <w:rPr>
-          <w:color w:val="6B7280"/>
-        </w:rPr>
-        <w:t>單日資產下跌 ≥ 100,000 / 2.0%；證券下跌 ≥ 50,000 / ±3.0%</w:t>
-      </w:r>
-    </w:p>
-    <w:p>
-      <w:r>
-        <w:rPr>
-          <w:color w:val="1F2937"/>
-        </w:rPr>
-        <w:t>證券市值：</w:t>
-      </w:r>
-      <w:r>
-        <w:rPr>
-          <w:b/>
-          <w:color w:val="10B981"/>
-        </w:rPr>
-        <w:t>+0</w:t>
-      </w:r>
-      <w:r>
-        <w:rPr>
-          <w:color w:val="1F2937"/>
-        </w:rPr>
-        <w:t>（+0.00%）</w:t>
-      </w:r>
-      <w:r>
-        <w:rPr>
-          <w:b/>
-          <w:color w:val="10B981"/>
-        </w:rPr>
-        <w:t xml:space="preserve"> 正常</w:t>
+        <w:br/>
+        <w:t>• 保守配息 70K+房租 24K 可覆蓋月支出 141,958</w:t>
       </w:r>
     </w:p>
     <w:sectPr>
@@ -6086,9 +2542,8 @@
     <w:qFormat/>
     <w:rsid w:val="00FC693F"/>
     <w:rPr>
-      <w:rFonts w:ascii="微軟正黑體" w:hAnsi="微軟正黑體"/>
-      <w:color w:val="1F2937"/>
-      <w:sz w:val="20"/>
+      <w:rFonts w:ascii="Arial" w:hAnsi="Arial"/>
+      <w:sz w:val="22"/>
     </w:rPr>
   </w:style>
   <w:style w:type="paragraph" w:styleId="Header">
